--- a/일본과 동아시아/일본과 동아시아.docx
+++ b/일본과 동아시아/일본과 동아시아.docx
@@ -154,7 +154,6 @@
     <w:p>
       <w:pPr>
         <w:rPr>
-          <w:rFonts w:hint="eastAsia"/>
           <w:b/>
           <w:bCs/>
         </w:rPr>
@@ -252,9 +251,6 @@
           <w:ilvl w:val="1"/>
           <w:numId w:val="1"/>
         </w:numPr>
-        <w:rPr>
-          <w:rFonts w:hint="eastAsia"/>
-        </w:rPr>
       </w:pPr>
       <w:r>
         <w:rPr>
@@ -418,9 +414,6 @@
           <w:ilvl w:val="1"/>
           <w:numId w:val="1"/>
         </w:numPr>
-        <w:rPr>
-          <w:rFonts w:hint="eastAsia"/>
-        </w:rPr>
       </w:pPr>
       <w:r>
         <w:rPr>
@@ -1499,11 +1492,6 @@
                       <wps:txbx>
                         <w:txbxContent>
                           <w:p>
-                            <w:pPr>
-                              <w:rPr>
-                                <w:rFonts w:hint="eastAsia"/>
-                              </w:rPr>
-                            </w:pPr>
                             <w:proofErr w:type="spellStart"/>
                             <w:r>
                               <w:rPr>
@@ -1536,11 +1524,6 @@
                 <v:textbox>
                   <w:txbxContent>
                     <w:p>
-                      <w:pPr>
-                        <w:rPr>
-                          <w:rFonts w:hint="eastAsia"/>
-                        </w:rPr>
-                      </w:pPr>
                       <w:proofErr w:type="spellStart"/>
                       <w:r>
                         <w:rPr>
@@ -1719,11 +1702,6 @@
                       <wps:txbx>
                         <w:txbxContent>
                           <w:p>
-                            <w:pPr>
-                              <w:rPr>
-                                <w:rFonts w:hint="eastAsia"/>
-                              </w:rPr>
-                            </w:pPr>
                             <w:proofErr w:type="spellStart"/>
                             <w:r>
                               <w:rPr>
@@ -1773,11 +1751,6 @@
                 <v:textbox>
                   <w:txbxContent>
                     <w:p>
-                      <w:pPr>
-                        <w:rPr>
-                          <w:rFonts w:hint="eastAsia"/>
-                        </w:rPr>
-                      </w:pPr>
                       <w:proofErr w:type="spellStart"/>
                       <w:r>
                         <w:rPr>
@@ -2353,11 +2326,6 @@
                       <wps:txbx>
                         <w:txbxContent>
                           <w:p>
-                            <w:pPr>
-                              <w:rPr>
-                                <w:rFonts w:hint="eastAsia"/>
-                              </w:rPr>
-                            </w:pPr>
                             <w:proofErr w:type="spellStart"/>
                             <w:r>
                               <w:rPr>
@@ -2396,11 +2364,6 @@
                 <v:textbox>
                   <w:txbxContent>
                     <w:p>
-                      <w:pPr>
-                        <w:rPr>
-                          <w:rFonts w:hint="eastAsia"/>
-                        </w:rPr>
-                      </w:pPr>
                       <w:proofErr w:type="spellStart"/>
                       <w:r>
                         <w:rPr>
@@ -2547,9 +2510,6 @@
           <w:ilvl w:val="0"/>
           <w:numId w:val="2"/>
         </w:numPr>
-        <w:rPr>
-          <w:rFonts w:hint="eastAsia"/>
-        </w:rPr>
       </w:pPr>
       <w:r>
         <w:rPr>
@@ -2711,7 +2671,6 @@
     <w:p>
       <w:pPr>
         <w:rPr>
-          <w:rFonts w:hint="eastAsia"/>
           <w:b/>
           <w:bCs/>
         </w:rPr>
@@ -2788,11 +2747,6 @@
       </w:r>
     </w:p>
     <w:p>
-      <w:pPr>
-        <w:rPr>
-          <w:rFonts w:hint="eastAsia"/>
-        </w:rPr>
-      </w:pPr>
       <w:proofErr w:type="spellStart"/>
       <w:r>
         <w:rPr>
@@ -2828,7 +2782,19 @@
         <w:rPr>
           <w:rFonts w:hint="eastAsia"/>
         </w:rPr>
-        <w:t>나카노모에</w:t>
+        <w:t>나카노</w:t>
+      </w:r>
+      <w:r>
+        <w:rPr>
+          <w:rFonts w:hint="eastAsia"/>
+        </w:rPr>
+        <w:t>오</w:t>
+      </w:r>
+      <w:r>
+        <w:rPr>
+          <w:rFonts w:hint="eastAsia"/>
+        </w:rPr>
+        <w:t>에</w:t>
       </w:r>
       <w:proofErr w:type="spellEnd"/>
       <w:r>
@@ -2895,11 +2861,6 @@
       </w:r>
     </w:p>
     <w:p>
-      <w:pPr>
-        <w:rPr>
-          <w:rFonts w:hint="eastAsia"/>
-        </w:rPr>
-      </w:pPr>
       <w:r>
         <w:rPr>
           <w:rFonts w:hint="eastAsia"/>
@@ -3010,7 +2971,19 @@
         <w:rPr>
           <w:rFonts w:hint="eastAsia"/>
         </w:rPr>
-        <w:t>나카노모에</w:t>
+        <w:t>나카노</w:t>
+      </w:r>
+      <w:r>
+        <w:rPr>
+          <w:rFonts w:hint="eastAsia"/>
+        </w:rPr>
+        <w:t>오</w:t>
+      </w:r>
+      <w:r>
+        <w:rPr>
+          <w:rFonts w:hint="eastAsia"/>
+        </w:rPr>
+        <w:t>에</w:t>
       </w:r>
       <w:proofErr w:type="spellEnd"/>
       <w:r>
@@ -3129,7 +3102,19 @@
         <w:rPr>
           <w:rFonts w:hint="eastAsia"/>
         </w:rPr>
-        <w:t>나카노모에</w:t>
+        <w:t>나카노</w:t>
+      </w:r>
+      <w:r>
+        <w:rPr>
+          <w:rFonts w:hint="eastAsia"/>
+        </w:rPr>
+        <w:t>오</w:t>
+      </w:r>
+      <w:r>
+        <w:rPr>
+          <w:rFonts w:hint="eastAsia"/>
+        </w:rPr>
+        <w:t>에</w:t>
       </w:r>
       <w:proofErr w:type="spellEnd"/>
       <w:r>
@@ -3143,7 +3128,6 @@
     <w:p>
       <w:pPr>
         <w:rPr>
-          <w:rFonts w:hint="eastAsia"/>
           <w:b/>
           <w:bCs/>
         </w:rPr>
@@ -3382,54 +3366,1623 @@
         <w:rPr>
           <w:rFonts w:hint="eastAsia"/>
         </w:rPr>
-        <w:t>1번 정답 4123</w:t>
-      </w:r>
-    </w:p>
-    <w:p>
-      <w:pPr>
-        <w:rPr>
-          <w:rFonts w:hint="eastAsia"/>
-        </w:rPr>
-      </w:pPr>
-      <w:r>
-        <w:rPr>
-          <w:rFonts w:hint="eastAsia"/>
-        </w:rPr>
-        <w:t xml:space="preserve">2번 아스카 문화란 무엇인가? </w:t>
-      </w:r>
-      <w:proofErr w:type="gramStart"/>
-      <w:r>
-        <w:rPr>
-          <w:rFonts w:hint="eastAsia"/>
-        </w:rPr>
-        <w:t>( 3문장이상</w:t>
-      </w:r>
-      <w:r>
-        <w:rPr>
-          <w:rFonts w:hint="eastAsia"/>
+        <w:t>2025.09.19</w:t>
+      </w:r>
+    </w:p>
+    <w:p>
+      <w:pPr>
+        <w:rPr>
+          <w:b/>
+          <w:bCs/>
+        </w:rPr>
+      </w:pPr>
+      <w:r>
+        <w:rPr>
+          <w:rFonts w:hint="eastAsia"/>
+          <w:b/>
+          <w:bCs/>
+        </w:rPr>
+        <w:t>후지와라 씨와 국풍문화</w:t>
+      </w:r>
+    </w:p>
+    <w:p>
+      <w:pPr>
+        <w:rPr>
+          <w:rFonts w:hint="eastAsia"/>
+          <w:b/>
+          <w:bCs/>
+        </w:rPr>
+      </w:pPr>
+      <w:r>
+        <w:rPr>
+          <w:rFonts w:hint="eastAsia"/>
+          <w:b/>
+          <w:bCs/>
+        </w:rPr>
+        <w:t>나라시대</w:t>
+      </w:r>
+    </w:p>
+    <w:p>
+      <w:pPr>
+        <w:rPr>
+          <w:rFonts w:hint="eastAsia"/>
+        </w:rPr>
+      </w:pPr>
+      <w:r>
+        <w:rPr>
+          <w:rFonts w:hint="eastAsia"/>
+        </w:rPr>
+        <w:t xml:space="preserve">694년 </w:t>
+      </w:r>
+      <w:proofErr w:type="spellStart"/>
+      <w:r>
+        <w:rPr>
+          <w:rFonts w:hint="eastAsia"/>
+        </w:rPr>
+        <w:t>후지와라쿄로</w:t>
+      </w:r>
+      <w:proofErr w:type="spellEnd"/>
+      <w:r>
+        <w:rPr>
+          <w:rFonts w:hint="eastAsia"/>
+        </w:rPr>
+        <w:t xml:space="preserve"> 천도</w:t>
+      </w:r>
+    </w:p>
+    <w:p>
+      <w:pPr>
+        <w:rPr>
+          <w:b/>
+          <w:bCs/>
+        </w:rPr>
+      </w:pPr>
+      <w:proofErr w:type="spellStart"/>
+      <w:r>
+        <w:rPr>
+          <w:rFonts w:hint="eastAsia"/>
+          <w:b/>
+          <w:bCs/>
+        </w:rPr>
+        <w:t>후지와라노</w:t>
+      </w:r>
+      <w:proofErr w:type="spellEnd"/>
+      <w:r>
+        <w:rPr>
+          <w:rFonts w:hint="eastAsia"/>
+          <w:b/>
+          <w:bCs/>
         </w:rPr>
         <w:t xml:space="preserve"> </w:t>
       </w:r>
+      <w:proofErr w:type="spellStart"/>
+      <w:r>
+        <w:rPr>
+          <w:rFonts w:hint="eastAsia"/>
+          <w:b/>
+          <w:bCs/>
+        </w:rPr>
+        <w:t>후히토</w:t>
+      </w:r>
+      <w:proofErr w:type="spellEnd"/>
+    </w:p>
+    <w:p>
+      <w:pPr>
+        <w:pStyle w:val="a6"/>
+        <w:numPr>
+          <w:ilvl w:val="0"/>
+          <w:numId w:val="1"/>
+        </w:numPr>
+      </w:pPr>
+      <w:proofErr w:type="spellStart"/>
+      <w:r>
+        <w:rPr>
+          <w:rFonts w:hint="eastAsia"/>
+        </w:rPr>
+        <w:t>나카토미노</w:t>
+      </w:r>
+      <w:proofErr w:type="spellEnd"/>
+      <w:r>
+        <w:rPr>
+          <w:rFonts w:hint="eastAsia"/>
+        </w:rPr>
+        <w:t xml:space="preserve"> </w:t>
+      </w:r>
+      <w:proofErr w:type="spellStart"/>
+      <w:r>
+        <w:rPr>
+          <w:rFonts w:hint="eastAsia"/>
+        </w:rPr>
+        <w:t>가마타리</w:t>
+      </w:r>
+      <w:r>
+        <w:rPr>
+          <w:rFonts w:hint="eastAsia"/>
+        </w:rPr>
+        <w:t>의</w:t>
+      </w:r>
+      <w:proofErr w:type="spellEnd"/>
+      <w:r>
+        <w:rPr>
+          <w:rFonts w:hint="eastAsia"/>
+        </w:rPr>
+        <w:t xml:space="preserve"> 차남</w:t>
+      </w:r>
+    </w:p>
+    <w:p>
+      <w:pPr>
+        <w:pStyle w:val="a6"/>
+        <w:numPr>
+          <w:ilvl w:val="0"/>
+          <w:numId w:val="1"/>
+        </w:numPr>
+        <w:rPr>
+          <w:rFonts w:hint="eastAsia"/>
+        </w:rPr>
+      </w:pPr>
+      <w:r>
+        <w:rPr>
+          <w:rFonts w:hint="eastAsia"/>
+        </w:rPr>
+        <w:t xml:space="preserve">덴지 천황으로부터 후지와라 성을 </w:t>
+      </w:r>
+      <w:proofErr w:type="spellStart"/>
+      <w:r>
+        <w:rPr>
+          <w:rFonts w:hint="eastAsia"/>
+        </w:rPr>
+        <w:t>하사받음</w:t>
+      </w:r>
+      <w:proofErr w:type="spellEnd"/>
+    </w:p>
+    <w:p>
+      <w:pPr>
+        <w:pStyle w:val="a6"/>
+        <w:numPr>
+          <w:ilvl w:val="0"/>
+          <w:numId w:val="1"/>
+        </w:numPr>
+      </w:pPr>
+      <w:r>
+        <w:rPr>
+          <w:rFonts w:hint="eastAsia"/>
+        </w:rPr>
+        <w:t xml:space="preserve">701년 </w:t>
+      </w:r>
+      <w:proofErr w:type="spellStart"/>
+      <w:r>
+        <w:rPr>
+          <w:rFonts w:hint="eastAsia"/>
+        </w:rPr>
+        <w:t>다이호</w:t>
+      </w:r>
+      <w:proofErr w:type="spellEnd"/>
+      <w:r>
+        <w:rPr>
+          <w:rFonts w:hint="eastAsia"/>
+        </w:rPr>
+        <w:t xml:space="preserve"> 율령을 제정</w:t>
+      </w:r>
+      <w:r>
+        <w:rPr>
+          <w:rFonts w:hint="eastAsia"/>
+        </w:rPr>
+        <w:t>/대륙에 지지 않는 율령 국가</w:t>
+      </w:r>
+    </w:p>
+    <w:p>
+      <w:pPr>
+        <w:pStyle w:val="a6"/>
+        <w:numPr>
+          <w:ilvl w:val="1"/>
+          <w:numId w:val="1"/>
+        </w:numPr>
+      </w:pPr>
+      <w:r>
+        <w:rPr>
+          <w:rFonts w:hint="eastAsia"/>
+        </w:rPr>
+        <w:t>반전수수법</w:t>
+      </w:r>
+      <w:r>
+        <w:rPr>
+          <w:rFonts w:hint="eastAsia"/>
+        </w:rPr>
+        <w:t>: 국가의 농지 경작권의 지급, 수용에 관한 법</w:t>
+      </w:r>
+    </w:p>
+    <w:p>
+      <w:pPr>
+        <w:pStyle w:val="a6"/>
+        <w:numPr>
+          <w:ilvl w:val="0"/>
+          <w:numId w:val="1"/>
+        </w:numPr>
+        <w:rPr>
+          <w:rFonts w:hint="eastAsia"/>
+        </w:rPr>
+      </w:pPr>
+      <w:r>
+        <w:rPr>
+          <w:rFonts w:hint="eastAsia"/>
+        </w:rPr>
+        <w:t xml:space="preserve">702년 </w:t>
+      </w:r>
+      <w:proofErr w:type="spellStart"/>
+      <w:r>
+        <w:rPr>
+          <w:rFonts w:hint="eastAsia"/>
+        </w:rPr>
+        <w:t>지토</w:t>
+      </w:r>
+      <w:proofErr w:type="spellEnd"/>
+      <w:r>
+        <w:rPr>
+          <w:rFonts w:hint="eastAsia"/>
+        </w:rPr>
+        <w:t xml:space="preserve"> 사망, 다시 </w:t>
+      </w:r>
+      <w:proofErr w:type="spellStart"/>
+      <w:r>
+        <w:rPr>
+          <w:rFonts w:hint="eastAsia"/>
+        </w:rPr>
+        <w:t>견당사</w:t>
+      </w:r>
+      <w:proofErr w:type="spellEnd"/>
+      <w:r>
+        <w:rPr>
+          <w:rFonts w:hint="eastAsia"/>
+        </w:rPr>
+        <w:t xml:space="preserve"> 파견</w:t>
+      </w:r>
+    </w:p>
+    <w:p>
+      <w:pPr>
+        <w:pStyle w:val="a6"/>
+        <w:numPr>
+          <w:ilvl w:val="0"/>
+          <w:numId w:val="1"/>
+        </w:numPr>
+      </w:pPr>
+      <w:r>
+        <w:rPr>
+          <w:rFonts w:hint="eastAsia"/>
+        </w:rPr>
+        <w:t xml:space="preserve">710년 </w:t>
+      </w:r>
+      <w:proofErr w:type="spellStart"/>
+      <w:r>
+        <w:rPr>
+          <w:rFonts w:hint="eastAsia"/>
+        </w:rPr>
+        <w:t>헤이조쿄</w:t>
+      </w:r>
+      <w:proofErr w:type="spellEnd"/>
+      <w:r>
+        <w:rPr>
+          <w:rFonts w:hint="eastAsia"/>
+        </w:rPr>
+        <w:t xml:space="preserve"> 천</w:t>
+      </w:r>
+      <w:r>
+        <w:rPr>
+          <w:rFonts w:hint="eastAsia"/>
+        </w:rPr>
+        <w:t>도</w:t>
+      </w:r>
+      <w:r>
+        <w:rPr>
+          <w:rFonts w:hint="eastAsia"/>
+        </w:rPr>
+        <w:t xml:space="preserve"> 주도</w:t>
+      </w:r>
+      <w:r>
+        <w:rPr>
+          <w:rFonts w:hint="eastAsia"/>
+        </w:rPr>
+        <w:t>/</w:t>
+      </w:r>
+      <w:proofErr w:type="spellStart"/>
+      <w:r>
+        <w:rPr>
+          <w:rFonts w:hint="eastAsia"/>
+        </w:rPr>
+        <w:t>겐메이</w:t>
+      </w:r>
+      <w:proofErr w:type="spellEnd"/>
+      <w:r>
+        <w:rPr>
+          <w:rFonts w:hint="eastAsia"/>
+        </w:rPr>
+        <w:t xml:space="preserve"> 천황</w:t>
+      </w:r>
+    </w:p>
+    <w:p>
+      <w:pPr>
+        <w:pStyle w:val="a6"/>
+        <w:numPr>
+          <w:ilvl w:val="0"/>
+          <w:numId w:val="1"/>
+        </w:numPr>
+      </w:pPr>
+      <w:r>
+        <w:rPr>
+          <w:rFonts w:hint="eastAsia"/>
+        </w:rPr>
+        <w:t>7</w:t>
+      </w:r>
+      <w:r>
+        <w:rPr>
+          <w:rFonts w:hint="eastAsia"/>
+        </w:rPr>
+        <w:t>20</w:t>
+      </w:r>
+      <w:r>
+        <w:rPr>
+          <w:rFonts w:hint="eastAsia"/>
+        </w:rPr>
+        <w:t>년 일본서기</w:t>
+      </w:r>
+      <w:r>
+        <w:rPr>
+          <w:rFonts w:hint="eastAsia"/>
+        </w:rPr>
+        <w:t xml:space="preserve"> 완성</w:t>
+      </w:r>
+    </w:p>
+    <w:p>
+      <w:r>
+        <w:rPr>
+          <w:rFonts w:hint="eastAsia"/>
+        </w:rPr>
+        <w:t>나라 시대의 불교, 국가의 보호 아래 발전</w:t>
+      </w:r>
+    </w:p>
+    <w:p>
+      <w:proofErr w:type="spellStart"/>
+      <w:r>
+        <w:rPr>
+          <w:rFonts w:hint="eastAsia"/>
+        </w:rPr>
+        <w:t>쇼무</w:t>
+      </w:r>
+      <w:proofErr w:type="spellEnd"/>
+      <w:r>
+        <w:rPr>
+          <w:rFonts w:hint="eastAsia"/>
+        </w:rPr>
+        <w:t xml:space="preserve"> 천황, 743년 대불 건립 결심</w:t>
+      </w:r>
+    </w:p>
+    <w:p/>
+    <w:p>
+      <w:pPr>
+        <w:rPr>
+          <w:b/>
+          <w:bCs/>
+        </w:rPr>
+      </w:pPr>
+      <w:proofErr w:type="spellStart"/>
+      <w:r>
+        <w:rPr>
+          <w:rFonts w:hint="eastAsia"/>
+          <w:b/>
+          <w:bCs/>
+        </w:rPr>
+        <w:t>공지공민제의</w:t>
+      </w:r>
+      <w:proofErr w:type="spellEnd"/>
+      <w:r>
+        <w:rPr>
+          <w:rFonts w:hint="eastAsia"/>
+          <w:b/>
+          <w:bCs/>
+        </w:rPr>
+        <w:t xml:space="preserve"> 성립과 붕괴</w:t>
+      </w:r>
+    </w:p>
+    <w:p>
+      <w:r>
+        <w:rPr>
+          <w:rFonts w:hint="eastAsia"/>
+        </w:rPr>
+        <w:t xml:space="preserve">702년 </w:t>
+      </w:r>
+      <w:proofErr w:type="spellStart"/>
+      <w:r>
+        <w:rPr>
+          <w:rFonts w:hint="eastAsia"/>
+        </w:rPr>
+        <w:t>다이호</w:t>
+      </w:r>
+      <w:proofErr w:type="spellEnd"/>
+      <w:r>
+        <w:rPr>
+          <w:rFonts w:hint="eastAsia"/>
+        </w:rPr>
+        <w:t xml:space="preserve"> 령 시행으로 </w:t>
+      </w:r>
+      <w:proofErr w:type="spellStart"/>
+      <w:r>
+        <w:rPr>
+          <w:rFonts w:hint="eastAsia"/>
+        </w:rPr>
+        <w:t>공지공민제가</w:t>
+      </w:r>
+      <w:proofErr w:type="spellEnd"/>
+      <w:r>
+        <w:rPr>
+          <w:rFonts w:hint="eastAsia"/>
+        </w:rPr>
+        <w:t xml:space="preserve"> 상징적으로 실현</w:t>
+      </w:r>
+    </w:p>
+    <w:p>
+      <w:r>
+        <w:rPr>
+          <w:rFonts w:hint="eastAsia"/>
+        </w:rPr>
+        <w:t xml:space="preserve">반전수수법: 공민에게 토지를 지급하고 사망하면 나라에 </w:t>
+      </w:r>
+      <w:proofErr w:type="spellStart"/>
+      <w:r>
+        <w:rPr>
+          <w:rFonts w:hint="eastAsia"/>
+        </w:rPr>
+        <w:t>반환시키는</w:t>
+      </w:r>
+      <w:proofErr w:type="spellEnd"/>
+      <w:r>
+        <w:rPr>
+          <w:rFonts w:hint="eastAsia"/>
+        </w:rPr>
+        <w:t xml:space="preserve"> 제도</w:t>
+      </w:r>
+    </w:p>
+    <w:p>
+      <w:r>
+        <w:rPr>
+          <w:rFonts w:hint="eastAsia"/>
+        </w:rPr>
+        <w:t>인구 증가로 구분전 부족 현상발생. 무거운 세금 부담으로 농민 이탈자 발생</w:t>
+      </w:r>
+    </w:p>
+    <w:p>
+      <w:r>
+        <w:rPr>
+          <w:rFonts w:hint="eastAsia"/>
+        </w:rPr>
+        <w:t xml:space="preserve">743년 </w:t>
+      </w:r>
+      <w:proofErr w:type="spellStart"/>
+      <w:r>
+        <w:rPr>
+          <w:rFonts w:hint="eastAsia"/>
+          <w:b/>
+          <w:bCs/>
+          <w:color w:val="EE0000"/>
+        </w:rPr>
+        <w:t>간전영년사재법</w:t>
+      </w:r>
+      <w:proofErr w:type="spellEnd"/>
+      <w:r>
+        <w:rPr>
+          <w:rFonts w:hint="eastAsia"/>
+        </w:rPr>
+        <w:t xml:space="preserve"> 실시 (개간 토지는 영구적인 사유 인정)</w:t>
+      </w:r>
+    </w:p>
+    <w:p>
+      <w:pPr>
+        <w:pStyle w:val="a6"/>
+        <w:numPr>
+          <w:ilvl w:val="0"/>
+          <w:numId w:val="1"/>
+        </w:numPr>
+      </w:pPr>
+      <w:r>
+        <w:rPr>
+          <w:rFonts w:hint="eastAsia"/>
+        </w:rPr>
+        <w:t>개발 영주. 영지를 지키기 위해 무장</w:t>
+      </w:r>
+    </w:p>
+    <w:p>
+      <w:pPr>
+        <w:pStyle w:val="a6"/>
+        <w:numPr>
+          <w:ilvl w:val="0"/>
+          <w:numId w:val="1"/>
+        </w:numPr>
+      </w:pPr>
+      <w:r>
+        <w:rPr>
+          <w:b/>
+          <w:bCs/>
+          <w:color w:val="0070C0"/>
+        </w:rPr>
+        <w:t>‘</w:t>
+      </w:r>
+      <w:r>
+        <w:rPr>
+          <w:rFonts w:hint="eastAsia"/>
+          <w:b/>
+          <w:bCs/>
+          <w:color w:val="0070C0"/>
+        </w:rPr>
+        <w:t>무사</w:t>
+      </w:r>
+      <w:r>
+        <w:rPr>
+          <w:b/>
+          <w:bCs/>
+          <w:color w:val="0070C0"/>
+        </w:rPr>
+        <w:t>’</w:t>
+      </w:r>
+      <w:r>
+        <w:rPr>
+          <w:rFonts w:hint="eastAsia"/>
+        </w:rPr>
+        <w:t>의 탄생</w:t>
+      </w:r>
+    </w:p>
+    <w:p>
+      <w:pPr>
+        <w:rPr>
+          <w:rFonts w:hint="eastAsia"/>
+        </w:rPr>
+      </w:pPr>
+      <w:r>
+        <w:rPr>
+          <w:rFonts w:hint="eastAsia"/>
+          <w:b/>
+          <w:bCs/>
+        </w:rPr>
+        <w:lastRenderedPageBreak/>
+        <w:t>헤이안 시대</w:t>
+      </w:r>
+    </w:p>
+    <w:p>
+      <w:pPr>
+        <w:rPr>
+          <w:b/>
+          <w:bCs/>
+        </w:rPr>
+      </w:pPr>
+      <w:r>
+        <w:rPr>
+          <w:rFonts w:hint="eastAsia"/>
+          <w:b/>
+          <w:bCs/>
+        </w:rPr>
+        <w:t>헤이안 천도</w:t>
+      </w:r>
+    </w:p>
+    <w:p>
+      <w:r>
+        <w:rPr>
+          <w:rFonts w:hint="eastAsia"/>
+        </w:rPr>
+        <w:t xml:space="preserve">794년 </w:t>
+      </w:r>
+      <w:proofErr w:type="spellStart"/>
+      <w:r>
+        <w:rPr>
+          <w:rFonts w:hint="eastAsia"/>
+        </w:rPr>
+        <w:t>간무</w:t>
+      </w:r>
+      <w:proofErr w:type="spellEnd"/>
+      <w:r>
+        <w:rPr>
+          <w:rFonts w:hint="eastAsia"/>
+        </w:rPr>
+        <w:t xml:space="preserve"> 천황 헤이안 천도</w:t>
+      </w:r>
+    </w:p>
+    <w:p>
+      <w:pPr>
+        <w:pStyle w:val="a6"/>
+        <w:numPr>
+          <w:ilvl w:val="0"/>
+          <w:numId w:val="4"/>
+        </w:numPr>
+      </w:pPr>
+      <w:r>
+        <w:rPr>
+          <w:rFonts w:hint="eastAsia"/>
+        </w:rPr>
+        <w:t>원령의 공포</w:t>
+      </w:r>
+    </w:p>
+    <w:p>
+      <w:pPr>
+        <w:pStyle w:val="a6"/>
+        <w:numPr>
+          <w:ilvl w:val="0"/>
+          <w:numId w:val="4"/>
+        </w:numPr>
+      </w:pPr>
+      <w:proofErr w:type="spellStart"/>
+      <w:r>
+        <w:rPr>
+          <w:rFonts w:hint="eastAsia"/>
+        </w:rPr>
+        <w:t>나가오카쿄가</w:t>
+      </w:r>
+      <w:proofErr w:type="spellEnd"/>
+      <w:r>
+        <w:rPr>
+          <w:rFonts w:hint="eastAsia"/>
+        </w:rPr>
+        <w:t xml:space="preserve"> 수해를 입기 쉬운 지형</w:t>
+      </w:r>
+    </w:p>
+    <w:p>
+      <w:pPr>
+        <w:pStyle w:val="a6"/>
+        <w:numPr>
+          <w:ilvl w:val="0"/>
+          <w:numId w:val="4"/>
+        </w:numPr>
+        <w:rPr>
+          <w:rFonts w:hint="eastAsia"/>
+        </w:rPr>
+      </w:pPr>
+      <w:proofErr w:type="spellStart"/>
+      <w:r>
+        <w:rPr>
+          <w:rFonts w:hint="eastAsia"/>
+        </w:rPr>
+        <w:t>하타</w:t>
+      </w:r>
+      <w:proofErr w:type="spellEnd"/>
+      <w:r>
+        <w:rPr>
+          <w:rFonts w:hint="eastAsia"/>
+        </w:rPr>
+        <w:t xml:space="preserve"> 씨의 경제력을 주요 재원으로 율령정치의 재건 시도</w:t>
+      </w:r>
+    </w:p>
+    <w:p>
+      <w:pPr>
+        <w:pStyle w:val="a6"/>
+        <w:numPr>
+          <w:ilvl w:val="0"/>
+          <w:numId w:val="1"/>
+        </w:numPr>
+      </w:pPr>
+      <w:r>
+        <w:rPr>
+          <w:rFonts w:hint="eastAsia"/>
+        </w:rPr>
+        <w:t xml:space="preserve">나라가 후지와라 씨 등 귀족과 </w:t>
+      </w:r>
+      <w:proofErr w:type="spellStart"/>
+      <w:r>
+        <w:rPr>
+          <w:rFonts w:hint="eastAsia"/>
+        </w:rPr>
+        <w:t>도다이지로</w:t>
+      </w:r>
+      <w:proofErr w:type="spellEnd"/>
+      <w:r>
+        <w:rPr>
+          <w:rFonts w:hint="eastAsia"/>
+        </w:rPr>
+        <w:t xml:space="preserve"> 대표되는 사원세력의 본거지였음</w:t>
+      </w:r>
+    </w:p>
+    <w:p/>
+    <w:p>
+      <w:pPr>
+        <w:rPr>
+          <w:b/>
+          <w:bCs/>
+        </w:rPr>
+      </w:pPr>
+      <w:r>
+        <w:rPr>
+          <w:rFonts w:hint="eastAsia"/>
+          <w:b/>
+          <w:bCs/>
+        </w:rPr>
+        <w:t xml:space="preserve">후지와라 </w:t>
+      </w:r>
+      <w:proofErr w:type="spellStart"/>
+      <w:r>
+        <w:rPr>
+          <w:rFonts w:hint="eastAsia"/>
+          <w:b/>
+          <w:bCs/>
+        </w:rPr>
+        <w:t>북가의</w:t>
+      </w:r>
+      <w:proofErr w:type="spellEnd"/>
+      <w:r>
+        <w:rPr>
+          <w:rFonts w:hint="eastAsia"/>
+          <w:b/>
+          <w:bCs/>
+        </w:rPr>
+        <w:t xml:space="preserve"> 전성기</w:t>
+      </w:r>
+    </w:p>
+    <w:p>
+      <w:proofErr w:type="spellStart"/>
+      <w:r>
+        <w:rPr>
+          <w:rFonts w:hint="eastAsia"/>
+        </w:rPr>
+        <w:t>후히토의</w:t>
+      </w:r>
+      <w:proofErr w:type="spellEnd"/>
+      <w:r>
+        <w:rPr>
+          <w:rFonts w:hint="eastAsia"/>
+        </w:rPr>
+        <w:t xml:space="preserve"> 4남: 무치마로(</w:t>
+      </w:r>
+      <w:proofErr w:type="spellStart"/>
+      <w:r>
+        <w:rPr>
+          <w:rFonts w:hint="eastAsia"/>
+        </w:rPr>
+        <w:t>남가</w:t>
+      </w:r>
+      <w:proofErr w:type="spellEnd"/>
+      <w:r>
+        <w:rPr>
+          <w:rFonts w:hint="eastAsia"/>
+        </w:rPr>
+        <w:t>), 후사사키(</w:t>
+      </w:r>
+      <w:proofErr w:type="spellStart"/>
+      <w:r>
+        <w:rPr>
+          <w:rFonts w:hint="eastAsia"/>
+        </w:rPr>
+        <w:t>북가</w:t>
+      </w:r>
+      <w:proofErr w:type="spellEnd"/>
+      <w:r>
+        <w:rPr>
+          <w:rFonts w:hint="eastAsia"/>
+        </w:rPr>
+        <w:t xml:space="preserve">), </w:t>
+      </w:r>
+      <w:proofErr w:type="spellStart"/>
+      <w:r>
+        <w:rPr>
+          <w:rFonts w:hint="eastAsia"/>
+        </w:rPr>
+        <w:t>우마카이</w:t>
+      </w:r>
+      <w:proofErr w:type="spellEnd"/>
+      <w:r>
+        <w:rPr>
+          <w:rFonts w:hint="eastAsia"/>
+        </w:rPr>
+        <w:t>(</w:t>
+      </w:r>
+      <w:proofErr w:type="spellStart"/>
+      <w:r>
+        <w:rPr>
+          <w:rFonts w:hint="eastAsia"/>
+        </w:rPr>
+        <w:t>식가</w:t>
+      </w:r>
+      <w:proofErr w:type="spellEnd"/>
+      <w:r>
+        <w:rPr>
+          <w:rFonts w:hint="eastAsia"/>
+        </w:rPr>
+        <w:t>), 마로(</w:t>
+      </w:r>
+      <w:proofErr w:type="spellStart"/>
+      <w:r>
+        <w:rPr>
+          <w:rFonts w:hint="eastAsia"/>
+        </w:rPr>
+        <w:t>경가</w:t>
+      </w:r>
+      <w:proofErr w:type="spellEnd"/>
       <w:r>
         <w:rPr>
           <w:rFonts w:hint="eastAsia"/>
         </w:rPr>
         <w:t>)</w:t>
       </w:r>
-      <w:proofErr w:type="gramEnd"/>
-    </w:p>
-    <w:p>
-      <w:pPr>
-        <w:rPr>
-          <w:rFonts w:hint="eastAsia"/>
-        </w:rPr>
-      </w:pPr>
+    </w:p>
+    <w:p>
+      <w:proofErr w:type="spellStart"/>
+      <w:r>
+        <w:rPr>
+          <w:rFonts w:hint="eastAsia"/>
+        </w:rPr>
+        <w:t>구스코의</w:t>
+      </w:r>
+      <w:proofErr w:type="spellEnd"/>
+      <w:r>
+        <w:rPr>
+          <w:rFonts w:hint="eastAsia"/>
+        </w:rPr>
+        <w:t xml:space="preserve"> 변(810년) -&gt; </w:t>
+      </w:r>
+      <w:proofErr w:type="spellStart"/>
+      <w:r>
+        <w:rPr>
+          <w:rFonts w:hint="eastAsia"/>
+        </w:rPr>
+        <w:t>북가가</w:t>
+      </w:r>
+      <w:proofErr w:type="spellEnd"/>
+      <w:r>
+        <w:rPr>
+          <w:rFonts w:hint="eastAsia"/>
+        </w:rPr>
+        <w:t xml:space="preserve"> 번영</w:t>
+      </w:r>
+    </w:p>
+    <w:p>
+      <w:r>
+        <w:rPr>
+          <w:rFonts w:hint="eastAsia"/>
+        </w:rPr>
+        <w:t xml:space="preserve">번영의 기초: </w:t>
+      </w:r>
+      <w:proofErr w:type="spellStart"/>
+      <w:r>
+        <w:rPr>
+          <w:rFonts w:hint="eastAsia"/>
+        </w:rPr>
+        <w:t>후지와라노</w:t>
+      </w:r>
+      <w:proofErr w:type="spellEnd"/>
       <w:r>
         <w:rPr>
           <w:rFonts w:hint="eastAsia"/>
         </w:rPr>
         <w:t xml:space="preserve"> </w:t>
       </w:r>
+      <w:proofErr w:type="spellStart"/>
+      <w:r>
+        <w:rPr>
+          <w:rFonts w:hint="eastAsia"/>
+        </w:rPr>
+        <w:t>후유쓰구</w:t>
+      </w:r>
+      <w:proofErr w:type="spellEnd"/>
+    </w:p>
+    <w:p>
+      <w:r>
+        <w:t>아들</w:t>
+      </w:r>
+      <w:r>
+        <w:rPr>
+          <w:rFonts w:hint="eastAsia"/>
+        </w:rPr>
+        <w:t xml:space="preserve"> </w:t>
+      </w:r>
+      <w:proofErr w:type="spellStart"/>
+      <w:r>
+        <w:t>요시후사</w:t>
+      </w:r>
+      <w:proofErr w:type="spellEnd"/>
+      <w:r>
+        <w:t xml:space="preserve">– </w:t>
+      </w:r>
+      <w:proofErr w:type="spellStart"/>
+      <w:r>
+        <w:t>사가천황의</w:t>
+      </w:r>
+      <w:proofErr w:type="spellEnd"/>
+      <w:r>
+        <w:rPr>
+          <w:rFonts w:hint="eastAsia"/>
+        </w:rPr>
+        <w:t xml:space="preserve"> </w:t>
+      </w:r>
+      <w:r>
+        <w:t>황녀를</w:t>
+      </w:r>
+      <w:r>
+        <w:rPr>
+          <w:rFonts w:hint="eastAsia"/>
+        </w:rPr>
+        <w:t xml:space="preserve"> </w:t>
+      </w:r>
+      <w:r>
+        <w:t xml:space="preserve">아내로 </w:t>
+      </w:r>
+    </w:p>
+    <w:p>
+      <w:r>
+        <w:t>여동생</w:t>
+      </w:r>
+      <w:r>
+        <w:rPr>
+          <w:rFonts w:hint="eastAsia"/>
+        </w:rPr>
+        <w:t xml:space="preserve"> </w:t>
+      </w:r>
+      <w:proofErr w:type="spellStart"/>
+      <w:r>
+        <w:t>준시</w:t>
+      </w:r>
+      <w:proofErr w:type="spellEnd"/>
+      <w:r>
+        <w:t xml:space="preserve">– </w:t>
+      </w:r>
+      <w:proofErr w:type="spellStart"/>
+      <w:r>
+        <w:t>닌묘천황의</w:t>
+      </w:r>
+      <w:proofErr w:type="spellEnd"/>
+      <w:r>
+        <w:rPr>
+          <w:rFonts w:hint="eastAsia"/>
+        </w:rPr>
+        <w:t xml:space="preserve"> </w:t>
+      </w:r>
+      <w:r>
+        <w:t xml:space="preserve">후궁으로. </w:t>
+      </w:r>
+    </w:p>
+    <w:p>
+      <w:r>
+        <w:t>다른</w:t>
+      </w:r>
+      <w:r>
+        <w:rPr>
+          <w:rFonts w:hint="eastAsia"/>
+        </w:rPr>
+        <w:t xml:space="preserve"> </w:t>
+      </w:r>
+      <w:r>
+        <w:t>씨족</w:t>
+      </w:r>
+      <w:r>
+        <w:rPr>
+          <w:rFonts w:hint="eastAsia"/>
+        </w:rPr>
+        <w:t xml:space="preserve"> </w:t>
+      </w:r>
+      <w:r>
+        <w:t>제거: 조와(承和)의</w:t>
+      </w:r>
+      <w:r>
+        <w:rPr>
+          <w:rFonts w:hint="eastAsia"/>
+        </w:rPr>
+        <w:t xml:space="preserve"> </w:t>
+      </w:r>
+      <w:r>
+        <w:t>변</w:t>
+      </w:r>
+    </w:p>
+    <w:p>
+      <w:proofErr w:type="spellStart"/>
+      <w:r>
+        <w:t>요시후사</w:t>
+      </w:r>
+      <w:proofErr w:type="spellEnd"/>
+      <w:r>
+        <w:t xml:space="preserve">: 딸-후궁, </w:t>
+      </w:r>
+      <w:proofErr w:type="spellStart"/>
+      <w:r>
+        <w:t>손자즉위</w:t>
+      </w:r>
+      <w:proofErr w:type="spellEnd"/>
+      <w:r>
+        <w:t>(</w:t>
+      </w:r>
+      <w:proofErr w:type="spellStart"/>
+      <w:r>
+        <w:t>세이와천황</w:t>
+      </w:r>
+      <w:proofErr w:type="spellEnd"/>
+      <w:r>
+        <w:t xml:space="preserve">) </w:t>
+      </w:r>
+      <w:proofErr w:type="spellStart"/>
+      <w:r>
+        <w:t>오텐몬</w:t>
+      </w:r>
+      <w:proofErr w:type="spellEnd"/>
+      <w:r>
+        <w:t>(應天門)</w:t>
+      </w:r>
+      <w:proofErr w:type="spellStart"/>
+      <w:r>
+        <w:t>의변</w:t>
+      </w:r>
+      <w:proofErr w:type="spellEnd"/>
+      <w:r>
+        <w:t>, 866년섭정이됨</w:t>
+      </w:r>
+    </w:p>
+    <w:p>
+      <w:r>
+        <w:rPr>
+          <w:rFonts w:hint="eastAsia"/>
+        </w:rPr>
+        <w:t>섭정: 천황이 어리거나 여제일 경우 정치를 대행하는 일 혹은 그 직책 자체</w:t>
+      </w:r>
+    </w:p>
+    <w:p>
+      <w:pPr>
+        <w:pStyle w:val="a6"/>
+        <w:numPr>
+          <w:ilvl w:val="0"/>
+          <w:numId w:val="1"/>
+        </w:numPr>
+        <w:rPr>
+          <w:rFonts w:hint="eastAsia"/>
+        </w:rPr>
+      </w:pPr>
+      <w:proofErr w:type="spellStart"/>
+      <w:r>
+        <w:rPr>
+          <w:rFonts w:hint="eastAsia"/>
+        </w:rPr>
+        <w:t>요시후사는</w:t>
+      </w:r>
+      <w:proofErr w:type="spellEnd"/>
+      <w:r>
+        <w:rPr>
+          <w:rFonts w:hint="eastAsia"/>
+        </w:rPr>
+        <w:t xml:space="preserve"> 황족이 취임하는 통례를 깨고 황족이 아닌 자로 최초로 섭정이 됨</w:t>
+      </w:r>
+    </w:p>
+    <w:p>
+      <w:proofErr w:type="spellStart"/>
+      <w:r>
+        <w:rPr>
+          <w:rFonts w:hint="eastAsia"/>
+        </w:rPr>
+        <w:t>관백</w:t>
+      </w:r>
+      <w:proofErr w:type="spellEnd"/>
+      <w:r>
+        <w:rPr>
+          <w:rFonts w:hint="eastAsia"/>
+        </w:rPr>
+        <w:t>: 성인이 된 천황 곁에서 섭정과 동일한 직무를 담당하는 것을 말함</w:t>
+      </w:r>
+    </w:p>
+    <w:p>
+      <w:pPr>
+        <w:pStyle w:val="a6"/>
+        <w:numPr>
+          <w:ilvl w:val="0"/>
+          <w:numId w:val="1"/>
+        </w:numPr>
+      </w:pPr>
+      <w:r>
+        <w:rPr>
+          <w:rFonts w:hint="eastAsia"/>
+        </w:rPr>
+        <w:t xml:space="preserve">섭정과 </w:t>
+      </w:r>
+      <w:proofErr w:type="spellStart"/>
+      <w:r>
+        <w:rPr>
+          <w:rFonts w:hint="eastAsia"/>
+        </w:rPr>
+        <w:t>관백은</w:t>
+      </w:r>
+      <w:proofErr w:type="spellEnd"/>
+      <w:r>
+        <w:rPr>
+          <w:rFonts w:hint="eastAsia"/>
+        </w:rPr>
+        <w:t xml:space="preserve"> 후지와라 </w:t>
+      </w:r>
+      <w:proofErr w:type="spellStart"/>
+      <w:r>
+        <w:rPr>
+          <w:rFonts w:hint="eastAsia"/>
+        </w:rPr>
+        <w:t>북가가</w:t>
+      </w:r>
+      <w:proofErr w:type="spellEnd"/>
+      <w:r>
+        <w:rPr>
+          <w:rFonts w:hint="eastAsia"/>
+        </w:rPr>
+        <w:t xml:space="preserve"> 세습</w:t>
+      </w:r>
+    </w:p>
+    <w:p/>
+    <w:p>
+      <w:pPr>
+        <w:rPr>
+          <w:b/>
+          <w:bCs/>
+        </w:rPr>
+      </w:pPr>
+      <w:proofErr w:type="spellStart"/>
+      <w:r>
+        <w:rPr>
+          <w:rFonts w:hint="eastAsia"/>
+          <w:b/>
+          <w:bCs/>
+        </w:rPr>
+        <w:t>후지와라노</w:t>
+      </w:r>
+      <w:proofErr w:type="spellEnd"/>
+      <w:r>
+        <w:rPr>
+          <w:rFonts w:hint="eastAsia"/>
+          <w:b/>
+          <w:bCs/>
+        </w:rPr>
+        <w:t xml:space="preserve"> </w:t>
+      </w:r>
+      <w:proofErr w:type="spellStart"/>
+      <w:r>
+        <w:rPr>
+          <w:rFonts w:hint="eastAsia"/>
+          <w:b/>
+          <w:bCs/>
+        </w:rPr>
+        <w:t>미치나가</w:t>
+      </w:r>
+      <w:proofErr w:type="spellEnd"/>
+    </w:p>
+    <w:p>
+      <w:pPr>
+        <w:pStyle w:val="a6"/>
+        <w:numPr>
+          <w:ilvl w:val="0"/>
+          <w:numId w:val="1"/>
+        </w:numPr>
+      </w:pPr>
+      <w:r>
+        <w:rPr>
+          <w:rFonts w:hint="eastAsia"/>
+        </w:rPr>
+        <w:t>969년 안나의 변</w:t>
+      </w:r>
+    </w:p>
+    <w:p>
+      <w:pPr>
+        <w:pStyle w:val="a6"/>
+        <w:numPr>
+          <w:ilvl w:val="0"/>
+          <w:numId w:val="1"/>
+        </w:numPr>
+      </w:pPr>
+      <w:r>
+        <w:rPr>
+          <w:rFonts w:hint="eastAsia"/>
+        </w:rPr>
+        <w:t xml:space="preserve">999년 </w:t>
+      </w:r>
+      <w:proofErr w:type="spellStart"/>
+      <w:r>
+        <w:rPr>
+          <w:rFonts w:hint="eastAsia"/>
+        </w:rPr>
+        <w:t>미치나가는</w:t>
+      </w:r>
+      <w:proofErr w:type="spellEnd"/>
+      <w:r>
+        <w:rPr>
+          <w:rFonts w:hint="eastAsia"/>
+        </w:rPr>
+        <w:t xml:space="preserve"> 장녀 </w:t>
+      </w:r>
+      <w:proofErr w:type="spellStart"/>
+      <w:r>
+        <w:rPr>
+          <w:rFonts w:hint="eastAsia"/>
+        </w:rPr>
+        <w:t>쇼시를</w:t>
+      </w:r>
+      <w:proofErr w:type="spellEnd"/>
+      <w:r>
+        <w:rPr>
+          <w:rFonts w:hint="eastAsia"/>
+        </w:rPr>
+        <w:t xml:space="preserve"> </w:t>
+      </w:r>
+      <w:proofErr w:type="spellStart"/>
+      <w:r>
+        <w:rPr>
+          <w:rFonts w:hint="eastAsia"/>
+        </w:rPr>
+        <w:t>이치조</w:t>
+      </w:r>
+      <w:proofErr w:type="spellEnd"/>
+      <w:r>
+        <w:rPr>
+          <w:rFonts w:hint="eastAsia"/>
+        </w:rPr>
+        <w:t xml:space="preserve"> 천황의 후궁</w:t>
+      </w:r>
+    </w:p>
+    <w:p>
+      <w:pPr>
+        <w:pStyle w:val="a6"/>
+        <w:numPr>
+          <w:ilvl w:val="0"/>
+          <w:numId w:val="1"/>
+        </w:numPr>
+      </w:pPr>
+      <w:proofErr w:type="spellStart"/>
+      <w:r>
+        <w:rPr>
+          <w:rFonts w:hint="eastAsia"/>
+        </w:rPr>
+        <w:t>고이치조</w:t>
+      </w:r>
+      <w:proofErr w:type="spellEnd"/>
+      <w:r>
+        <w:rPr>
+          <w:rFonts w:hint="eastAsia"/>
+        </w:rPr>
+        <w:t xml:space="preserve"> 천황 시대에는 황태자비, 황후, 황태후를 </w:t>
+      </w:r>
+      <w:proofErr w:type="spellStart"/>
+      <w:r>
+        <w:rPr>
+          <w:rFonts w:hint="eastAsia"/>
+        </w:rPr>
+        <w:t>미치나가의</w:t>
+      </w:r>
+      <w:proofErr w:type="spellEnd"/>
+      <w:r>
+        <w:rPr>
+          <w:rFonts w:hint="eastAsia"/>
+        </w:rPr>
+        <w:t xml:space="preserve"> 딸이 독점</w:t>
+      </w:r>
+    </w:p>
+    <w:p>
+      <w:pPr>
+        <w:pStyle w:val="a6"/>
+        <w:numPr>
+          <w:ilvl w:val="0"/>
+          <w:numId w:val="1"/>
+        </w:numPr>
+      </w:pPr>
+      <w:r>
+        <w:rPr>
+          <w:rFonts w:hint="eastAsia"/>
+        </w:rPr>
+        <w:t xml:space="preserve">세 천황의 외조부가 된 </w:t>
+      </w:r>
+      <w:proofErr w:type="spellStart"/>
+      <w:r>
+        <w:rPr>
+          <w:rFonts w:hint="eastAsia"/>
+        </w:rPr>
+        <w:t>미치나가는</w:t>
+      </w:r>
+      <w:proofErr w:type="spellEnd"/>
+      <w:r>
+        <w:rPr>
+          <w:rFonts w:hint="eastAsia"/>
+        </w:rPr>
+        <w:t xml:space="preserve"> 30년간 권력을 잡음</w:t>
+      </w:r>
+    </w:p>
+    <w:p/>
+    <w:p>
+      <w:pPr>
+        <w:rPr>
+          <w:b/>
+          <w:bCs/>
+        </w:rPr>
+      </w:pPr>
+      <w:r>
+        <w:rPr>
+          <w:rFonts w:hint="eastAsia"/>
+          <w:b/>
+          <w:bCs/>
+        </w:rPr>
+        <w:t>국풍 문화</w:t>
+      </w:r>
+    </w:p>
+    <w:p>
+      <w:pPr>
+        <w:pStyle w:val="a6"/>
+        <w:numPr>
+          <w:ilvl w:val="0"/>
+          <w:numId w:val="1"/>
+        </w:numPr>
+      </w:pPr>
+      <w:r>
+        <w:rPr>
+          <w:rFonts w:hint="eastAsia"/>
+        </w:rPr>
+        <w:t xml:space="preserve">일본은 7세기 이후 대륙의 선진 문화와 문물을 적극적으로 수용. </w:t>
+      </w:r>
+      <w:proofErr w:type="spellStart"/>
+      <w:r>
+        <w:rPr>
+          <w:rFonts w:hint="eastAsia"/>
+        </w:rPr>
+        <w:t>견당사</w:t>
+      </w:r>
+      <w:proofErr w:type="spellEnd"/>
+      <w:r>
+        <w:rPr>
+          <w:rFonts w:hint="eastAsia"/>
+        </w:rPr>
+        <w:t xml:space="preserve"> 파견</w:t>
+      </w:r>
+    </w:p>
+    <w:p>
+      <w:pPr>
+        <w:pStyle w:val="a6"/>
+        <w:numPr>
+          <w:ilvl w:val="0"/>
+          <w:numId w:val="1"/>
+        </w:numPr>
+      </w:pPr>
+      <w:r>
+        <w:rPr>
+          <w:rFonts w:hint="eastAsia"/>
+        </w:rPr>
+        <w:t>9~10세기 당나라는 물론이고 신라와 발해가 쇠퇴 거듭. 일본은 일본적인 가치를 모색</w:t>
+      </w:r>
+    </w:p>
+    <w:p>
+      <w:pPr>
+        <w:pStyle w:val="a6"/>
+        <w:numPr>
+          <w:ilvl w:val="0"/>
+          <w:numId w:val="1"/>
+        </w:numPr>
+      </w:pPr>
+      <w:r>
+        <w:rPr>
+          <w:rFonts w:hint="eastAsia"/>
+        </w:rPr>
+        <w:t xml:space="preserve">894년 </w:t>
+      </w:r>
+      <w:proofErr w:type="spellStart"/>
+      <w:r>
+        <w:rPr>
+          <w:rFonts w:hint="eastAsia"/>
+        </w:rPr>
+        <w:t>견당사</w:t>
+      </w:r>
+      <w:proofErr w:type="spellEnd"/>
+      <w:r>
+        <w:rPr>
+          <w:rFonts w:hint="eastAsia"/>
+        </w:rPr>
+        <w:t xml:space="preserve"> 파견 중지 (</w:t>
+      </w:r>
+      <w:proofErr w:type="spellStart"/>
+      <w:r>
+        <w:rPr>
+          <w:rFonts w:hint="eastAsia"/>
+        </w:rPr>
+        <w:t>스가와라노</w:t>
+      </w:r>
+      <w:proofErr w:type="spellEnd"/>
+      <w:r>
+        <w:rPr>
+          <w:rFonts w:hint="eastAsia"/>
+        </w:rPr>
+        <w:t xml:space="preserve"> </w:t>
+      </w:r>
+      <w:proofErr w:type="spellStart"/>
+      <w:r>
+        <w:rPr>
+          <w:rFonts w:hint="eastAsia"/>
+        </w:rPr>
+        <w:t>미치자네의</w:t>
+      </w:r>
+      <w:proofErr w:type="spellEnd"/>
+      <w:r>
+        <w:rPr>
+          <w:rFonts w:hint="eastAsia"/>
+        </w:rPr>
+        <w:t xml:space="preserve"> 건의)</w:t>
+      </w:r>
+    </w:p>
+    <w:p>
+      <w:pPr>
+        <w:pStyle w:val="a6"/>
+        <w:numPr>
+          <w:ilvl w:val="0"/>
+          <w:numId w:val="1"/>
+        </w:numPr>
+      </w:pPr>
+      <w:r>
+        <w:rPr>
+          <w:rFonts w:hint="eastAsia"/>
+        </w:rPr>
+        <w:lastRenderedPageBreak/>
+        <w:t>10세기 이후 대륙 문화를 일본의 풍토와 사상과 조화시키려는 국풍화 현상</w:t>
+      </w:r>
+    </w:p>
+    <w:p>
+      <w:pPr>
+        <w:pStyle w:val="a6"/>
+        <w:numPr>
+          <w:ilvl w:val="0"/>
+          <w:numId w:val="1"/>
+        </w:numPr>
+      </w:pPr>
+      <w:r>
+        <w:rPr>
+          <w:rFonts w:hint="eastAsia"/>
+        </w:rPr>
+        <w:t xml:space="preserve">일본 최고의 </w:t>
+      </w:r>
+      <w:proofErr w:type="spellStart"/>
+      <w:r>
+        <w:rPr>
+          <w:rFonts w:hint="eastAsia"/>
+        </w:rPr>
+        <w:t>시가집</w:t>
+      </w:r>
+      <w:proofErr w:type="spellEnd"/>
+      <w:r>
+        <w:rPr>
+          <w:rFonts w:hint="eastAsia"/>
+        </w:rPr>
+        <w:t xml:space="preserve"> [</w:t>
+      </w:r>
+      <w:proofErr w:type="spellStart"/>
+      <w:r>
+        <w:rPr>
+          <w:rFonts w:hint="eastAsia"/>
+        </w:rPr>
+        <w:t>만요슈</w:t>
+      </w:r>
+      <w:proofErr w:type="spellEnd"/>
+      <w:r>
+        <w:rPr>
+          <w:rFonts w:hint="eastAsia"/>
+        </w:rPr>
+        <w:t>]</w:t>
+      </w:r>
+    </w:p>
+    <w:p>
+      <w:pPr>
+        <w:pStyle w:val="a6"/>
+        <w:numPr>
+          <w:ilvl w:val="1"/>
+          <w:numId w:val="1"/>
+        </w:numPr>
+      </w:pPr>
+      <w:r>
+        <w:rPr>
+          <w:rFonts w:hint="eastAsia"/>
+        </w:rPr>
+        <w:t>한자 본래의 의미와 관계가 없는 한자의 음과 훈을 이용해 일본어 표현/만요가나</w:t>
+      </w:r>
+    </w:p>
+    <w:p/>
+    <w:p>
+      <w:r>
+        <w:rPr>
+          <w:rFonts w:hint="eastAsia"/>
+        </w:rPr>
+        <w:t>문학 발달</w:t>
+      </w:r>
+    </w:p>
+    <w:p>
+      <w:pPr>
+        <w:pStyle w:val="a6"/>
+        <w:numPr>
+          <w:ilvl w:val="0"/>
+          <w:numId w:val="1"/>
+        </w:numPr>
+      </w:pPr>
+      <w:r>
+        <w:rPr>
+          <w:rFonts w:hint="eastAsia"/>
+        </w:rPr>
+        <w:t>[</w:t>
+      </w:r>
+      <w:proofErr w:type="spellStart"/>
+      <w:r>
+        <w:rPr>
+          <w:rFonts w:hint="eastAsia"/>
+        </w:rPr>
+        <w:t>고킨와카슈</w:t>
+      </w:r>
+      <w:proofErr w:type="spellEnd"/>
+      <w:r>
+        <w:rPr>
+          <w:rFonts w:hint="eastAsia"/>
+        </w:rPr>
+        <w:t xml:space="preserve">]: 9005년 다이고 천황, </w:t>
+      </w:r>
+      <w:proofErr w:type="spellStart"/>
+      <w:r>
+        <w:rPr>
+          <w:rFonts w:hint="eastAsia"/>
+        </w:rPr>
+        <w:t>만요슈</w:t>
+      </w:r>
+      <w:proofErr w:type="spellEnd"/>
+      <w:r>
+        <w:rPr>
+          <w:rFonts w:hint="eastAsia"/>
+        </w:rPr>
+        <w:t xml:space="preserve"> 이후 시가 정리 명령</w:t>
+      </w:r>
+    </w:p>
+    <w:p/>
+    <w:p>
+      <w:pPr>
+        <w:rPr>
+          <w:b/>
+          <w:bCs/>
+        </w:rPr>
+      </w:pPr>
+      <w:r>
+        <w:rPr>
+          <w:rFonts w:hint="eastAsia"/>
+          <w:b/>
+          <w:bCs/>
+        </w:rPr>
+        <w:t>헤이안 시대 여성의 교양</w:t>
+      </w:r>
+    </w:p>
+    <w:p>
+      <w:pPr>
+        <w:pStyle w:val="a6"/>
+        <w:numPr>
+          <w:ilvl w:val="0"/>
+          <w:numId w:val="1"/>
+        </w:numPr>
+      </w:pPr>
+      <w:r>
+        <w:rPr>
+          <w:rFonts w:hint="eastAsia"/>
+        </w:rPr>
+        <w:t xml:space="preserve">성인 남녀가 혼자 고가나 </w:t>
+      </w:r>
+      <w:proofErr w:type="spellStart"/>
+      <w:r>
+        <w:rPr>
+          <w:rFonts w:hint="eastAsia"/>
+        </w:rPr>
+        <w:t>와카를</w:t>
+      </w:r>
+      <w:proofErr w:type="spellEnd"/>
+      <w:r>
+        <w:rPr>
+          <w:rFonts w:hint="eastAsia"/>
+        </w:rPr>
+        <w:t xml:space="preserve"> 마음 가는 대로 쓰는 것을 배움</w:t>
+      </w:r>
+    </w:p>
+    <w:p>
+      <w:pPr>
+        <w:pStyle w:val="a6"/>
+        <w:numPr>
+          <w:ilvl w:val="0"/>
+          <w:numId w:val="1"/>
+        </w:numPr>
+      </w:pPr>
+      <w:r>
+        <w:rPr>
+          <w:rFonts w:hint="eastAsia"/>
+        </w:rPr>
+        <w:t>음악도 배움</w:t>
+      </w:r>
+    </w:p>
+    <w:p>
+      <w:pPr>
+        <w:rPr>
+          <w:rFonts w:hint="eastAsia"/>
+        </w:rPr>
+      </w:pPr>
     </w:p>
     <w:sectPr>
       <w:pgSz w:w="11906" w:h="16838"/>
@@ -3533,6 +5086,95 @@
     </w:lvl>
   </w:abstractNum>
   <w:abstractNum w:abstractNumId="1" w15:restartNumberingAfterBreak="0">
+    <w:nsid w:val="541A2BEE"/>
+    <w:multiLevelType w:val="hybridMultilevel"/>
+    <w:tmpl w:val="13724C70"/>
+    <w:lvl w:ilvl="0" w:tplc="3708AD98">
+      <w:start w:val="1"/>
+      <w:numFmt w:val="decimal"/>
+      <w:lvlText w:val="%1."/>
+      <w:lvlJc w:val="left"/>
+      <w:pPr>
+        <w:ind w:left="800" w:hanging="360"/>
+      </w:pPr>
+      <w:rPr>
+        <w:rFonts w:hint="default"/>
+      </w:rPr>
+    </w:lvl>
+    <w:lvl w:ilvl="1" w:tplc="04090019" w:tentative="1">
+      <w:start w:val="1"/>
+      <w:numFmt w:val="upperLetter"/>
+      <w:lvlText w:val="%2."/>
+      <w:lvlJc w:val="left"/>
+      <w:pPr>
+        <w:ind w:left="1320" w:hanging="440"/>
+      </w:pPr>
+    </w:lvl>
+    <w:lvl w:ilvl="2" w:tplc="0409001B" w:tentative="1">
+      <w:start w:val="1"/>
+      <w:numFmt w:val="lowerRoman"/>
+      <w:lvlText w:val="%3."/>
+      <w:lvlJc w:val="right"/>
+      <w:pPr>
+        <w:ind w:left="1760" w:hanging="440"/>
+      </w:pPr>
+    </w:lvl>
+    <w:lvl w:ilvl="3" w:tplc="0409000F" w:tentative="1">
+      <w:start w:val="1"/>
+      <w:numFmt w:val="decimal"/>
+      <w:lvlText w:val="%4."/>
+      <w:lvlJc w:val="left"/>
+      <w:pPr>
+        <w:ind w:left="2200" w:hanging="440"/>
+      </w:pPr>
+    </w:lvl>
+    <w:lvl w:ilvl="4" w:tplc="04090019" w:tentative="1">
+      <w:start w:val="1"/>
+      <w:numFmt w:val="upperLetter"/>
+      <w:lvlText w:val="%5."/>
+      <w:lvlJc w:val="left"/>
+      <w:pPr>
+        <w:ind w:left="2640" w:hanging="440"/>
+      </w:pPr>
+    </w:lvl>
+    <w:lvl w:ilvl="5" w:tplc="0409001B" w:tentative="1">
+      <w:start w:val="1"/>
+      <w:numFmt w:val="lowerRoman"/>
+      <w:lvlText w:val="%6."/>
+      <w:lvlJc w:val="right"/>
+      <w:pPr>
+        <w:ind w:left="3080" w:hanging="440"/>
+      </w:pPr>
+    </w:lvl>
+    <w:lvl w:ilvl="6" w:tplc="0409000F" w:tentative="1">
+      <w:start w:val="1"/>
+      <w:numFmt w:val="decimal"/>
+      <w:lvlText w:val="%7."/>
+      <w:lvlJc w:val="left"/>
+      <w:pPr>
+        <w:ind w:left="3520" w:hanging="440"/>
+      </w:pPr>
+    </w:lvl>
+    <w:lvl w:ilvl="7" w:tplc="04090019" w:tentative="1">
+      <w:start w:val="1"/>
+      <w:numFmt w:val="upperLetter"/>
+      <w:lvlText w:val="%8."/>
+      <w:lvlJc w:val="left"/>
+      <w:pPr>
+        <w:ind w:left="3960" w:hanging="440"/>
+      </w:pPr>
+    </w:lvl>
+    <w:lvl w:ilvl="8" w:tplc="0409001B" w:tentative="1">
+      <w:start w:val="1"/>
+      <w:numFmt w:val="lowerRoman"/>
+      <w:lvlText w:val="%9."/>
+      <w:lvlJc w:val="right"/>
+      <w:pPr>
+        <w:ind w:left="4400" w:hanging="440"/>
+      </w:pPr>
+    </w:lvl>
+  </w:abstractNum>
+  <w:abstractNum w:abstractNumId="2" w15:restartNumberingAfterBreak="0">
     <w:nsid w:val="5EEA767D"/>
     <w:multiLevelType w:val="hybridMultilevel"/>
     <w:tmpl w:val="CDF248DE"/>
@@ -3645,7 +5287,7 @@
       </w:rPr>
     </w:lvl>
   </w:abstractNum>
-  <w:abstractNum w:abstractNumId="2" w15:restartNumberingAfterBreak="0">
+  <w:abstractNum w:abstractNumId="3" w15:restartNumberingAfterBreak="0">
     <w:nsid w:val="6F6723DD"/>
     <w:multiLevelType w:val="hybridMultilevel"/>
     <w:tmpl w:val="4AE6F012"/>
@@ -3759,13 +5401,16 @@
     </w:lvl>
   </w:abstractNum>
   <w:num w:numId="1" w16cid:durableId="1228569888">
-    <w:abstractNumId w:val="1"/>
+    <w:abstractNumId w:val="2"/>
   </w:num>
   <w:num w:numId="2" w16cid:durableId="1581285178">
-    <w:abstractNumId w:val="2"/>
+    <w:abstractNumId w:val="3"/>
   </w:num>
   <w:num w:numId="3" w16cid:durableId="379979980">
     <w:abstractNumId w:val="0"/>
+  </w:num>
+  <w:num w:numId="4" w16cid:durableId="1209026945">
+    <w:abstractNumId w:val="1"/>
   </w:num>
 </w:numbering>
 </file>

--- a/일본과 동아시아/일본과 동아시아.docx
+++ b/일본과 동아시아/일본과 동아시아.docx
@@ -94,46 +94,28 @@
           <w:bCs/>
         </w:rPr>
       </w:pPr>
-      <w:proofErr w:type="spellStart"/>
-      <w:r>
-        <w:rPr>
-          <w:rFonts w:hint="eastAsia"/>
-          <w:b/>
-          <w:bCs/>
-        </w:rPr>
-        <w:t>조몬</w:t>
-      </w:r>
-      <w:proofErr w:type="spellEnd"/>
-      <w:r>
-        <w:rPr>
-          <w:rFonts w:hint="eastAsia"/>
-          <w:b/>
-          <w:bCs/>
-        </w:rPr>
-        <w:t xml:space="preserve"> 시대</w:t>
-      </w:r>
-    </w:p>
-    <w:p>
-      <w:pPr>
-        <w:pStyle w:val="a6"/>
-        <w:numPr>
-          <w:ilvl w:val="0"/>
-          <w:numId w:val="1"/>
-        </w:numPr>
-      </w:pPr>
-      <w:proofErr w:type="spellStart"/>
-      <w:r>
-        <w:rPr>
-          <w:rFonts w:hint="eastAsia"/>
-        </w:rPr>
-        <w:t>조몬식</w:t>
-      </w:r>
-      <w:proofErr w:type="spellEnd"/>
-      <w:r>
-        <w:rPr>
-          <w:rFonts w:hint="eastAsia"/>
-        </w:rPr>
-        <w:t xml:space="preserve"> 토기: 토기가 나왔다는 것은 신석기</w:t>
+      <w:r>
+        <w:rPr>
+          <w:rFonts w:hint="eastAsia"/>
+          <w:b/>
+          <w:bCs/>
+        </w:rPr>
+        <w:t>조몬 시대</w:t>
+      </w:r>
+    </w:p>
+    <w:p>
+      <w:pPr>
+        <w:pStyle w:val="a6"/>
+        <w:numPr>
+          <w:ilvl w:val="0"/>
+          <w:numId w:val="1"/>
+        </w:numPr>
+      </w:pPr>
+      <w:r>
+        <w:rPr>
+          <w:rFonts w:hint="eastAsia"/>
+        </w:rPr>
+        <w:t>조몬식 토기: 토기가 나왔다는 것은 신석기</w:t>
       </w:r>
     </w:p>
     <w:p>
@@ -158,60 +140,28 @@
           <w:bCs/>
         </w:rPr>
       </w:pPr>
-      <w:proofErr w:type="spellStart"/>
-      <w:r>
-        <w:rPr>
-          <w:rFonts w:hint="eastAsia"/>
-          <w:b/>
-          <w:bCs/>
-        </w:rPr>
-        <w:t>야요이</w:t>
-      </w:r>
-      <w:proofErr w:type="spellEnd"/>
-      <w:r>
-        <w:rPr>
-          <w:rFonts w:hint="eastAsia"/>
-          <w:b/>
-          <w:bCs/>
-        </w:rPr>
-        <w:t xml:space="preserve"> 시대</w:t>
-      </w:r>
-    </w:p>
-    <w:p>
-      <w:pPr>
-        <w:pStyle w:val="a6"/>
-        <w:numPr>
-          <w:ilvl w:val="0"/>
-          <w:numId w:val="1"/>
-        </w:numPr>
-      </w:pPr>
-      <w:proofErr w:type="spellStart"/>
-      <w:r>
-        <w:rPr>
-          <w:rFonts w:hint="eastAsia"/>
-        </w:rPr>
-        <w:t>야요이</w:t>
-      </w:r>
-      <w:proofErr w:type="spellEnd"/>
-      <w:r>
-        <w:rPr>
-          <w:rFonts w:hint="eastAsia"/>
-        </w:rPr>
-        <w:t xml:space="preserve"> 토기: </w:t>
-      </w:r>
-      <w:proofErr w:type="spellStart"/>
-      <w:r>
-        <w:rPr>
-          <w:rFonts w:hint="eastAsia"/>
-        </w:rPr>
-        <w:t>조몬식</w:t>
-      </w:r>
-      <w:proofErr w:type="spellEnd"/>
-      <w:r>
-        <w:rPr>
-          <w:rFonts w:hint="eastAsia"/>
-        </w:rPr>
-        <w:t xml:space="preserve"> 토기와 다르게 줄무늬가 보이지 않는다.</w:t>
+      <w:r>
+        <w:rPr>
+          <w:rFonts w:hint="eastAsia"/>
+          <w:b/>
+          <w:bCs/>
+        </w:rPr>
+        <w:t>야요이 시대</w:t>
+      </w:r>
+    </w:p>
+    <w:p>
+      <w:pPr>
+        <w:pStyle w:val="a6"/>
+        <w:numPr>
+          <w:ilvl w:val="0"/>
+          <w:numId w:val="1"/>
+        </w:numPr>
+      </w:pPr>
+      <w:r>
+        <w:rPr>
+          <w:rFonts w:hint="eastAsia"/>
+        </w:rPr>
+        <w:t>야요이 토기: 조몬식 토기와 다르게 줄무늬가 보이지 않는다.</w:t>
       </w:r>
     </w:p>
     <w:p>
@@ -312,33 +262,11 @@
           <w:numId w:val="1"/>
         </w:numPr>
       </w:pPr>
-      <w:proofErr w:type="spellStart"/>
-      <w:r>
-        <w:rPr>
-          <w:rFonts w:hint="eastAsia"/>
-        </w:rPr>
-        <w:t>환호취락</w:t>
-      </w:r>
-      <w:proofErr w:type="spellEnd"/>
-      <w:r>
-        <w:rPr>
-          <w:rFonts w:hint="eastAsia"/>
-        </w:rPr>
-        <w:t xml:space="preserve">(주위에 </w:t>
-      </w:r>
-      <w:proofErr w:type="spellStart"/>
-      <w:r>
-        <w:rPr>
-          <w:rFonts w:hint="eastAsia"/>
-        </w:rPr>
-        <w:t>못도랑을</w:t>
-      </w:r>
-      <w:proofErr w:type="spellEnd"/>
-      <w:r>
-        <w:rPr>
-          <w:rFonts w:hint="eastAsia"/>
-        </w:rPr>
-        <w:t xml:space="preserve"> 두른 취락)의 형태를 보임</w:t>
+      <w:r>
+        <w:rPr>
+          <w:rFonts w:hint="eastAsia"/>
+        </w:rPr>
+        <w:t>환호취락(주위에 못도랑을 두른 취락)의 형태를 보임</w:t>
       </w:r>
     </w:p>
     <w:p>
@@ -355,33 +283,17 @@
         </w:rPr>
         <w:t>역사서에 보이기 시작함/</w:t>
       </w:r>
-      <w:proofErr w:type="spellStart"/>
-      <w:r>
-        <w:rPr>
-          <w:rFonts w:hint="eastAsia"/>
-        </w:rPr>
-        <w:t>야마타이</w:t>
-      </w:r>
-      <w:proofErr w:type="spellEnd"/>
-      <w:r>
-        <w:rPr>
-          <w:rFonts w:hint="eastAsia"/>
-        </w:rPr>
-        <w:t xml:space="preserve"> 국: </w:t>
-      </w:r>
-      <w:proofErr w:type="spellStart"/>
-      <w:r>
-        <w:rPr>
-          <w:rFonts w:hint="eastAsia"/>
-        </w:rPr>
-        <w:t>히미코와</w:t>
-      </w:r>
-      <w:proofErr w:type="spellEnd"/>
-      <w:r>
-        <w:rPr>
-          <w:rFonts w:hint="eastAsia"/>
-        </w:rPr>
-        <w:t xml:space="preserve"> 위나라의 교섭(3세기)</w:t>
+      <w:r>
+        <w:rPr>
+          <w:rFonts w:hint="eastAsia"/>
+        </w:rPr>
+        <w:t xml:space="preserve">야마타이 국: </w:t>
+      </w:r>
+      <w:r>
+        <w:rPr>
+          <w:rFonts w:hint="eastAsia"/>
+        </w:rPr>
+        <w:t>히미코와 위나라의 교섭(3세기)</w:t>
       </w:r>
     </w:p>
     <w:p>
@@ -392,19 +304,11 @@
           <w:numId w:val="1"/>
         </w:numPr>
       </w:pPr>
-      <w:proofErr w:type="spellStart"/>
-      <w:r>
-        <w:rPr>
-          <w:rFonts w:hint="eastAsia"/>
-        </w:rPr>
-        <w:t>히미코는</w:t>
-      </w:r>
-      <w:proofErr w:type="spellEnd"/>
-      <w:r>
-        <w:rPr>
-          <w:rFonts w:hint="eastAsia"/>
-        </w:rPr>
-        <w:t xml:space="preserve"> 위 황제에게 조공</w:t>
+      <w:r>
+        <w:rPr>
+          <w:rFonts w:hint="eastAsia"/>
+        </w:rPr>
+        <w:t>히미코는 위 황제에게 조공</w:t>
       </w:r>
     </w:p>
     <w:p>
@@ -419,33 +323,17 @@
         <w:rPr>
           <w:rFonts w:hint="eastAsia"/>
         </w:rPr>
-        <w:t xml:space="preserve">위 명제는 </w:t>
-      </w:r>
-      <w:proofErr w:type="spellStart"/>
-      <w:r>
-        <w:rPr>
-          <w:rFonts w:hint="eastAsia"/>
-        </w:rPr>
-        <w:t>히미코에게</w:t>
-      </w:r>
-      <w:proofErr w:type="spellEnd"/>
-      <w:r>
-        <w:rPr>
-          <w:rFonts w:hint="eastAsia"/>
-        </w:rPr>
-        <w:t xml:space="preserve"> </w:t>
+        <w:t xml:space="preserve">위 명제는 히미코에게 </w:t>
       </w:r>
       <w:r>
         <w:t>‘</w:t>
       </w:r>
-      <w:proofErr w:type="spellStart"/>
       <w:r>
         <w:rPr>
           <w:rFonts w:hint="eastAsia"/>
         </w:rPr>
         <w:t>친위왜왕</w:t>
       </w:r>
-      <w:proofErr w:type="spellEnd"/>
       <w:r>
         <w:t>’</w:t>
       </w:r>
@@ -499,21 +387,7 @@
         <w:rPr>
           <w:rFonts w:hint="eastAsia"/>
         </w:rPr>
-        <w:t xml:space="preserve">전방후원분: 앞이 </w:t>
-      </w:r>
-      <w:proofErr w:type="spellStart"/>
-      <w:r>
-        <w:rPr>
-          <w:rFonts w:hint="eastAsia"/>
-        </w:rPr>
-        <w:t>각지고</w:t>
-      </w:r>
-      <w:proofErr w:type="spellEnd"/>
-      <w:r>
-        <w:rPr>
-          <w:rFonts w:hint="eastAsia"/>
-        </w:rPr>
-        <w:t xml:space="preserve"> 뒤가 둥글다</w:t>
+        <w:t>전방후원분: 앞이 각지고 뒤가 둥글다</w:t>
       </w:r>
     </w:p>
     <w:p>
@@ -563,33 +437,11 @@
           <w:bCs/>
         </w:rPr>
       </w:pPr>
-      <w:proofErr w:type="spellStart"/>
-      <w:r>
-        <w:rPr>
-          <w:rFonts w:hint="eastAsia"/>
-        </w:rPr>
-        <w:t>긴키의</w:t>
-      </w:r>
-      <w:proofErr w:type="spellEnd"/>
-      <w:r>
-        <w:rPr>
-          <w:rFonts w:hint="eastAsia"/>
-        </w:rPr>
-        <w:t xml:space="preserve"> </w:t>
-      </w:r>
-      <w:proofErr w:type="spellStart"/>
-      <w:r>
-        <w:rPr>
-          <w:rFonts w:hint="eastAsia"/>
-        </w:rPr>
-        <w:t>야마토를</w:t>
-      </w:r>
-      <w:proofErr w:type="spellEnd"/>
-      <w:r>
-        <w:rPr>
-          <w:rFonts w:hint="eastAsia"/>
-        </w:rPr>
-        <w:t xml:space="preserve"> 중심으로 형성</w:t>
+      <w:r>
+        <w:rPr>
+          <w:rFonts w:hint="eastAsia"/>
+        </w:rPr>
+        <w:t>긴키의 야마토를 중심으로 형성</w:t>
       </w:r>
     </w:p>
     <w:p>
@@ -623,19 +475,11 @@
           <w:bCs/>
         </w:rPr>
       </w:pPr>
-      <w:proofErr w:type="spellStart"/>
-      <w:r>
-        <w:rPr>
-          <w:rFonts w:hint="eastAsia"/>
-        </w:rPr>
-        <w:t>게이타이</w:t>
-      </w:r>
-      <w:proofErr w:type="spellEnd"/>
-      <w:r>
-        <w:rPr>
-          <w:rFonts w:hint="eastAsia"/>
-        </w:rPr>
-        <w:t xml:space="preserve"> 천황의 즉위(507년)</w:t>
+      <w:r>
+        <w:rPr>
+          <w:rFonts w:hint="eastAsia"/>
+        </w:rPr>
+        <w:t>게이타이 천황의 즉위(507년)</w:t>
       </w:r>
     </w:p>
     <w:p>
@@ -650,46 +494,30 @@
           <w:bCs/>
         </w:rPr>
       </w:pPr>
-      <w:proofErr w:type="spellStart"/>
-      <w:r>
-        <w:rPr>
-          <w:rFonts w:hint="eastAsia"/>
-        </w:rPr>
-        <w:t>신왕조</w:t>
-      </w:r>
-      <w:proofErr w:type="spellEnd"/>
-      <w:r>
-        <w:rPr>
-          <w:rFonts w:hint="eastAsia"/>
-        </w:rPr>
-        <w:t xml:space="preserve"> 성립으로 이해</w:t>
-      </w:r>
-    </w:p>
-    <w:p>
-      <w:pPr>
-        <w:pStyle w:val="a6"/>
-        <w:numPr>
-          <w:ilvl w:val="0"/>
-          <w:numId w:val="1"/>
-        </w:numPr>
-        <w:rPr>
-          <w:b/>
-          <w:bCs/>
-        </w:rPr>
-      </w:pPr>
-      <w:proofErr w:type="spellStart"/>
-      <w:r>
-        <w:rPr>
-          <w:rFonts w:hint="eastAsia"/>
-        </w:rPr>
-        <w:t>일본열도를</w:t>
-      </w:r>
-      <w:proofErr w:type="spellEnd"/>
-      <w:r>
-        <w:rPr>
-          <w:rFonts w:hint="eastAsia"/>
-        </w:rPr>
-        <w:t xml:space="preserve"> 지배하기 위한 방책</w:t>
+      <w:r>
+        <w:rPr>
+          <w:rFonts w:hint="eastAsia"/>
+        </w:rPr>
+        <w:t>신왕조 성립으로 이해</w:t>
+      </w:r>
+    </w:p>
+    <w:p>
+      <w:pPr>
+        <w:pStyle w:val="a6"/>
+        <w:numPr>
+          <w:ilvl w:val="0"/>
+          <w:numId w:val="1"/>
+        </w:numPr>
+        <w:rPr>
+          <w:b/>
+          <w:bCs/>
+        </w:rPr>
+      </w:pPr>
+      <w:r>
+        <w:rPr>
+          <w:rFonts w:hint="eastAsia"/>
+        </w:rPr>
+        <w:t>일본열도를 지배하기 위한 방책</w:t>
       </w:r>
     </w:p>
     <w:p>
@@ -704,14 +532,12 @@
           <w:bCs/>
         </w:rPr>
       </w:pPr>
-      <w:proofErr w:type="spellStart"/>
       <w:r>
         <w:rPr>
           <w:rFonts w:hint="eastAsia"/>
         </w:rPr>
         <w:t>국조제</w:t>
       </w:r>
-      <w:proofErr w:type="spellEnd"/>
     </w:p>
     <w:p>
       <w:pPr>
@@ -742,14 +568,12 @@
           <w:bCs/>
         </w:rPr>
       </w:pPr>
-      <w:proofErr w:type="spellStart"/>
       <w:r>
         <w:rPr>
           <w:rFonts w:hint="eastAsia"/>
         </w:rPr>
         <w:t>부민제</w:t>
       </w:r>
-      <w:proofErr w:type="spellEnd"/>
     </w:p>
     <w:p>
       <w:pPr>
@@ -785,14 +609,12 @@
           <w:bCs/>
         </w:rPr>
       </w:pPr>
-      <w:proofErr w:type="spellStart"/>
       <w:r>
         <w:rPr>
           <w:rFonts w:hint="eastAsia"/>
         </w:rPr>
         <w:t>둔창제</w:t>
       </w:r>
-      <w:proofErr w:type="spellEnd"/>
     </w:p>
     <w:p>
       <w:pPr>
@@ -803,11 +625,7 @@
         </w:numPr>
       </w:pPr>
       <w:r>
-        <w:t xml:space="preserve">조정 소유로 귀속된 토지를 </w:t>
-      </w:r>
-      <w:proofErr w:type="spellStart"/>
-      <w:r>
-        <w:t>장악</w:t>
+        <w:t>조정 소유로 귀속된 토지를 장악</w:t>
       </w:r>
       <w:r>
         <w:rPr>
@@ -821,7 +639,6 @@
         </w:rPr>
         <w:t>관리하는</w:t>
       </w:r>
-      <w:proofErr w:type="spellEnd"/>
       <w:r>
         <w:t xml:space="preserve"> 제도</w:t>
       </w:r>
@@ -842,21 +659,7 @@
         <w:rPr>
           <w:rFonts w:hint="eastAsia"/>
         </w:rPr>
-        <w:t>우지/</w:t>
-      </w:r>
-      <w:proofErr w:type="spellStart"/>
-      <w:r>
-        <w:rPr>
-          <w:rFonts w:hint="eastAsia"/>
-        </w:rPr>
-        <w:t>가바네</w:t>
-      </w:r>
-      <w:proofErr w:type="spellEnd"/>
-      <w:r>
-        <w:rPr>
-          <w:rFonts w:hint="eastAsia"/>
-        </w:rPr>
-        <w:t xml:space="preserve"> 제도</w:t>
+        <w:t>우지/가바네 제도</w:t>
       </w:r>
     </w:p>
     <w:p>
@@ -930,19 +733,11 @@
           <w:bCs/>
         </w:rPr>
       </w:pPr>
-      <w:proofErr w:type="spellStart"/>
-      <w:r>
-        <w:rPr>
-          <w:rFonts w:hint="eastAsia"/>
-        </w:rPr>
-        <w:t>가바네</w:t>
-      </w:r>
-      <w:proofErr w:type="spellEnd"/>
-      <w:r>
-        <w:rPr>
-          <w:rFonts w:hint="eastAsia"/>
-        </w:rPr>
-        <w:t>: 야마토 대왕이 수여하는 사회적 칭호</w:t>
+      <w:r>
+        <w:rPr>
+          <w:rFonts w:hint="eastAsia"/>
+        </w:rPr>
+        <w:t>가바네: 야마토 대왕이 수여하는 사회적 칭호</w:t>
       </w:r>
     </w:p>
     <w:p>
@@ -982,21 +777,7 @@
         <w:rPr>
           <w:rFonts w:hint="eastAsia"/>
         </w:rPr>
-        <w:t xml:space="preserve">일본학계 종래의 통설인 토착 호족설 vs 한반도에서 온 </w:t>
-      </w:r>
-      <w:proofErr w:type="spellStart"/>
-      <w:r>
-        <w:rPr>
-          <w:rFonts w:hint="eastAsia"/>
-        </w:rPr>
-        <w:t>백제계</w:t>
-      </w:r>
-      <w:proofErr w:type="spellEnd"/>
-      <w:r>
-        <w:rPr>
-          <w:rFonts w:hint="eastAsia"/>
-        </w:rPr>
-        <w:t xml:space="preserve"> 도래계설</w:t>
+        <w:t>일본학계 종래의 통설인 토착 호족설 vs 한반도에서 온 백제계 도래계설</w:t>
       </w:r>
     </w:p>
     <w:p>
@@ -1032,41 +813,13 @@
       </w:r>
     </w:p>
     <w:p>
-      <w:proofErr w:type="spellStart"/>
-      <w:r>
-        <w:rPr>
-          <w:rFonts w:hint="eastAsia"/>
-          <w:b/>
-          <w:bCs/>
-        </w:rPr>
-        <w:t>이나메와</w:t>
-      </w:r>
-      <w:proofErr w:type="spellEnd"/>
-      <w:r>
-        <w:rPr>
-          <w:rFonts w:hint="eastAsia"/>
-          <w:b/>
-          <w:bCs/>
-        </w:rPr>
-        <w:t xml:space="preserve"> </w:t>
-      </w:r>
-      <w:proofErr w:type="spellStart"/>
-      <w:r>
-        <w:rPr>
-          <w:rFonts w:hint="eastAsia"/>
-          <w:b/>
-          <w:bCs/>
-        </w:rPr>
-        <w:t>긴메이</w:t>
-      </w:r>
-      <w:proofErr w:type="spellEnd"/>
-      <w:r>
-        <w:rPr>
-          <w:rFonts w:hint="eastAsia"/>
-          <w:b/>
-          <w:bCs/>
-        </w:rPr>
-        <w:t xml:space="preserve"> 천황</w:t>
+      <w:r>
+        <w:rPr>
+          <w:rFonts w:hint="eastAsia"/>
+          <w:b/>
+          <w:bCs/>
+        </w:rPr>
+        <w:t>이나메와 긴메이 천황</w:t>
       </w:r>
     </w:p>
     <w:p>
@@ -1383,14 +1136,12 @@
                       <wps:txbx>
                         <w:txbxContent>
                           <w:p>
-                            <w:proofErr w:type="spellStart"/>
                             <w:r>
                               <w:rPr>
                                 <w:rFonts w:hint="eastAsia"/>
                               </w:rPr>
                               <w:t>스이코</w:t>
                             </w:r>
-                            <w:proofErr w:type="spellEnd"/>
                           </w:p>
                         </w:txbxContent>
                       </wps:txbx>
@@ -1419,14 +1170,12 @@
                 <v:textbox>
                   <w:txbxContent>
                     <w:p>
-                      <w:proofErr w:type="spellStart"/>
                       <w:r>
                         <w:rPr>
                           <w:rFonts w:hint="eastAsia"/>
                         </w:rPr>
                         <w:t>스이코</w:t>
                       </w:r>
-                      <w:proofErr w:type="spellEnd"/>
                     </w:p>
                   </w:txbxContent>
                 </v:textbox>
@@ -1492,14 +1241,12 @@
                       <wps:txbx>
                         <w:txbxContent>
                           <w:p>
-                            <w:proofErr w:type="spellStart"/>
                             <w:r>
                               <w:rPr>
                                 <w:rFonts w:hint="eastAsia"/>
                               </w:rPr>
                               <w:t>스슌</w:t>
                             </w:r>
-                            <w:proofErr w:type="spellEnd"/>
                           </w:p>
                         </w:txbxContent>
                       </wps:txbx>
@@ -1524,14 +1271,12 @@
                 <v:textbox>
                   <w:txbxContent>
                     <w:p>
-                      <w:proofErr w:type="spellStart"/>
                       <w:r>
                         <w:rPr>
                           <w:rFonts w:hint="eastAsia"/>
                         </w:rPr>
                         <w:t>스슌</w:t>
                       </w:r>
-                      <w:proofErr w:type="spellEnd"/>
                     </w:p>
                   </w:txbxContent>
                 </v:textbox>
@@ -1597,14 +1342,12 @@
                       <wps:txbx>
                         <w:txbxContent>
                           <w:p>
-                            <w:proofErr w:type="spellStart"/>
                             <w:r>
                               <w:rPr>
                                 <w:rFonts w:hint="eastAsia"/>
                               </w:rPr>
                               <w:t>요메이</w:t>
                             </w:r>
-                            <w:proofErr w:type="spellEnd"/>
                           </w:p>
                         </w:txbxContent>
                       </wps:txbx>
@@ -1629,14 +1372,12 @@
                 <v:textbox>
                   <w:txbxContent>
                     <w:p>
-                      <w:proofErr w:type="spellStart"/>
                       <w:r>
                         <w:rPr>
                           <w:rFonts w:hint="eastAsia"/>
                         </w:rPr>
                         <w:t>요메이</w:t>
                       </w:r>
-                      <w:proofErr w:type="spellEnd"/>
                     </w:p>
                   </w:txbxContent>
                 </v:textbox>
@@ -1702,28 +1443,12 @@
                       <wps:txbx>
                         <w:txbxContent>
                           <w:p>
-                            <w:proofErr w:type="spellStart"/>
                             <w:r>
                               <w:rPr>
                                 <w:rFonts w:hint="eastAsia"/>
                               </w:rPr>
-                              <w:t>소가노</w:t>
+                              <w:t>소가노 이나메</w:t>
                             </w:r>
-                            <w:proofErr w:type="spellEnd"/>
-                            <w:r>
-                              <w:rPr>
-                                <w:rFonts w:hint="eastAsia"/>
-                              </w:rPr>
-                              <w:t xml:space="preserve"> </w:t>
-                            </w:r>
-                            <w:proofErr w:type="spellStart"/>
-                            <w:r>
-                              <w:rPr>
-                                <w:rFonts w:hint="eastAsia"/>
-                              </w:rPr>
-                              <w:t>이나메</w:t>
-                            </w:r>
-                            <w:proofErr w:type="spellEnd"/>
                           </w:p>
                         </w:txbxContent>
                       </wps:txbx>
@@ -1751,28 +1476,12 @@
                 <v:textbox>
                   <w:txbxContent>
                     <w:p>
-                      <w:proofErr w:type="spellStart"/>
                       <w:r>
                         <w:rPr>
                           <w:rFonts w:hint="eastAsia"/>
                         </w:rPr>
-                        <w:t>소가노</w:t>
+                        <w:t>소가노 이나메</w:t>
                       </w:r>
-                      <w:proofErr w:type="spellEnd"/>
-                      <w:r>
-                        <w:rPr>
-                          <w:rFonts w:hint="eastAsia"/>
-                        </w:rPr>
-                        <w:t xml:space="preserve"> </w:t>
-                      </w:r>
-                      <w:proofErr w:type="spellStart"/>
-                      <w:r>
-                        <w:rPr>
-                          <w:rFonts w:hint="eastAsia"/>
-                        </w:rPr>
-                        <w:t>이나메</w:t>
-                      </w:r>
-                      <w:proofErr w:type="spellEnd"/>
                     </w:p>
                   </w:txbxContent>
                 </v:textbox>
@@ -1839,14 +1548,12 @@
                       <wps:txbx>
                         <w:txbxContent>
                           <w:p>
-                            <w:proofErr w:type="spellStart"/>
                             <w:r>
                               <w:rPr>
                                 <w:rFonts w:hint="eastAsia"/>
                               </w:rPr>
                               <w:t>긴메이</w:t>
                             </w:r>
-                            <w:proofErr w:type="spellEnd"/>
                           </w:p>
                         </w:txbxContent>
                       </wps:txbx>
@@ -1871,14 +1578,12 @@
                 <v:textbox>
                   <w:txbxContent>
                     <w:p>
-                      <w:proofErr w:type="spellStart"/>
                       <w:r>
                         <w:rPr>
                           <w:rFonts w:hint="eastAsia"/>
                         </w:rPr>
                         <w:t>긴메이</w:t>
                       </w:r>
-                      <w:proofErr w:type="spellEnd"/>
                     </w:p>
                   </w:txbxContent>
                 </v:textbox>
@@ -1887,24 +1592,14 @@
           </mc:Fallback>
         </mc:AlternateContent>
       </w:r>
-      <w:proofErr w:type="spellStart"/>
       <w:r>
         <w:rPr>
           <w:rFonts w:hint="eastAsia"/>
         </w:rPr>
         <w:t>센카</w:t>
       </w:r>
-      <w:proofErr w:type="spellEnd"/>
-      <w:r>
-        <w:t xml:space="preserve">(宣化) 천황 조정에서 최고의 지위인 대신(大臣, </w:t>
-      </w:r>
-      <w:proofErr w:type="spellStart"/>
-      <w:r>
-        <w:t>오오미</w:t>
-      </w:r>
-      <w:proofErr w:type="spellEnd"/>
-      <w:r>
-        <w:t>)이 된 우마</w:t>
+      <w:r>
+        <w:t>(宣化) 천황 조정에서 최고의 지위인 대신(大臣, 오오미)이 된 우마</w:t>
       </w:r>
       <w:r>
         <w:rPr>
@@ -1913,31 +1608,7 @@
         <w:t>코의</w:t>
       </w:r>
       <w:r>
-        <w:t xml:space="preserve"> 아버지 </w:t>
-      </w:r>
-      <w:proofErr w:type="spellStart"/>
-      <w:r>
-        <w:t>소가노</w:t>
-      </w:r>
-      <w:proofErr w:type="spellEnd"/>
-      <w:r>
-        <w:t xml:space="preserve"> </w:t>
-      </w:r>
-      <w:proofErr w:type="spellStart"/>
-      <w:r>
-        <w:t>이나메는</w:t>
-      </w:r>
-      <w:proofErr w:type="spellEnd"/>
-      <w:r>
-        <w:t xml:space="preserve"> </w:t>
-      </w:r>
-      <w:proofErr w:type="spellStart"/>
-      <w:r>
-        <w:t>긴메이</w:t>
-      </w:r>
-      <w:proofErr w:type="spellEnd"/>
-      <w:r>
-        <w:t xml:space="preserve"> 천황의 조정에서도 딸들을 천황 </w:t>
+        <w:t xml:space="preserve"> 아버지 소가노 이나메는 긴메이 천황의 조정에서도 딸들을 천황 </w:t>
       </w:r>
       <w:r>
         <w:rPr>
@@ -1966,31 +1637,7 @@
         <w:t>.</w:t>
       </w:r>
       <w:r>
-        <w:t xml:space="preserve"> 이후 </w:t>
-      </w:r>
-      <w:proofErr w:type="spellStart"/>
-      <w:r>
-        <w:t>요메이</w:t>
-      </w:r>
-      <w:proofErr w:type="spellEnd"/>
-      <w:r>
-        <w:t>·</w:t>
-      </w:r>
-      <w:proofErr w:type="spellStart"/>
-      <w:r>
-        <w:t>스슌</w:t>
-      </w:r>
-      <w:proofErr w:type="spellEnd"/>
-      <w:r>
-        <w:t>·</w:t>
-      </w:r>
-      <w:proofErr w:type="spellStart"/>
-      <w:r>
-        <w:t>스이코의</w:t>
-      </w:r>
-      <w:proofErr w:type="spellEnd"/>
-      <w:r>
-        <w:t xml:space="preserve"> 세 천황을 낳았고, 이어 그 아들 우마코와 손</w:t>
+        <w:t xml:space="preserve"> 이후 요메이·스슌·스이코의 세 천황을 낳았고, 이어 그 아들 우마코와 손</w:t>
       </w:r>
       <w:r>
         <w:rPr>
@@ -1999,15 +1646,7 @@
         <w:t>자</w:t>
       </w:r>
       <w:r>
-        <w:t xml:space="preserve"> </w:t>
-      </w:r>
-      <w:proofErr w:type="spellStart"/>
-      <w:r>
-        <w:t>에미시가</w:t>
-      </w:r>
-      <w:proofErr w:type="spellEnd"/>
-      <w:r>
-        <w:t xml:space="preserve"> 대신이 됨.</w:t>
+        <w:t xml:space="preserve"> 에미시가 대신이 됨.</w:t>
       </w:r>
     </w:p>
     <w:p/>
@@ -2221,14 +1860,12 @@
                       <wps:txbx>
                         <w:txbxContent>
                           <w:p>
-                            <w:proofErr w:type="spellStart"/>
                             <w:r>
                               <w:rPr>
                                 <w:rFonts w:hint="eastAsia"/>
                               </w:rPr>
                               <w:t>우마야토</w:t>
                             </w:r>
-                            <w:proofErr w:type="spellEnd"/>
                           </w:p>
                         </w:txbxContent>
                       </wps:txbx>
@@ -2253,14 +1890,12 @@
                 <v:textbox>
                   <w:txbxContent>
                     <w:p>
-                      <w:proofErr w:type="spellStart"/>
                       <w:r>
                         <w:rPr>
                           <w:rFonts w:hint="eastAsia"/>
                         </w:rPr>
                         <w:t>우마야토</w:t>
                       </w:r>
-                      <w:proofErr w:type="spellEnd"/>
                     </w:p>
                   </w:txbxContent>
                 </v:textbox>
@@ -2326,19 +1961,11 @@
                       <wps:txbx>
                         <w:txbxContent>
                           <w:p>
-                            <w:proofErr w:type="spellStart"/>
                             <w:r>
                               <w:rPr>
                                 <w:rFonts w:hint="eastAsia"/>
                               </w:rPr>
-                              <w:t>쇼토쿠</w:t>
-                            </w:r>
-                            <w:proofErr w:type="spellEnd"/>
-                            <w:r>
-                              <w:rPr>
-                                <w:rFonts w:hint="eastAsia"/>
-                              </w:rPr>
-                              <w:t xml:space="preserve"> 태자</w:t>
+                              <w:t>쇼토쿠 태자</w:t>
                             </w:r>
                           </w:p>
                         </w:txbxContent>
@@ -2364,19 +1991,11 @@
                 <v:textbox>
                   <w:txbxContent>
                     <w:p>
-                      <w:proofErr w:type="spellStart"/>
                       <w:r>
                         <w:rPr>
                           <w:rFonts w:hint="eastAsia"/>
                         </w:rPr>
-                        <w:t>쇼토쿠</w:t>
-                      </w:r>
-                      <w:proofErr w:type="spellEnd"/>
-                      <w:r>
-                        <w:rPr>
-                          <w:rFonts w:hint="eastAsia"/>
-                        </w:rPr>
-                        <w:t xml:space="preserve"> 태자</w:t>
+                        <w:t>쇼토쿠 태자</w:t>
                       </w:r>
                     </w:p>
                   </w:txbxContent>
@@ -2452,23 +2071,7 @@
         <w:t>소가</w:t>
       </w:r>
       <w:r>
-        <w:t xml:space="preserve"> 씨가 </w:t>
-      </w:r>
-      <w:proofErr w:type="spellStart"/>
-      <w:r>
-        <w:t>모노노베</w:t>
-      </w:r>
-      <w:proofErr w:type="spellEnd"/>
-      <w:r>
-        <w:t xml:space="preserve"> 씨를 타도하고 </w:t>
-      </w:r>
-      <w:proofErr w:type="spellStart"/>
-      <w:r>
-        <w:t>스슌</w:t>
-      </w:r>
-      <w:proofErr w:type="spellEnd"/>
-      <w:r>
-        <w:t xml:space="preserve"> 천황마저 암살하며 소가 씨</w:t>
+        <w:t xml:space="preserve"> 씨가 모노노베 씨를 타도하고 스슌 천황마저 암살하며 소가 씨</w:t>
       </w:r>
       <w:r>
         <w:rPr>
@@ -2545,21 +2148,7 @@
         <w:rPr>
           <w:rFonts w:hint="eastAsia"/>
         </w:rPr>
-        <w:t xml:space="preserve">소가 씨는 불교를 수용하고자 했고, </w:t>
-      </w:r>
-      <w:proofErr w:type="spellStart"/>
-      <w:r>
-        <w:rPr>
-          <w:rFonts w:hint="eastAsia"/>
-        </w:rPr>
-        <w:t>모노노베</w:t>
-      </w:r>
-      <w:proofErr w:type="spellEnd"/>
-      <w:r>
-        <w:rPr>
-          <w:rFonts w:hint="eastAsia"/>
-        </w:rPr>
-        <w:t xml:space="preserve"> 씨는 불교를 배척하고자 했</w:t>
+        <w:t>소가 씨는 불교를 수용하고자 했고, 모노노베 씨는 불교를 배척하고자 했</w:t>
       </w:r>
       <w:r>
         <w:rPr>
@@ -2587,42 +2176,26 @@
         </w:rPr>
         <w:t xml:space="preserve">승리하며, </w:t>
       </w:r>
-      <w:proofErr w:type="spellStart"/>
-      <w:r>
-        <w:rPr>
-          <w:rFonts w:hint="eastAsia"/>
-        </w:rPr>
-        <w:t>스이코</w:t>
-      </w:r>
-      <w:proofErr w:type="spellEnd"/>
-      <w:r>
-        <w:rPr>
-          <w:rFonts w:hint="eastAsia"/>
-        </w:rPr>
-        <w:t xml:space="preserve"> 천황이 불교를 수용했다.</w:t>
-      </w:r>
-    </w:p>
-    <w:p>
-      <w:pPr>
-        <w:pStyle w:val="a6"/>
-        <w:numPr>
-          <w:ilvl w:val="0"/>
-          <w:numId w:val="1"/>
-        </w:numPr>
-      </w:pPr>
-      <w:proofErr w:type="spellStart"/>
-      <w:r>
-        <w:rPr>
-          <w:rFonts w:hint="eastAsia"/>
-        </w:rPr>
-        <w:t>견수사</w:t>
-      </w:r>
-      <w:proofErr w:type="spellEnd"/>
-      <w:r>
-        <w:rPr>
-          <w:rFonts w:hint="eastAsia"/>
-        </w:rPr>
-        <w:t>: 기술이나 제도를 배우기 위해 중국의 수에 파견한 조공 사절</w:t>
+      <w:r>
+        <w:rPr>
+          <w:rFonts w:hint="eastAsia"/>
+        </w:rPr>
+        <w:t>스이코 천황이 불교를 수용했다.</w:t>
+      </w:r>
+    </w:p>
+    <w:p>
+      <w:pPr>
+        <w:pStyle w:val="a6"/>
+        <w:numPr>
+          <w:ilvl w:val="0"/>
+          <w:numId w:val="1"/>
+        </w:numPr>
+      </w:pPr>
+      <w:r>
+        <w:rPr>
+          <w:rFonts w:hint="eastAsia"/>
+        </w:rPr>
+        <w:t>견수사: 기술이나 제도를 배우기 위해 중국의 수에 파견한 조공 사절</w:t>
       </w:r>
     </w:p>
     <w:p/>
@@ -2633,23 +2206,13 @@
           <w:bCs/>
         </w:rPr>
       </w:pPr>
-      <w:proofErr w:type="spellStart"/>
-      <w:r>
-        <w:rPr>
-          <w:rFonts w:hint="eastAsia"/>
-          <w:b/>
-          <w:bCs/>
-        </w:rPr>
-        <w:t>고류지</w:t>
-      </w:r>
-      <w:proofErr w:type="spellEnd"/>
-      <w:r>
-        <w:rPr>
-          <w:rFonts w:hint="eastAsia"/>
-          <w:b/>
-          <w:bCs/>
-        </w:rPr>
-        <w:t xml:space="preserve"> 목제 반가사유상</w:t>
+      <w:r>
+        <w:rPr>
+          <w:rFonts w:hint="eastAsia"/>
+          <w:b/>
+          <w:bCs/>
+        </w:rPr>
+        <w:t>고류지 목제 반가사유상</w:t>
       </w:r>
     </w:p>
     <w:p>
@@ -2702,14 +2265,12 @@
       <w:r>
         <w:t xml:space="preserve"> ‘왜’ 권력을 좌우하던 소가 씨의 </w:t>
       </w:r>
-      <w:proofErr w:type="spellStart"/>
       <w:r>
         <w:rPr>
           <w:rFonts w:hint="eastAsia"/>
         </w:rPr>
         <w:t>본종가가</w:t>
       </w:r>
-      <w:proofErr w:type="spellEnd"/>
       <w:r>
         <w:t xml:space="preserve"> 수와 당에 유학한 경험이 </w:t>
       </w:r>
@@ -2747,37 +2308,14 @@
       </w:r>
     </w:p>
     <w:p>
-      <w:proofErr w:type="spellStart"/>
-      <w:r>
-        <w:rPr>
-          <w:rFonts w:hint="eastAsia"/>
-        </w:rPr>
-        <w:t>고교쿠</w:t>
-      </w:r>
-      <w:proofErr w:type="spellEnd"/>
-      <w:r>
-        <w:rPr>
-          <w:rFonts w:hint="eastAsia"/>
-        </w:rPr>
-        <w:t xml:space="preserve"> 천황은 </w:t>
-      </w:r>
-      <w:proofErr w:type="spellStart"/>
-      <w:r>
-        <w:rPr>
-          <w:rFonts w:hint="eastAsia"/>
-        </w:rPr>
-        <w:t>고토쿠</w:t>
-      </w:r>
-      <w:proofErr w:type="spellEnd"/>
-      <w:r>
-        <w:rPr>
-          <w:rFonts w:hint="eastAsia"/>
-        </w:rPr>
-        <w:t xml:space="preserve"> 천황에게 양위</w:t>
-      </w:r>
-    </w:p>
-    <w:p>
-      <w:proofErr w:type="spellStart"/>
+      <w:r>
+        <w:rPr>
+          <w:rFonts w:hint="eastAsia"/>
+        </w:rPr>
+        <w:t>고교쿠 천황은 고토쿠 천황에게 양위</w:t>
+      </w:r>
+    </w:p>
+    <w:p>
       <w:r>
         <w:rPr>
           <w:rFonts w:hint="eastAsia"/>
@@ -2794,102 +2332,688 @@
         <w:rPr>
           <w:rFonts w:hint="eastAsia"/>
         </w:rPr>
+        <w:t>에 황자/나카토미노 가마타리</w:t>
+      </w:r>
+    </w:p>
+    <w:p>
+      <w:pPr>
+        <w:rPr>
+          <w:b/>
+          <w:bCs/>
+        </w:rPr>
+      </w:pPr>
+      <w:r>
+        <w:rPr>
+          <w:rFonts w:hint="eastAsia"/>
+          <w:b/>
+          <w:bCs/>
+        </w:rPr>
+        <w:t>다이카 개신</w:t>
+      </w:r>
+      <w:r>
+        <w:rPr>
+          <w:rFonts w:hint="eastAsia"/>
+          <w:b/>
+          <w:bCs/>
+        </w:rPr>
+        <w:t xml:space="preserve"> (645년)</w:t>
+      </w:r>
+    </w:p>
+    <w:p>
+      <w:r>
+        <w:rPr>
+          <w:rFonts w:hint="eastAsia"/>
+        </w:rPr>
+        <w:t>견당사를 통해 다이카 개신을 기획할 수 있었다.</w:t>
+      </w:r>
+    </w:p>
+    <w:p>
+      <w:pPr>
+        <w:rPr>
+          <w:b/>
+          <w:bCs/>
+          <w:color w:val="0070C0"/>
+        </w:rPr>
+      </w:pPr>
+      <w:r>
+        <w:rPr>
+          <w:rFonts w:hint="eastAsia"/>
+          <w:b/>
+          <w:bCs/>
+          <w:color w:val="0070C0"/>
+        </w:rPr>
+        <w:t>국정 쇄신, 친당/신라 노선</w:t>
+      </w:r>
+    </w:p>
+    <w:p>
+      <w:pPr>
+        <w:rPr>
+          <w:b/>
+          <w:bCs/>
+        </w:rPr>
+      </w:pPr>
+      <w:r>
+        <w:rPr>
+          <w:rFonts w:hint="eastAsia"/>
+          <w:b/>
+          <w:bCs/>
+        </w:rPr>
+        <w:t>개신의 조 (646년)</w:t>
+      </w:r>
+    </w:p>
+    <w:p>
+      <w:r>
+        <w:rPr>
+          <w:rFonts w:hint="eastAsia"/>
+        </w:rPr>
+        <w:t>공지공민제</w:t>
+      </w:r>
+      <w:r>
+        <w:t xml:space="preserve">(모든 토지와 인민은 국가의 소유) 중심의 중앙집권적 정치 </w:t>
+      </w:r>
+      <w:r>
+        <w:rPr>
+          <w:rFonts w:hint="eastAsia"/>
+        </w:rPr>
+        <w:t>체제</w:t>
+      </w:r>
+      <w:r>
+        <w:t xml:space="preserve"> 구상</w:t>
+      </w:r>
+    </w:p>
+    <w:p/>
+    <w:p>
+      <w:r>
+        <w:rPr>
+          <w:rFonts w:hint="eastAsia"/>
+        </w:rPr>
+        <w:t>천황과 나카노</w:t>
+      </w:r>
+      <w:r>
+        <w:rPr>
+          <w:rFonts w:hint="eastAsia"/>
+        </w:rPr>
+        <w:t>오</w:t>
+      </w:r>
+      <w:r>
+        <w:rPr>
+          <w:rFonts w:hint="eastAsia"/>
+        </w:rPr>
+        <w:t xml:space="preserve">에 황자 사이의 권력 투쟁의 결과로 </w:t>
+      </w:r>
+      <w:r>
+        <w:rPr>
+          <w:rFonts w:hint="eastAsia"/>
+          <w:b/>
+          <w:bCs/>
+          <w:color w:val="0070C0"/>
+        </w:rPr>
+        <w:t>친백제 노선</w:t>
+      </w:r>
+      <w:r>
+        <w:rPr>
+          <w:rFonts w:hint="eastAsia"/>
+        </w:rPr>
+        <w:t>으로 취함</w:t>
+      </w:r>
+    </w:p>
+    <w:p>
+      <w:r>
+        <w:rPr>
+          <w:rFonts w:hint="eastAsia"/>
+        </w:rPr>
+        <w:t>660년 나당 연합군에 의해 백제가 멸망 -&gt; 백제 부흥운동을 위해 왜의 백제 지원</w:t>
+      </w:r>
+    </w:p>
+    <w:p>
+      <w:pPr>
+        <w:pStyle w:val="a6"/>
+        <w:numPr>
+          <w:ilvl w:val="0"/>
+          <w:numId w:val="2"/>
+        </w:numPr>
+        <w:rPr>
+          <w:b/>
+          <w:bCs/>
+          <w:color w:val="0070C0"/>
+        </w:rPr>
+      </w:pPr>
+      <w:r>
+        <w:rPr>
+          <w:rFonts w:hint="eastAsia"/>
+          <w:b/>
+          <w:bCs/>
+          <w:color w:val="0070C0"/>
+        </w:rPr>
+        <w:t>백촌강 전투(663년) 참패</w:t>
+      </w:r>
+    </w:p>
+    <w:p>
+      <w:pPr>
+        <w:pStyle w:val="a6"/>
+        <w:numPr>
+          <w:ilvl w:val="0"/>
+          <w:numId w:val="2"/>
+        </w:numPr>
+      </w:pPr>
+      <w:r>
+        <w:rPr>
+          <w:rFonts w:hint="eastAsia"/>
+        </w:rPr>
+        <w:t>나카노</w:t>
+      </w:r>
+      <w:r>
+        <w:rPr>
+          <w:rFonts w:hint="eastAsia"/>
+        </w:rPr>
+        <w:t>오</w:t>
+      </w:r>
+      <w:r>
+        <w:rPr>
+          <w:rFonts w:hint="eastAsia"/>
+        </w:rPr>
+        <w:t>에 황자는 왕도를 아스카에서 오미로 천도하고 덴지 천황이 되었다.</w:t>
+      </w:r>
+    </w:p>
+    <w:p/>
+    <w:p>
+      <w:pPr>
+        <w:rPr>
+          <w:b/>
+          <w:bCs/>
+        </w:rPr>
+      </w:pPr>
+      <w:r>
+        <w:rPr>
+          <w:rFonts w:hint="eastAsia"/>
+          <w:b/>
+          <w:bCs/>
+        </w:rPr>
+        <w:t>진신의 난</w:t>
+      </w:r>
+      <w:r>
+        <w:rPr>
+          <w:rFonts w:hint="eastAsia"/>
+          <w:b/>
+          <w:bCs/>
+        </w:rPr>
+        <w:t xml:space="preserve"> (672</w:t>
+      </w:r>
+      <w:r>
+        <w:rPr>
+          <w:rFonts w:hint="eastAsia"/>
+          <w:b/>
+          <w:bCs/>
+        </w:rPr>
+        <w:t>년</w:t>
+      </w:r>
+      <w:r>
+        <w:rPr>
+          <w:rFonts w:hint="eastAsia"/>
+          <w:b/>
+          <w:bCs/>
+        </w:rPr>
+        <w:t>)</w:t>
+      </w:r>
+    </w:p>
+    <w:p>
+      <w:pPr>
+        <w:pStyle w:val="a6"/>
+        <w:numPr>
+          <w:ilvl w:val="0"/>
+          <w:numId w:val="3"/>
+        </w:numPr>
+      </w:pPr>
+      <w:r>
+        <w:rPr>
+          <w:rFonts w:hint="eastAsia"/>
+        </w:rPr>
+        <w:t>덴지 천황의 급진개혁노선</w:t>
+      </w:r>
+    </w:p>
+    <w:p>
+      <w:pPr>
+        <w:pStyle w:val="a6"/>
+        <w:numPr>
+          <w:ilvl w:val="0"/>
+          <w:numId w:val="3"/>
+        </w:numPr>
+      </w:pPr>
+      <w:r>
+        <w:rPr>
+          <w:rFonts w:hint="eastAsia"/>
+        </w:rPr>
+        <w:t>아스카 시대 빈번한 왕위계승분쟁의 사례</w:t>
+      </w:r>
+    </w:p>
+    <w:p>
+      <w:pPr>
+        <w:pStyle w:val="a6"/>
+        <w:numPr>
+          <w:ilvl w:val="0"/>
+          <w:numId w:val="3"/>
+        </w:numPr>
+      </w:pPr>
+      <w:r>
+        <w:rPr>
+          <w:rFonts w:hint="eastAsia"/>
+        </w:rPr>
+        <w:t xml:space="preserve">원래 덴지 </w:t>
+      </w:r>
+      <w:r>
+        <w:t>⇔</w:t>
+      </w:r>
+      <w:r>
+        <w:rPr>
+          <w:rFonts w:hint="eastAsia"/>
+        </w:rPr>
+        <w:t xml:space="preserve"> 덴무 불화 (누카다 왕)</w:t>
+      </w:r>
+    </w:p>
+    <w:p>
+      <w:pPr>
+        <w:pStyle w:val="a6"/>
+        <w:numPr>
+          <w:ilvl w:val="0"/>
+          <w:numId w:val="3"/>
+        </w:numPr>
+      </w:pPr>
+      <w:r>
+        <w:rPr>
+          <w:rFonts w:hint="eastAsia"/>
+        </w:rPr>
+        <w:t>오토모</w:t>
+      </w:r>
+      <w:r>
+        <w:t xml:space="preserve"> 정권은 당사의 압력 속에, 당을 도와 한반도 군원(軍援) 파견 준비</w:t>
+      </w:r>
+      <w:r>
+        <w:rPr>
+          <w:rFonts w:hint="eastAsia"/>
+        </w:rPr>
         <w:t>에</w:t>
       </w:r>
-      <w:proofErr w:type="spellEnd"/>
-      <w:r>
-        <w:rPr>
-          <w:rFonts w:hint="eastAsia"/>
-        </w:rPr>
-        <w:t xml:space="preserve"> 황자/</w:t>
-      </w:r>
-      <w:proofErr w:type="spellStart"/>
-      <w:r>
-        <w:rPr>
-          <w:rFonts w:hint="eastAsia"/>
-        </w:rPr>
-        <w:t>나카토미노</w:t>
-      </w:r>
-      <w:proofErr w:type="spellEnd"/>
-      <w:r>
-        <w:rPr>
-          <w:rFonts w:hint="eastAsia"/>
-        </w:rPr>
-        <w:t xml:space="preserve"> </w:t>
-      </w:r>
-      <w:proofErr w:type="spellStart"/>
-      <w:r>
-        <w:rPr>
-          <w:rFonts w:hint="eastAsia"/>
-        </w:rPr>
-        <w:t>가마타리</w:t>
-      </w:r>
-      <w:proofErr w:type="spellEnd"/>
-    </w:p>
-    <w:p>
-      <w:pPr>
-        <w:rPr>
-          <w:b/>
-          <w:bCs/>
-        </w:rPr>
-      </w:pPr>
-      <w:proofErr w:type="spellStart"/>
-      <w:r>
-        <w:rPr>
-          <w:rFonts w:hint="eastAsia"/>
-          <w:b/>
-          <w:bCs/>
-        </w:rPr>
-        <w:t>다이카</w:t>
-      </w:r>
-      <w:proofErr w:type="spellEnd"/>
-      <w:r>
-        <w:rPr>
-          <w:rFonts w:hint="eastAsia"/>
-          <w:b/>
-          <w:bCs/>
-        </w:rPr>
-        <w:t xml:space="preserve"> 개신</w:t>
-      </w:r>
-      <w:r>
-        <w:rPr>
-          <w:rFonts w:hint="eastAsia"/>
-          <w:b/>
-          <w:bCs/>
-        </w:rPr>
-        <w:t xml:space="preserve"> (645년)</w:t>
-      </w:r>
-    </w:p>
-    <w:p>
-      <w:r>
-        <w:rPr>
-          <w:rFonts w:hint="eastAsia"/>
-        </w:rPr>
-        <w:t xml:space="preserve">견당사를 통해 </w:t>
-      </w:r>
-      <w:proofErr w:type="spellStart"/>
-      <w:r>
-        <w:rPr>
-          <w:rFonts w:hint="eastAsia"/>
-        </w:rPr>
-        <w:t>다이카</w:t>
-      </w:r>
-      <w:proofErr w:type="spellEnd"/>
-      <w:r>
-        <w:rPr>
-          <w:rFonts w:hint="eastAsia"/>
-        </w:rPr>
-        <w:t xml:space="preserve"> 개신을 기획할 수 있었다.</w:t>
-      </w:r>
-    </w:p>
-    <w:p>
-      <w:pPr>
+      <w:r>
+        <w:t xml:space="preserve"> 몰두 ~ 동국 각지 호족군의 군사 동원 ⇔ 오아마, 요시노에 나와 준비된 호족군을 끌어들여 한반도 정세에 불</w:t>
+      </w:r>
+      <w:r>
+        <w:rPr>
+          <w:rFonts w:hint="eastAsia"/>
+        </w:rPr>
+        <w:t>개입을</w:t>
+      </w:r>
+      <w:r>
+        <w:t xml:space="preserve"> 주장하는 친신라 노선 주창</w:t>
+      </w:r>
+    </w:p>
+    <w:p>
+      <w:pPr>
+        <w:pStyle w:val="a6"/>
+        <w:numPr>
+          <w:ilvl w:val="0"/>
+          <w:numId w:val="2"/>
+        </w:numPr>
+      </w:pPr>
+      <w:r>
+        <w:rPr>
+          <w:rFonts w:hint="eastAsia"/>
+        </w:rPr>
+        <w:t>결과</w:t>
+      </w:r>
+      <w:r>
+        <w:rPr>
+          <w:rFonts w:hint="eastAsia"/>
+        </w:rPr>
+        <w:t>:</w:t>
+      </w:r>
+      <w:r>
+        <w:rPr>
+          <w:rFonts w:hint="eastAsia"/>
+        </w:rPr>
+        <w:t xml:space="preserve"> 덴무가 천황에 오름</w:t>
+      </w:r>
+    </w:p>
+    <w:p/>
+    <w:p>
+      <w:r>
+        <w:rPr>
+          <w:rFonts w:hint="eastAsia"/>
+        </w:rPr>
+        <w:t>2025.09.19</w:t>
+      </w:r>
+    </w:p>
+    <w:p>
+      <w:pPr>
+        <w:rPr>
+          <w:b/>
+          <w:bCs/>
+        </w:rPr>
+      </w:pPr>
+      <w:r>
+        <w:rPr>
+          <w:rFonts w:hint="eastAsia"/>
+          <w:b/>
+          <w:bCs/>
+        </w:rPr>
+        <w:t>후지와라 씨와 국풍문화</w:t>
+      </w:r>
+    </w:p>
+    <w:p>
+      <w:pPr>
+        <w:rPr>
+          <w:b/>
+          <w:bCs/>
+        </w:rPr>
+      </w:pPr>
+      <w:r>
+        <w:rPr>
+          <w:rFonts w:hint="eastAsia"/>
+          <w:b/>
+          <w:bCs/>
+        </w:rPr>
+        <w:t>나라시대</w:t>
+      </w:r>
+    </w:p>
+    <w:p>
+      <w:r>
+        <w:rPr>
+          <w:rFonts w:hint="eastAsia"/>
+        </w:rPr>
+        <w:t>694년 후지와라쿄로 천도</w:t>
+      </w:r>
+    </w:p>
+    <w:p>
+      <w:pPr>
+        <w:rPr>
+          <w:b/>
+          <w:bCs/>
+        </w:rPr>
+      </w:pPr>
+      <w:r>
+        <w:rPr>
+          <w:rFonts w:hint="eastAsia"/>
+          <w:b/>
+          <w:bCs/>
+        </w:rPr>
+        <w:t>후지와라노 후히토</w:t>
+      </w:r>
+    </w:p>
+    <w:p>
+      <w:pPr>
+        <w:pStyle w:val="a6"/>
+        <w:numPr>
+          <w:ilvl w:val="0"/>
+          <w:numId w:val="1"/>
+        </w:numPr>
+      </w:pPr>
+      <w:r>
+        <w:rPr>
+          <w:rFonts w:hint="eastAsia"/>
+        </w:rPr>
+        <w:t>나카토미노 가마타리</w:t>
+      </w:r>
+      <w:r>
+        <w:rPr>
+          <w:rFonts w:hint="eastAsia"/>
+        </w:rPr>
+        <w:t>의 차남</w:t>
+      </w:r>
+    </w:p>
+    <w:p>
+      <w:pPr>
+        <w:pStyle w:val="a6"/>
+        <w:numPr>
+          <w:ilvl w:val="0"/>
+          <w:numId w:val="1"/>
+        </w:numPr>
+      </w:pPr>
+      <w:r>
+        <w:rPr>
+          <w:rFonts w:hint="eastAsia"/>
+        </w:rPr>
+        <w:t>덴지 천황으로부터 후지와라 성을 하사받음</w:t>
+      </w:r>
+    </w:p>
+    <w:p>
+      <w:pPr>
+        <w:pStyle w:val="a6"/>
+        <w:numPr>
+          <w:ilvl w:val="0"/>
+          <w:numId w:val="1"/>
+        </w:numPr>
+      </w:pPr>
+      <w:r>
+        <w:rPr>
+          <w:rFonts w:hint="eastAsia"/>
+        </w:rPr>
+        <w:t xml:space="preserve">701년 </w:t>
+      </w:r>
+      <w:r>
+        <w:rPr>
+          <w:rFonts w:hint="eastAsia"/>
+        </w:rPr>
+        <w:t>다이호 율령을 제정</w:t>
+      </w:r>
+      <w:r>
+        <w:rPr>
+          <w:rFonts w:hint="eastAsia"/>
+        </w:rPr>
+        <w:t>/대륙에 지지 않는 율령 국가</w:t>
+      </w:r>
+    </w:p>
+    <w:p>
+      <w:pPr>
+        <w:pStyle w:val="a6"/>
+        <w:numPr>
+          <w:ilvl w:val="1"/>
+          <w:numId w:val="1"/>
+        </w:numPr>
+      </w:pPr>
+      <w:r>
+        <w:rPr>
+          <w:rFonts w:hint="eastAsia"/>
+        </w:rPr>
+        <w:t>반전수수법</w:t>
+      </w:r>
+      <w:r>
+        <w:rPr>
+          <w:rFonts w:hint="eastAsia"/>
+        </w:rPr>
+        <w:t>: 국가의 농지 경작권의 지급, 수용에 관한 법</w:t>
+      </w:r>
+    </w:p>
+    <w:p>
+      <w:pPr>
+        <w:pStyle w:val="a6"/>
+        <w:numPr>
+          <w:ilvl w:val="0"/>
+          <w:numId w:val="1"/>
+        </w:numPr>
+      </w:pPr>
+      <w:r>
+        <w:rPr>
+          <w:rFonts w:hint="eastAsia"/>
+        </w:rPr>
+        <w:t>702년 지토 사망, 다시 견당사 파견</w:t>
+      </w:r>
+    </w:p>
+    <w:p>
+      <w:pPr>
+        <w:pStyle w:val="a6"/>
+        <w:numPr>
+          <w:ilvl w:val="0"/>
+          <w:numId w:val="1"/>
+        </w:numPr>
+      </w:pPr>
+      <w:r>
+        <w:rPr>
+          <w:rFonts w:hint="eastAsia"/>
+        </w:rPr>
+        <w:t>710년 헤이조쿄 천</w:t>
+      </w:r>
+      <w:r>
+        <w:rPr>
+          <w:rFonts w:hint="eastAsia"/>
+        </w:rPr>
+        <w:t>도</w:t>
+      </w:r>
+      <w:r>
+        <w:rPr>
+          <w:rFonts w:hint="eastAsia"/>
+        </w:rPr>
+        <w:t xml:space="preserve"> 주도</w:t>
+      </w:r>
+      <w:r>
+        <w:rPr>
+          <w:rFonts w:hint="eastAsia"/>
+        </w:rPr>
+        <w:t>/겐메이 천황</w:t>
+      </w:r>
+    </w:p>
+    <w:p>
+      <w:pPr>
+        <w:pStyle w:val="a6"/>
+        <w:numPr>
+          <w:ilvl w:val="0"/>
+          <w:numId w:val="1"/>
+        </w:numPr>
+      </w:pPr>
+      <w:r>
+        <w:rPr>
+          <w:rFonts w:hint="eastAsia"/>
+        </w:rPr>
+        <w:t>7</w:t>
+      </w:r>
+      <w:r>
+        <w:rPr>
+          <w:rFonts w:hint="eastAsia"/>
+        </w:rPr>
+        <w:t>20</w:t>
+      </w:r>
+      <w:r>
+        <w:rPr>
+          <w:rFonts w:hint="eastAsia"/>
+        </w:rPr>
+        <w:t>년 일본서기</w:t>
+      </w:r>
+      <w:r>
+        <w:rPr>
+          <w:rFonts w:hint="eastAsia"/>
+        </w:rPr>
+        <w:t xml:space="preserve"> 완성</w:t>
+      </w:r>
+    </w:p>
+    <w:p>
+      <w:r>
+        <w:rPr>
+          <w:rFonts w:hint="eastAsia"/>
+        </w:rPr>
+        <w:t>나라 시대의 불교, 국가의 보호 아래 발전</w:t>
+      </w:r>
+    </w:p>
+    <w:p>
+      <w:r>
+        <w:rPr>
+          <w:rFonts w:hint="eastAsia"/>
+        </w:rPr>
+        <w:t>쇼무 천황, 743년 대불 건립 결심</w:t>
+      </w:r>
+    </w:p>
+    <w:p/>
+    <w:p>
+      <w:pPr>
+        <w:rPr>
+          <w:b/>
+          <w:bCs/>
+        </w:rPr>
+      </w:pPr>
+      <w:r>
+        <w:rPr>
+          <w:rFonts w:hint="eastAsia"/>
+          <w:b/>
+          <w:bCs/>
+        </w:rPr>
+        <w:t>공지공민제의 성립과 붕괴</w:t>
+      </w:r>
+    </w:p>
+    <w:p>
+      <w:r>
+        <w:rPr>
+          <w:rFonts w:hint="eastAsia"/>
+        </w:rPr>
+        <w:t>702년 다이호 령 시행으로 공지공민제가 상징적으로 실현</w:t>
+      </w:r>
+    </w:p>
+    <w:p>
+      <w:r>
+        <w:rPr>
+          <w:rFonts w:hint="eastAsia"/>
+        </w:rPr>
+        <w:t>반전수수법: 공민에게 토지를 지급하고 사망하면 나라에 반환시키는 제도</w:t>
+      </w:r>
+    </w:p>
+    <w:p>
+      <w:r>
+        <w:rPr>
+          <w:rFonts w:hint="eastAsia"/>
+        </w:rPr>
+        <w:t>인구 증가로 구분전 부족 현상발생. 무거운 세금 부담으로 농민 이탈자 발생</w:t>
+      </w:r>
+    </w:p>
+    <w:p>
+      <w:r>
+        <w:rPr>
+          <w:rFonts w:hint="eastAsia"/>
+        </w:rPr>
+        <w:t xml:space="preserve">743년 </w:t>
+      </w:r>
+      <w:r>
+        <w:rPr>
+          <w:rFonts w:hint="eastAsia"/>
+          <w:b/>
+          <w:bCs/>
+          <w:color w:val="EE0000"/>
+        </w:rPr>
+        <w:t>간전영년사재법</w:t>
+      </w:r>
+      <w:r>
+        <w:rPr>
+          <w:rFonts w:hint="eastAsia"/>
+        </w:rPr>
+        <w:t xml:space="preserve"> 실시 (개간 토지는 영구적인 사유 인정)</w:t>
+      </w:r>
+    </w:p>
+    <w:p>
+      <w:pPr>
+        <w:pStyle w:val="a6"/>
+        <w:numPr>
+          <w:ilvl w:val="0"/>
+          <w:numId w:val="1"/>
+        </w:numPr>
+      </w:pPr>
+      <w:r>
+        <w:rPr>
+          <w:rFonts w:hint="eastAsia"/>
+        </w:rPr>
+        <w:t>개발 영주. 영지를 지키기 위해 무장</w:t>
+      </w:r>
+    </w:p>
+    <w:p>
+      <w:pPr>
+        <w:pStyle w:val="a6"/>
+        <w:numPr>
+          <w:ilvl w:val="0"/>
+          <w:numId w:val="1"/>
+        </w:numPr>
+      </w:pPr>
+      <w:r>
         <w:rPr>
           <w:b/>
           <w:bCs/>
           <w:color w:val="0070C0"/>
         </w:rPr>
-      </w:pPr>
+        <w:t>‘</w:t>
+      </w:r>
       <w:r>
         <w:rPr>
           <w:rFonts w:hint="eastAsia"/>
@@ -2897,1027 +3021,14 @@
           <w:bCs/>
           <w:color w:val="0070C0"/>
         </w:rPr>
-        <w:t xml:space="preserve">국정 쇄신, </w:t>
-      </w:r>
-      <w:proofErr w:type="spellStart"/>
-      <w:r>
-        <w:rPr>
-          <w:rFonts w:hint="eastAsia"/>
+        <w:t>무사</w:t>
+      </w:r>
+      <w:r>
+        <w:rPr>
           <w:b/>
           <w:bCs/>
           <w:color w:val="0070C0"/>
         </w:rPr>
-        <w:t>친당</w:t>
-      </w:r>
-      <w:proofErr w:type="spellEnd"/>
-      <w:r>
-        <w:rPr>
-          <w:rFonts w:hint="eastAsia"/>
-          <w:b/>
-          <w:bCs/>
-          <w:color w:val="0070C0"/>
-        </w:rPr>
-        <w:t>/신라 노선</w:t>
-      </w:r>
-    </w:p>
-    <w:p>
-      <w:pPr>
-        <w:rPr>
-          <w:b/>
-          <w:bCs/>
-        </w:rPr>
-      </w:pPr>
-      <w:r>
-        <w:rPr>
-          <w:rFonts w:hint="eastAsia"/>
-          <w:b/>
-          <w:bCs/>
-        </w:rPr>
-        <w:t>개신의 조 (646년)</w:t>
-      </w:r>
-    </w:p>
-    <w:p>
-      <w:proofErr w:type="spellStart"/>
-      <w:r>
-        <w:rPr>
-          <w:rFonts w:hint="eastAsia"/>
-        </w:rPr>
-        <w:t>공지공민제</w:t>
-      </w:r>
-      <w:proofErr w:type="spellEnd"/>
-      <w:r>
-        <w:t xml:space="preserve">(모든 토지와 인민은 국가의 소유) 중심의 중앙집권적 정치 </w:t>
-      </w:r>
-      <w:r>
-        <w:rPr>
-          <w:rFonts w:hint="eastAsia"/>
-        </w:rPr>
-        <w:t>체제</w:t>
-      </w:r>
-      <w:r>
-        <w:t xml:space="preserve"> 구상</w:t>
-      </w:r>
-    </w:p>
-    <w:p/>
-    <w:p>
-      <w:r>
-        <w:rPr>
-          <w:rFonts w:hint="eastAsia"/>
-        </w:rPr>
-        <w:t xml:space="preserve">천황과 </w:t>
-      </w:r>
-      <w:proofErr w:type="spellStart"/>
-      <w:r>
-        <w:rPr>
-          <w:rFonts w:hint="eastAsia"/>
-        </w:rPr>
-        <w:t>나카노</w:t>
-      </w:r>
-      <w:r>
-        <w:rPr>
-          <w:rFonts w:hint="eastAsia"/>
-        </w:rPr>
-        <w:t>오</w:t>
-      </w:r>
-      <w:r>
-        <w:rPr>
-          <w:rFonts w:hint="eastAsia"/>
-        </w:rPr>
-        <w:t>에</w:t>
-      </w:r>
-      <w:proofErr w:type="spellEnd"/>
-      <w:r>
-        <w:rPr>
-          <w:rFonts w:hint="eastAsia"/>
-        </w:rPr>
-        <w:t xml:space="preserve"> 황자 사이의 권력 투쟁의 결과로 </w:t>
-      </w:r>
-      <w:proofErr w:type="spellStart"/>
-      <w:r>
-        <w:rPr>
-          <w:rFonts w:hint="eastAsia"/>
-          <w:b/>
-          <w:bCs/>
-          <w:color w:val="0070C0"/>
-        </w:rPr>
-        <w:t>친백제</w:t>
-      </w:r>
-      <w:proofErr w:type="spellEnd"/>
-      <w:r>
-        <w:rPr>
-          <w:rFonts w:hint="eastAsia"/>
-          <w:b/>
-          <w:bCs/>
-          <w:color w:val="0070C0"/>
-        </w:rPr>
-        <w:t xml:space="preserve"> 노선</w:t>
-      </w:r>
-      <w:r>
-        <w:rPr>
-          <w:rFonts w:hint="eastAsia"/>
-        </w:rPr>
-        <w:t>으로 취함</w:t>
-      </w:r>
-    </w:p>
-    <w:p>
-      <w:r>
-        <w:rPr>
-          <w:rFonts w:hint="eastAsia"/>
-        </w:rPr>
-        <w:t xml:space="preserve">660년 </w:t>
-      </w:r>
-      <w:proofErr w:type="spellStart"/>
-      <w:r>
-        <w:rPr>
-          <w:rFonts w:hint="eastAsia"/>
-        </w:rPr>
-        <w:t>나당</w:t>
-      </w:r>
-      <w:proofErr w:type="spellEnd"/>
-      <w:r>
-        <w:rPr>
-          <w:rFonts w:hint="eastAsia"/>
-        </w:rPr>
-        <w:t xml:space="preserve"> 연합군에 의해 백제가 멸망 -&gt; 백제 부흥운동을 위해 </w:t>
-      </w:r>
-      <w:proofErr w:type="spellStart"/>
-      <w:r>
-        <w:rPr>
-          <w:rFonts w:hint="eastAsia"/>
-        </w:rPr>
-        <w:t>왜의</w:t>
-      </w:r>
-      <w:proofErr w:type="spellEnd"/>
-      <w:r>
-        <w:rPr>
-          <w:rFonts w:hint="eastAsia"/>
-        </w:rPr>
-        <w:t xml:space="preserve"> 백제 지원</w:t>
-      </w:r>
-    </w:p>
-    <w:p>
-      <w:pPr>
-        <w:pStyle w:val="a6"/>
-        <w:numPr>
-          <w:ilvl w:val="0"/>
-          <w:numId w:val="2"/>
-        </w:numPr>
-        <w:rPr>
-          <w:b/>
-          <w:bCs/>
-          <w:color w:val="0070C0"/>
-        </w:rPr>
-      </w:pPr>
-      <w:proofErr w:type="spellStart"/>
-      <w:r>
-        <w:rPr>
-          <w:rFonts w:hint="eastAsia"/>
-          <w:b/>
-          <w:bCs/>
-          <w:color w:val="0070C0"/>
-        </w:rPr>
-        <w:t>백촌강</w:t>
-      </w:r>
-      <w:proofErr w:type="spellEnd"/>
-      <w:r>
-        <w:rPr>
-          <w:rFonts w:hint="eastAsia"/>
-          <w:b/>
-          <w:bCs/>
-          <w:color w:val="0070C0"/>
-        </w:rPr>
-        <w:t xml:space="preserve"> 전투(663년) 참패</w:t>
-      </w:r>
-    </w:p>
-    <w:p>
-      <w:pPr>
-        <w:pStyle w:val="a6"/>
-        <w:numPr>
-          <w:ilvl w:val="0"/>
-          <w:numId w:val="2"/>
-        </w:numPr>
-      </w:pPr>
-      <w:proofErr w:type="spellStart"/>
-      <w:r>
-        <w:rPr>
-          <w:rFonts w:hint="eastAsia"/>
-        </w:rPr>
-        <w:t>나카노</w:t>
-      </w:r>
-      <w:r>
-        <w:rPr>
-          <w:rFonts w:hint="eastAsia"/>
-        </w:rPr>
-        <w:t>오</w:t>
-      </w:r>
-      <w:r>
-        <w:rPr>
-          <w:rFonts w:hint="eastAsia"/>
-        </w:rPr>
-        <w:t>에</w:t>
-      </w:r>
-      <w:proofErr w:type="spellEnd"/>
-      <w:r>
-        <w:rPr>
-          <w:rFonts w:hint="eastAsia"/>
-        </w:rPr>
-        <w:t xml:space="preserve"> 황자는 왕도를 아스카에서 오미로 천도하고 덴지 천황이 되었다.</w:t>
-      </w:r>
-    </w:p>
-    <w:p/>
-    <w:p>
-      <w:pPr>
-        <w:rPr>
-          <w:b/>
-          <w:bCs/>
-        </w:rPr>
-      </w:pPr>
-      <w:proofErr w:type="spellStart"/>
-      <w:r>
-        <w:rPr>
-          <w:rFonts w:hint="eastAsia"/>
-          <w:b/>
-          <w:bCs/>
-        </w:rPr>
-        <w:t>진신의</w:t>
-      </w:r>
-      <w:proofErr w:type="spellEnd"/>
-      <w:r>
-        <w:rPr>
-          <w:rFonts w:hint="eastAsia"/>
-          <w:b/>
-          <w:bCs/>
-        </w:rPr>
-        <w:t xml:space="preserve"> 난</w:t>
-      </w:r>
-      <w:r>
-        <w:rPr>
-          <w:rFonts w:hint="eastAsia"/>
-          <w:b/>
-          <w:bCs/>
-        </w:rPr>
-        <w:t xml:space="preserve"> (672</w:t>
-      </w:r>
-      <w:r>
-        <w:rPr>
-          <w:rFonts w:hint="eastAsia"/>
-          <w:b/>
-          <w:bCs/>
-        </w:rPr>
-        <w:t>년</w:t>
-      </w:r>
-      <w:r>
-        <w:rPr>
-          <w:rFonts w:hint="eastAsia"/>
-          <w:b/>
-          <w:bCs/>
-        </w:rPr>
-        <w:t>)</w:t>
-      </w:r>
-    </w:p>
-    <w:p>
-      <w:pPr>
-        <w:pStyle w:val="a6"/>
-        <w:numPr>
-          <w:ilvl w:val="0"/>
-          <w:numId w:val="3"/>
-        </w:numPr>
-      </w:pPr>
-      <w:r>
-        <w:rPr>
-          <w:rFonts w:hint="eastAsia"/>
-        </w:rPr>
-        <w:t>덴지 천황의 급진개혁노선</w:t>
-      </w:r>
-    </w:p>
-    <w:p>
-      <w:pPr>
-        <w:pStyle w:val="a6"/>
-        <w:numPr>
-          <w:ilvl w:val="0"/>
-          <w:numId w:val="3"/>
-        </w:numPr>
-      </w:pPr>
-      <w:r>
-        <w:rPr>
-          <w:rFonts w:hint="eastAsia"/>
-        </w:rPr>
-        <w:t>아스카 시대 빈번한 왕위계승분쟁의 사례</w:t>
-      </w:r>
-    </w:p>
-    <w:p>
-      <w:pPr>
-        <w:pStyle w:val="a6"/>
-        <w:numPr>
-          <w:ilvl w:val="0"/>
-          <w:numId w:val="3"/>
-        </w:numPr>
-      </w:pPr>
-      <w:r>
-        <w:rPr>
-          <w:rFonts w:hint="eastAsia"/>
-        </w:rPr>
-        <w:t xml:space="preserve">원래 덴지 </w:t>
-      </w:r>
-      <w:r>
-        <w:t>⇔</w:t>
-      </w:r>
-      <w:r>
-        <w:rPr>
-          <w:rFonts w:hint="eastAsia"/>
-        </w:rPr>
-        <w:t xml:space="preserve"> </w:t>
-      </w:r>
-      <w:proofErr w:type="spellStart"/>
-      <w:r>
-        <w:rPr>
-          <w:rFonts w:hint="eastAsia"/>
-        </w:rPr>
-        <w:t>덴무</w:t>
-      </w:r>
-      <w:proofErr w:type="spellEnd"/>
-      <w:r>
-        <w:rPr>
-          <w:rFonts w:hint="eastAsia"/>
-        </w:rPr>
-        <w:t xml:space="preserve"> 불화 (</w:t>
-      </w:r>
-      <w:proofErr w:type="spellStart"/>
-      <w:r>
-        <w:rPr>
-          <w:rFonts w:hint="eastAsia"/>
-        </w:rPr>
-        <w:t>누카다</w:t>
-      </w:r>
-      <w:proofErr w:type="spellEnd"/>
-      <w:r>
-        <w:rPr>
-          <w:rFonts w:hint="eastAsia"/>
-        </w:rPr>
-        <w:t xml:space="preserve"> 왕)</w:t>
-      </w:r>
-    </w:p>
-    <w:p>
-      <w:pPr>
-        <w:pStyle w:val="a6"/>
-        <w:numPr>
-          <w:ilvl w:val="0"/>
-          <w:numId w:val="3"/>
-        </w:numPr>
-      </w:pPr>
-      <w:proofErr w:type="spellStart"/>
-      <w:r>
-        <w:rPr>
-          <w:rFonts w:hint="eastAsia"/>
-        </w:rPr>
-        <w:t>오토모</w:t>
-      </w:r>
-      <w:proofErr w:type="spellEnd"/>
-      <w:r>
-        <w:t xml:space="preserve"> 정권은 당사의 압력 속에, 당을 도와 한반도 군원(軍援) 파견 준비</w:t>
-      </w:r>
-      <w:r>
-        <w:rPr>
-          <w:rFonts w:hint="eastAsia"/>
-        </w:rPr>
-        <w:t>에</w:t>
-      </w:r>
-      <w:r>
-        <w:t xml:space="preserve"> 몰두 ~ 동국 각지 호족군의 군사 동원 ⇔ </w:t>
-      </w:r>
-      <w:proofErr w:type="spellStart"/>
-      <w:r>
-        <w:t>오아마</w:t>
-      </w:r>
-      <w:proofErr w:type="spellEnd"/>
-      <w:r>
-        <w:t xml:space="preserve">, </w:t>
-      </w:r>
-      <w:proofErr w:type="spellStart"/>
-      <w:r>
-        <w:t>요시노에</w:t>
-      </w:r>
-      <w:proofErr w:type="spellEnd"/>
-      <w:r>
-        <w:t xml:space="preserve"> 나와 준비된 호족군을 끌어들여 한반도 정세에 불</w:t>
-      </w:r>
-      <w:r>
-        <w:rPr>
-          <w:rFonts w:hint="eastAsia"/>
-        </w:rPr>
-        <w:t>개입을</w:t>
-      </w:r>
-      <w:r>
-        <w:t xml:space="preserve"> 주장하는 </w:t>
-      </w:r>
-      <w:proofErr w:type="spellStart"/>
-      <w:r>
-        <w:t>친신라</w:t>
-      </w:r>
-      <w:proofErr w:type="spellEnd"/>
-      <w:r>
-        <w:t xml:space="preserve"> 노선 주창</w:t>
-      </w:r>
-    </w:p>
-    <w:p>
-      <w:pPr>
-        <w:pStyle w:val="a6"/>
-        <w:numPr>
-          <w:ilvl w:val="0"/>
-          <w:numId w:val="2"/>
-        </w:numPr>
-      </w:pPr>
-      <w:r>
-        <w:rPr>
-          <w:rFonts w:hint="eastAsia"/>
-        </w:rPr>
-        <w:t>결과</w:t>
-      </w:r>
-      <w:r>
-        <w:rPr>
-          <w:rFonts w:hint="eastAsia"/>
-        </w:rPr>
-        <w:t>:</w:t>
-      </w:r>
-      <w:r>
-        <w:rPr>
-          <w:rFonts w:hint="eastAsia"/>
-        </w:rPr>
-        <w:t xml:space="preserve"> </w:t>
-      </w:r>
-      <w:proofErr w:type="spellStart"/>
-      <w:r>
-        <w:rPr>
-          <w:rFonts w:hint="eastAsia"/>
-        </w:rPr>
-        <w:t>덴무가</w:t>
-      </w:r>
-      <w:proofErr w:type="spellEnd"/>
-      <w:r>
-        <w:rPr>
-          <w:rFonts w:hint="eastAsia"/>
-        </w:rPr>
-        <w:t xml:space="preserve"> 천황에 오름</w:t>
-      </w:r>
-    </w:p>
-    <w:p/>
-    <w:p>
-      <w:r>
-        <w:rPr>
-          <w:rFonts w:hint="eastAsia"/>
-        </w:rPr>
-        <w:t>2025.09.19</w:t>
-      </w:r>
-    </w:p>
-    <w:p>
-      <w:pPr>
-        <w:rPr>
-          <w:b/>
-          <w:bCs/>
-        </w:rPr>
-      </w:pPr>
-      <w:r>
-        <w:rPr>
-          <w:rFonts w:hint="eastAsia"/>
-          <w:b/>
-          <w:bCs/>
-        </w:rPr>
-        <w:t>후지와라 씨와 국풍문화</w:t>
-      </w:r>
-    </w:p>
-    <w:p>
-      <w:pPr>
-        <w:rPr>
-          <w:rFonts w:hint="eastAsia"/>
-          <w:b/>
-          <w:bCs/>
-        </w:rPr>
-      </w:pPr>
-      <w:r>
-        <w:rPr>
-          <w:rFonts w:hint="eastAsia"/>
-          <w:b/>
-          <w:bCs/>
-        </w:rPr>
-        <w:t>나라시대</w:t>
-      </w:r>
-    </w:p>
-    <w:p>
-      <w:pPr>
-        <w:rPr>
-          <w:rFonts w:hint="eastAsia"/>
-        </w:rPr>
-      </w:pPr>
-      <w:r>
-        <w:rPr>
-          <w:rFonts w:hint="eastAsia"/>
-        </w:rPr>
-        <w:t xml:space="preserve">694년 </w:t>
-      </w:r>
-      <w:proofErr w:type="spellStart"/>
-      <w:r>
-        <w:rPr>
-          <w:rFonts w:hint="eastAsia"/>
-        </w:rPr>
-        <w:t>후지와라쿄로</w:t>
-      </w:r>
-      <w:proofErr w:type="spellEnd"/>
-      <w:r>
-        <w:rPr>
-          <w:rFonts w:hint="eastAsia"/>
-        </w:rPr>
-        <w:t xml:space="preserve"> 천도</w:t>
-      </w:r>
-    </w:p>
-    <w:p>
-      <w:pPr>
-        <w:rPr>
-          <w:b/>
-          <w:bCs/>
-        </w:rPr>
-      </w:pPr>
-      <w:proofErr w:type="spellStart"/>
-      <w:r>
-        <w:rPr>
-          <w:rFonts w:hint="eastAsia"/>
-          <w:b/>
-          <w:bCs/>
-        </w:rPr>
-        <w:t>후지와라노</w:t>
-      </w:r>
-      <w:proofErr w:type="spellEnd"/>
-      <w:r>
-        <w:rPr>
-          <w:rFonts w:hint="eastAsia"/>
-          <w:b/>
-          <w:bCs/>
-        </w:rPr>
-        <w:t xml:space="preserve"> </w:t>
-      </w:r>
-      <w:proofErr w:type="spellStart"/>
-      <w:r>
-        <w:rPr>
-          <w:rFonts w:hint="eastAsia"/>
-          <w:b/>
-          <w:bCs/>
-        </w:rPr>
-        <w:t>후히토</w:t>
-      </w:r>
-      <w:proofErr w:type="spellEnd"/>
-    </w:p>
-    <w:p>
-      <w:pPr>
-        <w:pStyle w:val="a6"/>
-        <w:numPr>
-          <w:ilvl w:val="0"/>
-          <w:numId w:val="1"/>
-        </w:numPr>
-      </w:pPr>
-      <w:proofErr w:type="spellStart"/>
-      <w:r>
-        <w:rPr>
-          <w:rFonts w:hint="eastAsia"/>
-        </w:rPr>
-        <w:t>나카토미노</w:t>
-      </w:r>
-      <w:proofErr w:type="spellEnd"/>
-      <w:r>
-        <w:rPr>
-          <w:rFonts w:hint="eastAsia"/>
-        </w:rPr>
-        <w:t xml:space="preserve"> </w:t>
-      </w:r>
-      <w:proofErr w:type="spellStart"/>
-      <w:r>
-        <w:rPr>
-          <w:rFonts w:hint="eastAsia"/>
-        </w:rPr>
-        <w:t>가마타리</w:t>
-      </w:r>
-      <w:r>
-        <w:rPr>
-          <w:rFonts w:hint="eastAsia"/>
-        </w:rPr>
-        <w:t>의</w:t>
-      </w:r>
-      <w:proofErr w:type="spellEnd"/>
-      <w:r>
-        <w:rPr>
-          <w:rFonts w:hint="eastAsia"/>
-        </w:rPr>
-        <w:t xml:space="preserve"> 차남</w:t>
-      </w:r>
-    </w:p>
-    <w:p>
-      <w:pPr>
-        <w:pStyle w:val="a6"/>
-        <w:numPr>
-          <w:ilvl w:val="0"/>
-          <w:numId w:val="1"/>
-        </w:numPr>
-        <w:rPr>
-          <w:rFonts w:hint="eastAsia"/>
-        </w:rPr>
-      </w:pPr>
-      <w:r>
-        <w:rPr>
-          <w:rFonts w:hint="eastAsia"/>
-        </w:rPr>
-        <w:t xml:space="preserve">덴지 천황으로부터 후지와라 성을 </w:t>
-      </w:r>
-      <w:proofErr w:type="spellStart"/>
-      <w:r>
-        <w:rPr>
-          <w:rFonts w:hint="eastAsia"/>
-        </w:rPr>
-        <w:t>하사받음</w:t>
-      </w:r>
-      <w:proofErr w:type="spellEnd"/>
-    </w:p>
-    <w:p>
-      <w:pPr>
-        <w:pStyle w:val="a6"/>
-        <w:numPr>
-          <w:ilvl w:val="0"/>
-          <w:numId w:val="1"/>
-        </w:numPr>
-      </w:pPr>
-      <w:r>
-        <w:rPr>
-          <w:rFonts w:hint="eastAsia"/>
-        </w:rPr>
-        <w:t xml:space="preserve">701년 </w:t>
-      </w:r>
-      <w:proofErr w:type="spellStart"/>
-      <w:r>
-        <w:rPr>
-          <w:rFonts w:hint="eastAsia"/>
-        </w:rPr>
-        <w:t>다이호</w:t>
-      </w:r>
-      <w:proofErr w:type="spellEnd"/>
-      <w:r>
-        <w:rPr>
-          <w:rFonts w:hint="eastAsia"/>
-        </w:rPr>
-        <w:t xml:space="preserve"> 율령을 제정</w:t>
-      </w:r>
-      <w:r>
-        <w:rPr>
-          <w:rFonts w:hint="eastAsia"/>
-        </w:rPr>
-        <w:t>/대륙에 지지 않는 율령 국가</w:t>
-      </w:r>
-    </w:p>
-    <w:p>
-      <w:pPr>
-        <w:pStyle w:val="a6"/>
-        <w:numPr>
-          <w:ilvl w:val="1"/>
-          <w:numId w:val="1"/>
-        </w:numPr>
-      </w:pPr>
-      <w:r>
-        <w:rPr>
-          <w:rFonts w:hint="eastAsia"/>
-        </w:rPr>
-        <w:t>반전수수법</w:t>
-      </w:r>
-      <w:r>
-        <w:rPr>
-          <w:rFonts w:hint="eastAsia"/>
-        </w:rPr>
-        <w:t>: 국가의 농지 경작권의 지급, 수용에 관한 법</w:t>
-      </w:r>
-    </w:p>
-    <w:p>
-      <w:pPr>
-        <w:pStyle w:val="a6"/>
-        <w:numPr>
-          <w:ilvl w:val="0"/>
-          <w:numId w:val="1"/>
-        </w:numPr>
-        <w:rPr>
-          <w:rFonts w:hint="eastAsia"/>
-        </w:rPr>
-      </w:pPr>
-      <w:r>
-        <w:rPr>
-          <w:rFonts w:hint="eastAsia"/>
-        </w:rPr>
-        <w:t xml:space="preserve">702년 </w:t>
-      </w:r>
-      <w:proofErr w:type="spellStart"/>
-      <w:r>
-        <w:rPr>
-          <w:rFonts w:hint="eastAsia"/>
-        </w:rPr>
-        <w:t>지토</w:t>
-      </w:r>
-      <w:proofErr w:type="spellEnd"/>
-      <w:r>
-        <w:rPr>
-          <w:rFonts w:hint="eastAsia"/>
-        </w:rPr>
-        <w:t xml:space="preserve"> 사망, 다시 </w:t>
-      </w:r>
-      <w:proofErr w:type="spellStart"/>
-      <w:r>
-        <w:rPr>
-          <w:rFonts w:hint="eastAsia"/>
-        </w:rPr>
-        <w:t>견당사</w:t>
-      </w:r>
-      <w:proofErr w:type="spellEnd"/>
-      <w:r>
-        <w:rPr>
-          <w:rFonts w:hint="eastAsia"/>
-        </w:rPr>
-        <w:t xml:space="preserve"> 파견</w:t>
-      </w:r>
-    </w:p>
-    <w:p>
-      <w:pPr>
-        <w:pStyle w:val="a6"/>
-        <w:numPr>
-          <w:ilvl w:val="0"/>
-          <w:numId w:val="1"/>
-        </w:numPr>
-      </w:pPr>
-      <w:r>
-        <w:rPr>
-          <w:rFonts w:hint="eastAsia"/>
-        </w:rPr>
-        <w:t xml:space="preserve">710년 </w:t>
-      </w:r>
-      <w:proofErr w:type="spellStart"/>
-      <w:r>
-        <w:rPr>
-          <w:rFonts w:hint="eastAsia"/>
-        </w:rPr>
-        <w:t>헤이조쿄</w:t>
-      </w:r>
-      <w:proofErr w:type="spellEnd"/>
-      <w:r>
-        <w:rPr>
-          <w:rFonts w:hint="eastAsia"/>
-        </w:rPr>
-        <w:t xml:space="preserve"> 천</w:t>
-      </w:r>
-      <w:r>
-        <w:rPr>
-          <w:rFonts w:hint="eastAsia"/>
-        </w:rPr>
-        <w:t>도</w:t>
-      </w:r>
-      <w:r>
-        <w:rPr>
-          <w:rFonts w:hint="eastAsia"/>
-        </w:rPr>
-        <w:t xml:space="preserve"> 주도</w:t>
-      </w:r>
-      <w:r>
-        <w:rPr>
-          <w:rFonts w:hint="eastAsia"/>
-        </w:rPr>
-        <w:t>/</w:t>
-      </w:r>
-      <w:proofErr w:type="spellStart"/>
-      <w:r>
-        <w:rPr>
-          <w:rFonts w:hint="eastAsia"/>
-        </w:rPr>
-        <w:t>겐메이</w:t>
-      </w:r>
-      <w:proofErr w:type="spellEnd"/>
-      <w:r>
-        <w:rPr>
-          <w:rFonts w:hint="eastAsia"/>
-        </w:rPr>
-        <w:t xml:space="preserve"> 천황</w:t>
-      </w:r>
-    </w:p>
-    <w:p>
-      <w:pPr>
-        <w:pStyle w:val="a6"/>
-        <w:numPr>
-          <w:ilvl w:val="0"/>
-          <w:numId w:val="1"/>
-        </w:numPr>
-      </w:pPr>
-      <w:r>
-        <w:rPr>
-          <w:rFonts w:hint="eastAsia"/>
-        </w:rPr>
-        <w:t>7</w:t>
-      </w:r>
-      <w:r>
-        <w:rPr>
-          <w:rFonts w:hint="eastAsia"/>
-        </w:rPr>
-        <w:t>20</w:t>
-      </w:r>
-      <w:r>
-        <w:rPr>
-          <w:rFonts w:hint="eastAsia"/>
-        </w:rPr>
-        <w:t>년 일본서기</w:t>
-      </w:r>
-      <w:r>
-        <w:rPr>
-          <w:rFonts w:hint="eastAsia"/>
-        </w:rPr>
-        <w:t xml:space="preserve"> 완성</w:t>
-      </w:r>
-    </w:p>
-    <w:p>
-      <w:r>
-        <w:rPr>
-          <w:rFonts w:hint="eastAsia"/>
-        </w:rPr>
-        <w:t>나라 시대의 불교, 국가의 보호 아래 발전</w:t>
-      </w:r>
-    </w:p>
-    <w:p>
-      <w:proofErr w:type="spellStart"/>
-      <w:r>
-        <w:rPr>
-          <w:rFonts w:hint="eastAsia"/>
-        </w:rPr>
-        <w:t>쇼무</w:t>
-      </w:r>
-      <w:proofErr w:type="spellEnd"/>
-      <w:r>
-        <w:rPr>
-          <w:rFonts w:hint="eastAsia"/>
-        </w:rPr>
-        <w:t xml:space="preserve"> 천황, 743년 대불 건립 결심</w:t>
-      </w:r>
-    </w:p>
-    <w:p/>
-    <w:p>
-      <w:pPr>
-        <w:rPr>
-          <w:b/>
-          <w:bCs/>
-        </w:rPr>
-      </w:pPr>
-      <w:proofErr w:type="spellStart"/>
-      <w:r>
-        <w:rPr>
-          <w:rFonts w:hint="eastAsia"/>
-          <w:b/>
-          <w:bCs/>
-        </w:rPr>
-        <w:t>공지공민제의</w:t>
-      </w:r>
-      <w:proofErr w:type="spellEnd"/>
-      <w:r>
-        <w:rPr>
-          <w:rFonts w:hint="eastAsia"/>
-          <w:b/>
-          <w:bCs/>
-        </w:rPr>
-        <w:t xml:space="preserve"> 성립과 붕괴</w:t>
-      </w:r>
-    </w:p>
-    <w:p>
-      <w:r>
-        <w:rPr>
-          <w:rFonts w:hint="eastAsia"/>
-        </w:rPr>
-        <w:t xml:space="preserve">702년 </w:t>
-      </w:r>
-      <w:proofErr w:type="spellStart"/>
-      <w:r>
-        <w:rPr>
-          <w:rFonts w:hint="eastAsia"/>
-        </w:rPr>
-        <w:t>다이호</w:t>
-      </w:r>
-      <w:proofErr w:type="spellEnd"/>
-      <w:r>
-        <w:rPr>
-          <w:rFonts w:hint="eastAsia"/>
-        </w:rPr>
-        <w:t xml:space="preserve"> 령 시행으로 </w:t>
-      </w:r>
-      <w:proofErr w:type="spellStart"/>
-      <w:r>
-        <w:rPr>
-          <w:rFonts w:hint="eastAsia"/>
-        </w:rPr>
-        <w:t>공지공민제가</w:t>
-      </w:r>
-      <w:proofErr w:type="spellEnd"/>
-      <w:r>
-        <w:rPr>
-          <w:rFonts w:hint="eastAsia"/>
-        </w:rPr>
-        <w:t xml:space="preserve"> 상징적으로 실현</w:t>
-      </w:r>
-    </w:p>
-    <w:p>
-      <w:r>
-        <w:rPr>
-          <w:rFonts w:hint="eastAsia"/>
-        </w:rPr>
-        <w:t xml:space="preserve">반전수수법: 공민에게 토지를 지급하고 사망하면 나라에 </w:t>
-      </w:r>
-      <w:proofErr w:type="spellStart"/>
-      <w:r>
-        <w:rPr>
-          <w:rFonts w:hint="eastAsia"/>
-        </w:rPr>
-        <w:t>반환시키는</w:t>
-      </w:r>
-      <w:proofErr w:type="spellEnd"/>
-      <w:r>
-        <w:rPr>
-          <w:rFonts w:hint="eastAsia"/>
-        </w:rPr>
-        <w:t xml:space="preserve"> 제도</w:t>
-      </w:r>
-    </w:p>
-    <w:p>
-      <w:r>
-        <w:rPr>
-          <w:rFonts w:hint="eastAsia"/>
-        </w:rPr>
-        <w:t>인구 증가로 구분전 부족 현상발생. 무거운 세금 부담으로 농민 이탈자 발생</w:t>
-      </w:r>
-    </w:p>
-    <w:p>
-      <w:r>
-        <w:rPr>
-          <w:rFonts w:hint="eastAsia"/>
-        </w:rPr>
-        <w:t xml:space="preserve">743년 </w:t>
-      </w:r>
-      <w:proofErr w:type="spellStart"/>
-      <w:r>
-        <w:rPr>
-          <w:rFonts w:hint="eastAsia"/>
-          <w:b/>
-          <w:bCs/>
-          <w:color w:val="EE0000"/>
-        </w:rPr>
-        <w:t>간전영년사재법</w:t>
-      </w:r>
-      <w:proofErr w:type="spellEnd"/>
-      <w:r>
-        <w:rPr>
-          <w:rFonts w:hint="eastAsia"/>
-        </w:rPr>
-        <w:t xml:space="preserve"> 실시 (개간 토지는 영구적인 사유 인정)</w:t>
-      </w:r>
-    </w:p>
-    <w:p>
-      <w:pPr>
-        <w:pStyle w:val="a6"/>
-        <w:numPr>
-          <w:ilvl w:val="0"/>
-          <w:numId w:val="1"/>
-        </w:numPr>
-      </w:pPr>
-      <w:r>
-        <w:rPr>
-          <w:rFonts w:hint="eastAsia"/>
-        </w:rPr>
-        <w:t>개발 영주. 영지를 지키기 위해 무장</w:t>
-      </w:r>
-    </w:p>
-    <w:p>
-      <w:pPr>
-        <w:pStyle w:val="a6"/>
-        <w:numPr>
-          <w:ilvl w:val="0"/>
-          <w:numId w:val="1"/>
-        </w:numPr>
-      </w:pPr>
-      <w:r>
-        <w:rPr>
-          <w:b/>
-          <w:bCs/>
-          <w:color w:val="0070C0"/>
-        </w:rPr>
-        <w:t>‘</w:t>
-      </w:r>
-      <w:r>
-        <w:rPr>
-          <w:rFonts w:hint="eastAsia"/>
-          <w:b/>
-          <w:bCs/>
-          <w:color w:val="0070C0"/>
-        </w:rPr>
-        <w:t>무사</w:t>
-      </w:r>
-      <w:r>
-        <w:rPr>
-          <w:b/>
-          <w:bCs/>
-          <w:color w:val="0070C0"/>
-        </w:rPr>
         <w:t>’</w:t>
       </w:r>
       <w:r>
@@ -3928,11 +3039,6 @@
       </w:r>
     </w:p>
     <w:p>
-      <w:pPr>
-        <w:rPr>
-          <w:rFonts w:hint="eastAsia"/>
-        </w:rPr>
-      </w:pPr>
       <w:r>
         <w:rPr>
           <w:rFonts w:hint="eastAsia"/>
@@ -3964,21 +3070,7 @@
         <w:rPr>
           <w:rFonts w:hint="eastAsia"/>
         </w:rPr>
-        <w:t xml:space="preserve">794년 </w:t>
-      </w:r>
-      <w:proofErr w:type="spellStart"/>
-      <w:r>
-        <w:rPr>
-          <w:rFonts w:hint="eastAsia"/>
-        </w:rPr>
-        <w:t>간무</w:t>
-      </w:r>
-      <w:proofErr w:type="spellEnd"/>
-      <w:r>
-        <w:rPr>
-          <w:rFonts w:hint="eastAsia"/>
-        </w:rPr>
-        <w:t xml:space="preserve"> 천황 헤이안 천도</w:t>
+        <w:t>794년 간무 천황 헤이안 천도</w:t>
       </w:r>
     </w:p>
     <w:p>
@@ -4004,19 +3096,11 @@
           <w:numId w:val="4"/>
         </w:numPr>
       </w:pPr>
-      <w:proofErr w:type="spellStart"/>
-      <w:r>
-        <w:rPr>
-          <w:rFonts w:hint="eastAsia"/>
-        </w:rPr>
-        <w:t>나가오카쿄가</w:t>
-      </w:r>
-      <w:proofErr w:type="spellEnd"/>
-      <w:r>
-        <w:rPr>
-          <w:rFonts w:hint="eastAsia"/>
-        </w:rPr>
-        <w:t xml:space="preserve"> 수해를 입기 쉬운 지형</w:t>
+      <w:r>
+        <w:rPr>
+          <w:rFonts w:hint="eastAsia"/>
+        </w:rPr>
+        <w:t>나가오카쿄가 수해를 입기 쉬운 지형</w:t>
       </w:r>
     </w:p>
     <w:p>
@@ -4026,52 +3110,27 @@
           <w:ilvl w:val="0"/>
           <w:numId w:val="4"/>
         </w:numPr>
-        <w:rPr>
-          <w:rFonts w:hint="eastAsia"/>
-        </w:rPr>
-      </w:pPr>
-      <w:proofErr w:type="spellStart"/>
-      <w:r>
-        <w:rPr>
-          <w:rFonts w:hint="eastAsia"/>
-        </w:rPr>
-        <w:t>하타</w:t>
-      </w:r>
-      <w:proofErr w:type="spellEnd"/>
-      <w:r>
-        <w:rPr>
-          <w:rFonts w:hint="eastAsia"/>
-        </w:rPr>
-        <w:t xml:space="preserve"> 씨의 경제력을 주요 재원으로 율령정치의 재건 시도</w:t>
-      </w:r>
-    </w:p>
-    <w:p>
-      <w:pPr>
-        <w:pStyle w:val="a6"/>
-        <w:numPr>
-          <w:ilvl w:val="0"/>
-          <w:numId w:val="1"/>
-        </w:numPr>
-      </w:pPr>
-      <w:r>
-        <w:rPr>
-          <w:rFonts w:hint="eastAsia"/>
-        </w:rPr>
-        <w:t xml:space="preserve">나라가 후지와라 씨 등 귀족과 </w:t>
-      </w:r>
-      <w:proofErr w:type="spellStart"/>
-      <w:r>
-        <w:rPr>
-          <w:rFonts w:hint="eastAsia"/>
-        </w:rPr>
-        <w:t>도다이지로</w:t>
-      </w:r>
-      <w:proofErr w:type="spellEnd"/>
-      <w:r>
-        <w:rPr>
-          <w:rFonts w:hint="eastAsia"/>
-        </w:rPr>
-        <w:t xml:space="preserve"> 대표되는 사원세력의 본거지였음</w:t>
+      </w:pPr>
+      <w:r>
+        <w:rPr>
+          <w:rFonts w:hint="eastAsia"/>
+        </w:rPr>
+        <w:t>하타 씨의 경제력을 주요 재원으로 율령정치의 재건 시도</w:t>
+      </w:r>
+    </w:p>
+    <w:p>
+      <w:pPr>
+        <w:pStyle w:val="a6"/>
+        <w:numPr>
+          <w:ilvl w:val="0"/>
+          <w:numId w:val="1"/>
+        </w:numPr>
+      </w:pPr>
+      <w:r>
+        <w:rPr>
+          <w:rFonts w:hint="eastAsia"/>
+        </w:rPr>
+        <w:t>나라가 후지와라 씨 등 귀족과 도다이지로 대표되는 사원세력의 본거지였음</w:t>
       </w:r>
     </w:p>
     <w:p/>
@@ -4088,176 +3147,45 @@
           <w:b/>
           <w:bCs/>
         </w:rPr>
-        <w:t xml:space="preserve">후지와라 </w:t>
-      </w:r>
-      <w:proofErr w:type="spellStart"/>
-      <w:r>
-        <w:rPr>
-          <w:rFonts w:hint="eastAsia"/>
-          <w:b/>
-          <w:bCs/>
-        </w:rPr>
-        <w:t>북가의</w:t>
-      </w:r>
-      <w:proofErr w:type="spellEnd"/>
-      <w:r>
-        <w:rPr>
-          <w:rFonts w:hint="eastAsia"/>
-          <w:b/>
-          <w:bCs/>
-        </w:rPr>
-        <w:t xml:space="preserve"> 전성기</w:t>
-      </w:r>
-    </w:p>
-    <w:p>
-      <w:proofErr w:type="spellStart"/>
-      <w:r>
-        <w:rPr>
-          <w:rFonts w:hint="eastAsia"/>
-        </w:rPr>
-        <w:t>후히토의</w:t>
-      </w:r>
-      <w:proofErr w:type="spellEnd"/>
-      <w:r>
-        <w:rPr>
-          <w:rFonts w:hint="eastAsia"/>
-        </w:rPr>
-        <w:t xml:space="preserve"> 4남: 무치마로(</w:t>
-      </w:r>
-      <w:proofErr w:type="spellStart"/>
-      <w:r>
-        <w:rPr>
-          <w:rFonts w:hint="eastAsia"/>
-        </w:rPr>
-        <w:t>남가</w:t>
-      </w:r>
-      <w:proofErr w:type="spellEnd"/>
-      <w:r>
-        <w:rPr>
-          <w:rFonts w:hint="eastAsia"/>
-        </w:rPr>
-        <w:t>), 후사사키(</w:t>
-      </w:r>
-      <w:proofErr w:type="spellStart"/>
-      <w:r>
-        <w:rPr>
-          <w:rFonts w:hint="eastAsia"/>
-        </w:rPr>
-        <w:t>북가</w:t>
-      </w:r>
-      <w:proofErr w:type="spellEnd"/>
-      <w:r>
-        <w:rPr>
-          <w:rFonts w:hint="eastAsia"/>
-        </w:rPr>
-        <w:t xml:space="preserve">), </w:t>
-      </w:r>
-      <w:proofErr w:type="spellStart"/>
-      <w:r>
-        <w:rPr>
-          <w:rFonts w:hint="eastAsia"/>
-        </w:rPr>
-        <w:t>우마카이</w:t>
-      </w:r>
-      <w:proofErr w:type="spellEnd"/>
-      <w:r>
-        <w:rPr>
-          <w:rFonts w:hint="eastAsia"/>
-        </w:rPr>
-        <w:t>(</w:t>
-      </w:r>
-      <w:proofErr w:type="spellStart"/>
-      <w:r>
-        <w:rPr>
-          <w:rFonts w:hint="eastAsia"/>
-        </w:rPr>
-        <w:t>식가</w:t>
-      </w:r>
-      <w:proofErr w:type="spellEnd"/>
-      <w:r>
-        <w:rPr>
-          <w:rFonts w:hint="eastAsia"/>
-        </w:rPr>
-        <w:t>), 마로(</w:t>
-      </w:r>
-      <w:proofErr w:type="spellStart"/>
-      <w:r>
-        <w:rPr>
-          <w:rFonts w:hint="eastAsia"/>
-        </w:rPr>
-        <w:t>경가</w:t>
-      </w:r>
-      <w:proofErr w:type="spellEnd"/>
-      <w:r>
-        <w:rPr>
-          <w:rFonts w:hint="eastAsia"/>
-        </w:rPr>
-        <w:t>)</w:t>
-      </w:r>
-    </w:p>
-    <w:p>
-      <w:proofErr w:type="spellStart"/>
-      <w:r>
-        <w:rPr>
-          <w:rFonts w:hint="eastAsia"/>
-        </w:rPr>
-        <w:t>구스코의</w:t>
-      </w:r>
-      <w:proofErr w:type="spellEnd"/>
-      <w:r>
-        <w:rPr>
-          <w:rFonts w:hint="eastAsia"/>
-        </w:rPr>
-        <w:t xml:space="preserve"> 변(810년) -&gt; </w:t>
-      </w:r>
-      <w:proofErr w:type="spellStart"/>
-      <w:r>
-        <w:rPr>
-          <w:rFonts w:hint="eastAsia"/>
-        </w:rPr>
-        <w:t>북가가</w:t>
-      </w:r>
-      <w:proofErr w:type="spellEnd"/>
-      <w:r>
-        <w:rPr>
-          <w:rFonts w:hint="eastAsia"/>
-        </w:rPr>
-        <w:t xml:space="preserve"> 번영</w:t>
-      </w:r>
-    </w:p>
-    <w:p>
-      <w:r>
-        <w:rPr>
-          <w:rFonts w:hint="eastAsia"/>
-        </w:rPr>
-        <w:t xml:space="preserve">번영의 기초: </w:t>
-      </w:r>
-      <w:proofErr w:type="spellStart"/>
-      <w:r>
-        <w:rPr>
-          <w:rFonts w:hint="eastAsia"/>
-        </w:rPr>
-        <w:t>후지와라노</w:t>
-      </w:r>
-      <w:proofErr w:type="spellEnd"/>
+        <w:t>후지와라 북가의 전성기</w:t>
+      </w:r>
+    </w:p>
+    <w:p>
+      <w:r>
+        <w:rPr>
+          <w:rFonts w:hint="eastAsia"/>
+        </w:rPr>
+        <w:t>후히토의 4남: 무치마로(남가), 후사사키(북가), 우마카이(식가), 마로(경가)</w:t>
+      </w:r>
+    </w:p>
+    <w:p>
+      <w:r>
+        <w:rPr>
+          <w:rFonts w:hint="eastAsia"/>
+        </w:rPr>
+        <w:t>구스코의 변(810년) -&gt; 북가가 번영</w:t>
+      </w:r>
+    </w:p>
+    <w:p>
+      <w:r>
+        <w:rPr>
+          <w:rFonts w:hint="eastAsia"/>
+        </w:rPr>
+        <w:t>번영의 기초: 후지와라노 후유쓰구</w:t>
+      </w:r>
+    </w:p>
+    <w:p>
+      <w:r>
+        <w:t>아들</w:t>
+      </w:r>
       <w:r>
         <w:rPr>
           <w:rFonts w:hint="eastAsia"/>
         </w:rPr>
         <w:t xml:space="preserve"> </w:t>
       </w:r>
-      <w:proofErr w:type="spellStart"/>
-      <w:r>
-        <w:rPr>
-          <w:rFonts w:hint="eastAsia"/>
-        </w:rPr>
-        <w:t>후유쓰구</w:t>
-      </w:r>
-      <w:proofErr w:type="spellEnd"/>
-    </w:p>
-    <w:p>
-      <w:r>
-        <w:t>아들</w:t>
+      <w:r>
+        <w:t>요시후사– 사가천황의</w:t>
       </w:r>
       <w:r>
         <w:rPr>
@@ -4265,19 +3193,9 @@
         </w:rPr>
         <w:t xml:space="preserve"> </w:t>
       </w:r>
-      <w:proofErr w:type="spellStart"/>
-      <w:r>
-        <w:t>요시후사</w:t>
-      </w:r>
-      <w:proofErr w:type="spellEnd"/>
-      <w:r>
-        <w:t xml:space="preserve">– </w:t>
-      </w:r>
-      <w:proofErr w:type="spellStart"/>
-      <w:r>
-        <w:t>사가천황의</w:t>
-      </w:r>
-      <w:proofErr w:type="spellEnd"/>
+      <w:r>
+        <w:t>황녀를</w:t>
+      </w:r>
       <w:r>
         <w:rPr>
           <w:rFonts w:hint="eastAsia"/>
@@ -4285,7 +3203,12 @@
         <w:t xml:space="preserve"> </w:t>
       </w:r>
       <w:r>
-        <w:t>황녀를</w:t>
+        <w:t xml:space="preserve">아내로 </w:t>
+      </w:r>
+    </w:p>
+    <w:p>
+      <w:r>
+        <w:t>여동생</w:t>
       </w:r>
       <w:r>
         <w:rPr>
@@ -4294,12 +3217,7 @@
         <w:t xml:space="preserve"> </w:t>
       </w:r>
       <w:r>
-        <w:t xml:space="preserve">아내로 </w:t>
-      </w:r>
-    </w:p>
-    <w:p>
-      <w:r>
-        <w:t>여동생</w:t>
+        <w:t>준시– 닌묘천황의</w:t>
       </w:r>
       <w:r>
         <w:rPr>
@@ -4307,19 +3225,14 @@
         </w:rPr>
         <w:t xml:space="preserve"> </w:t>
       </w:r>
-      <w:proofErr w:type="spellStart"/>
-      <w:r>
-        <w:t>준시</w:t>
-      </w:r>
-      <w:proofErr w:type="spellEnd"/>
-      <w:r>
-        <w:t xml:space="preserve">– </w:t>
-      </w:r>
-      <w:proofErr w:type="spellStart"/>
-      <w:r>
-        <w:t>닌묘천황의</w:t>
-      </w:r>
-      <w:proofErr w:type="spellEnd"/>
+      <w:r>
+        <w:t xml:space="preserve">후궁으로. </w:t>
+      </w:r>
+    </w:p>
+    <w:p>
+      <w:r>
+        <w:t>다른</w:t>
+      </w:r>
       <w:r>
         <w:rPr>
           <w:rFonts w:hint="eastAsia"/>
@@ -4327,12 +3240,7 @@
         <w:t xml:space="preserve"> </w:t>
       </w:r>
       <w:r>
-        <w:t xml:space="preserve">후궁으로. </w:t>
-      </w:r>
-    </w:p>
-    <w:p>
-      <w:r>
-        <w:t>다른</w:t>
+        <w:t>씨족</w:t>
       </w:r>
       <w:r>
         <w:rPr>
@@ -4341,7 +3249,7 @@
         <w:t xml:space="preserve"> </w:t>
       </w:r>
       <w:r>
-        <w:t>씨족</w:t>
+        <w:t>제거: 조와(承和)의</w:t>
       </w:r>
       <w:r>
         <w:rPr>
@@ -4350,58 +3258,12 @@
         <w:t xml:space="preserve"> </w:t>
       </w:r>
       <w:r>
-        <w:t>제거: 조와(承和)의</w:t>
-      </w:r>
-      <w:r>
-        <w:rPr>
-          <w:rFonts w:hint="eastAsia"/>
-        </w:rPr>
-        <w:t xml:space="preserve"> </w:t>
-      </w:r>
-      <w:r>
         <w:t>변</w:t>
       </w:r>
     </w:p>
     <w:p>
-      <w:proofErr w:type="spellStart"/>
-      <w:r>
-        <w:t>요시후사</w:t>
-      </w:r>
-      <w:proofErr w:type="spellEnd"/>
-      <w:r>
-        <w:t xml:space="preserve">: 딸-후궁, </w:t>
-      </w:r>
-      <w:proofErr w:type="spellStart"/>
-      <w:r>
-        <w:t>손자즉위</w:t>
-      </w:r>
-      <w:proofErr w:type="spellEnd"/>
-      <w:r>
-        <w:t>(</w:t>
-      </w:r>
-      <w:proofErr w:type="spellStart"/>
-      <w:r>
-        <w:t>세이와천황</w:t>
-      </w:r>
-      <w:proofErr w:type="spellEnd"/>
-      <w:r>
-        <w:t xml:space="preserve">) </w:t>
-      </w:r>
-      <w:proofErr w:type="spellStart"/>
-      <w:r>
-        <w:t>오텐몬</w:t>
-      </w:r>
-      <w:proofErr w:type="spellEnd"/>
-      <w:r>
-        <w:t>(應天門)</w:t>
-      </w:r>
-      <w:proofErr w:type="spellStart"/>
-      <w:r>
-        <w:t>의변</w:t>
-      </w:r>
-      <w:proofErr w:type="spellEnd"/>
-      <w:r>
-        <w:t>, 866년섭정이됨</w:t>
+      <w:r>
+        <w:t>요시후사: 딸-후궁, 손자즉위(세이와천황) 오텐몬(應天門)의변, 866년섭정이됨</w:t>
       </w:r>
     </w:p>
     <w:p>
@@ -4419,82 +3281,35 @@
           <w:ilvl w:val="0"/>
           <w:numId w:val="1"/>
         </w:numPr>
-        <w:rPr>
-          <w:rFonts w:hint="eastAsia"/>
-        </w:rPr>
-      </w:pPr>
-      <w:proofErr w:type="spellStart"/>
-      <w:r>
-        <w:rPr>
-          <w:rFonts w:hint="eastAsia"/>
-        </w:rPr>
-        <w:t>요시후사는</w:t>
-      </w:r>
-      <w:proofErr w:type="spellEnd"/>
-      <w:r>
-        <w:rPr>
-          <w:rFonts w:hint="eastAsia"/>
-        </w:rPr>
-        <w:t xml:space="preserve"> 황족이 취임하는 통례를 깨고 황족이 아닌 자로 최초로 섭정이 됨</w:t>
-      </w:r>
-    </w:p>
-    <w:p>
-      <w:proofErr w:type="spellStart"/>
-      <w:r>
-        <w:rPr>
-          <w:rFonts w:hint="eastAsia"/>
-        </w:rPr>
-        <w:t>관백</w:t>
-      </w:r>
-      <w:proofErr w:type="spellEnd"/>
-      <w:r>
-        <w:rPr>
-          <w:rFonts w:hint="eastAsia"/>
-        </w:rPr>
-        <w:t>: 성인이 된 천황 곁에서 섭정과 동일한 직무를 담당하는 것을 말함</w:t>
-      </w:r>
-    </w:p>
-    <w:p>
-      <w:pPr>
-        <w:pStyle w:val="a6"/>
-        <w:numPr>
-          <w:ilvl w:val="0"/>
-          <w:numId w:val="1"/>
-        </w:numPr>
-      </w:pPr>
-      <w:r>
-        <w:rPr>
-          <w:rFonts w:hint="eastAsia"/>
-        </w:rPr>
-        <w:t xml:space="preserve">섭정과 </w:t>
-      </w:r>
-      <w:proofErr w:type="spellStart"/>
-      <w:r>
-        <w:rPr>
-          <w:rFonts w:hint="eastAsia"/>
-        </w:rPr>
-        <w:t>관백은</w:t>
-      </w:r>
-      <w:proofErr w:type="spellEnd"/>
-      <w:r>
-        <w:rPr>
-          <w:rFonts w:hint="eastAsia"/>
-        </w:rPr>
-        <w:t xml:space="preserve"> 후지와라 </w:t>
-      </w:r>
-      <w:proofErr w:type="spellStart"/>
-      <w:r>
-        <w:rPr>
-          <w:rFonts w:hint="eastAsia"/>
-        </w:rPr>
-        <w:t>북가가</w:t>
-      </w:r>
-      <w:proofErr w:type="spellEnd"/>
-      <w:r>
-        <w:rPr>
-          <w:rFonts w:hint="eastAsia"/>
-        </w:rPr>
-        <w:t xml:space="preserve"> 세습</w:t>
+      </w:pPr>
+      <w:r>
+        <w:rPr>
+          <w:rFonts w:hint="eastAsia"/>
+        </w:rPr>
+        <w:t>요시후사는 황족이 취임하는 통례를 깨고 황족이 아닌 자로 최초로 섭정이 됨</w:t>
+      </w:r>
+    </w:p>
+    <w:p>
+      <w:r>
+        <w:rPr>
+          <w:rFonts w:hint="eastAsia"/>
+        </w:rPr>
+        <w:t>관백: 성인이 된 천황 곁에서 섭정과 동일한 직무를 담당하는 것을 말함</w:t>
+      </w:r>
+    </w:p>
+    <w:p>
+      <w:pPr>
+        <w:pStyle w:val="a6"/>
+        <w:numPr>
+          <w:ilvl w:val="0"/>
+          <w:numId w:val="1"/>
+        </w:numPr>
+      </w:pPr>
+      <w:r>
+        <w:rPr>
+          <w:rFonts w:hint="eastAsia"/>
+        </w:rPr>
+        <w:t>섭정과 관백은 후지와라 북가가 세습</w:t>
       </w:r>
     </w:p>
     <w:p/>
@@ -4505,34 +3320,14 @@
           <w:bCs/>
         </w:rPr>
       </w:pPr>
-      <w:proofErr w:type="spellStart"/>
-      <w:r>
-        <w:rPr>
-          <w:rFonts w:hint="eastAsia"/>
-          <w:b/>
-          <w:bCs/>
-        </w:rPr>
-        <w:t>후지와라노</w:t>
-      </w:r>
-      <w:proofErr w:type="spellEnd"/>
-      <w:r>
-        <w:rPr>
-          <w:rFonts w:hint="eastAsia"/>
-          <w:b/>
-          <w:bCs/>
-        </w:rPr>
-        <w:t xml:space="preserve"> </w:t>
-      </w:r>
-      <w:proofErr w:type="spellStart"/>
-      <w:r>
-        <w:rPr>
-          <w:rFonts w:hint="eastAsia"/>
-          <w:b/>
-          <w:bCs/>
-        </w:rPr>
-        <w:t>미치나가</w:t>
-      </w:r>
-      <w:proofErr w:type="spellEnd"/>
+      <w:r>
+        <w:rPr>
+          <w:rFonts w:hint="eastAsia"/>
+          <w:b/>
+          <w:bCs/>
+        </w:rPr>
+        <w:t>후지와라노 미치나가</w:t>
+      </w:r>
     </w:p>
     <w:p>
       <w:pPr>
@@ -4561,115 +3356,37 @@
         <w:rPr>
           <w:rFonts w:hint="eastAsia"/>
         </w:rPr>
-        <w:t xml:space="preserve">999년 </w:t>
-      </w:r>
-      <w:proofErr w:type="spellStart"/>
-      <w:r>
-        <w:rPr>
-          <w:rFonts w:hint="eastAsia"/>
-        </w:rPr>
-        <w:t>미치나가는</w:t>
-      </w:r>
-      <w:proofErr w:type="spellEnd"/>
-      <w:r>
-        <w:rPr>
-          <w:rFonts w:hint="eastAsia"/>
-        </w:rPr>
-        <w:t xml:space="preserve"> 장녀 </w:t>
-      </w:r>
-      <w:proofErr w:type="spellStart"/>
-      <w:r>
-        <w:rPr>
-          <w:rFonts w:hint="eastAsia"/>
-        </w:rPr>
-        <w:t>쇼시를</w:t>
-      </w:r>
-      <w:proofErr w:type="spellEnd"/>
-      <w:r>
-        <w:rPr>
-          <w:rFonts w:hint="eastAsia"/>
-        </w:rPr>
-        <w:t xml:space="preserve"> </w:t>
-      </w:r>
-      <w:proofErr w:type="spellStart"/>
-      <w:r>
-        <w:rPr>
-          <w:rFonts w:hint="eastAsia"/>
-        </w:rPr>
-        <w:t>이치조</w:t>
-      </w:r>
-      <w:proofErr w:type="spellEnd"/>
-      <w:r>
-        <w:rPr>
-          <w:rFonts w:hint="eastAsia"/>
-        </w:rPr>
-        <w:t xml:space="preserve"> 천황의 후궁</w:t>
-      </w:r>
-    </w:p>
-    <w:p>
-      <w:pPr>
-        <w:pStyle w:val="a6"/>
-        <w:numPr>
-          <w:ilvl w:val="0"/>
-          <w:numId w:val="1"/>
-        </w:numPr>
-      </w:pPr>
-      <w:proofErr w:type="spellStart"/>
-      <w:r>
-        <w:rPr>
-          <w:rFonts w:hint="eastAsia"/>
-        </w:rPr>
-        <w:t>고이치조</w:t>
-      </w:r>
-      <w:proofErr w:type="spellEnd"/>
-      <w:r>
-        <w:rPr>
-          <w:rFonts w:hint="eastAsia"/>
-        </w:rPr>
-        <w:t xml:space="preserve"> 천황 시대에는 황태자비, 황후, 황태후를 </w:t>
-      </w:r>
-      <w:proofErr w:type="spellStart"/>
-      <w:r>
-        <w:rPr>
-          <w:rFonts w:hint="eastAsia"/>
-        </w:rPr>
-        <w:t>미치나가의</w:t>
-      </w:r>
-      <w:proofErr w:type="spellEnd"/>
-      <w:r>
-        <w:rPr>
-          <w:rFonts w:hint="eastAsia"/>
-        </w:rPr>
-        <w:t xml:space="preserve"> 딸이 독점</w:t>
-      </w:r>
-    </w:p>
-    <w:p>
-      <w:pPr>
-        <w:pStyle w:val="a6"/>
-        <w:numPr>
-          <w:ilvl w:val="0"/>
-          <w:numId w:val="1"/>
-        </w:numPr>
-      </w:pPr>
-      <w:r>
-        <w:rPr>
-          <w:rFonts w:hint="eastAsia"/>
-        </w:rPr>
-        <w:t xml:space="preserve">세 천황의 외조부가 된 </w:t>
-      </w:r>
-      <w:proofErr w:type="spellStart"/>
-      <w:r>
-        <w:rPr>
-          <w:rFonts w:hint="eastAsia"/>
-        </w:rPr>
-        <w:t>미치나가는</w:t>
-      </w:r>
-      <w:proofErr w:type="spellEnd"/>
-      <w:r>
-        <w:rPr>
-          <w:rFonts w:hint="eastAsia"/>
-        </w:rPr>
-        <w:t xml:space="preserve"> 30년간 권력을 잡음</w:t>
+        <w:t>999년 미치나가는 장녀 쇼시를 이치조 천황의 후궁</w:t>
+      </w:r>
+    </w:p>
+    <w:p>
+      <w:pPr>
+        <w:pStyle w:val="a6"/>
+        <w:numPr>
+          <w:ilvl w:val="0"/>
+          <w:numId w:val="1"/>
+        </w:numPr>
+      </w:pPr>
+      <w:r>
+        <w:rPr>
+          <w:rFonts w:hint="eastAsia"/>
+        </w:rPr>
+        <w:t>고이치조 천황 시대에는 황태자비, 황후, 황태후를 미치나가의 딸이 독점</w:t>
+      </w:r>
+    </w:p>
+    <w:p>
+      <w:pPr>
+        <w:pStyle w:val="a6"/>
+        <w:numPr>
+          <w:ilvl w:val="0"/>
+          <w:numId w:val="1"/>
+        </w:numPr>
+      </w:pPr>
+      <w:r>
+        <w:rPr>
+          <w:rFonts w:hint="eastAsia"/>
+        </w:rPr>
+        <w:t>세 천황의 외조부가 된 미치나가는 30년간 권력을 잡음</w:t>
       </w:r>
     </w:p>
     <w:p/>
@@ -4701,21 +3418,7 @@
         <w:rPr>
           <w:rFonts w:hint="eastAsia"/>
         </w:rPr>
-        <w:t xml:space="preserve">일본은 7세기 이후 대륙의 선진 문화와 문물을 적극적으로 수용. </w:t>
-      </w:r>
-      <w:proofErr w:type="spellStart"/>
-      <w:r>
-        <w:rPr>
-          <w:rFonts w:hint="eastAsia"/>
-        </w:rPr>
-        <w:t>견당사</w:t>
-      </w:r>
-      <w:proofErr w:type="spellEnd"/>
-      <w:r>
-        <w:rPr>
-          <w:rFonts w:hint="eastAsia"/>
-        </w:rPr>
-        <w:t xml:space="preserve"> 파견</w:t>
+        <w:t>일본은 7세기 이후 대륙의 선진 문화와 문물을 적극적으로 수용. 견당사 파견</w:t>
       </w:r>
     </w:p>
     <w:p>
@@ -4745,49 +3448,7 @@
         <w:rPr>
           <w:rFonts w:hint="eastAsia"/>
         </w:rPr>
-        <w:t xml:space="preserve">894년 </w:t>
-      </w:r>
-      <w:proofErr w:type="spellStart"/>
-      <w:r>
-        <w:rPr>
-          <w:rFonts w:hint="eastAsia"/>
-        </w:rPr>
-        <w:t>견당사</w:t>
-      </w:r>
-      <w:proofErr w:type="spellEnd"/>
-      <w:r>
-        <w:rPr>
-          <w:rFonts w:hint="eastAsia"/>
-        </w:rPr>
-        <w:t xml:space="preserve"> 파견 중지 (</w:t>
-      </w:r>
-      <w:proofErr w:type="spellStart"/>
-      <w:r>
-        <w:rPr>
-          <w:rFonts w:hint="eastAsia"/>
-        </w:rPr>
-        <w:t>스가와라노</w:t>
-      </w:r>
-      <w:proofErr w:type="spellEnd"/>
-      <w:r>
-        <w:rPr>
-          <w:rFonts w:hint="eastAsia"/>
-        </w:rPr>
-        <w:t xml:space="preserve"> </w:t>
-      </w:r>
-      <w:proofErr w:type="spellStart"/>
-      <w:r>
-        <w:rPr>
-          <w:rFonts w:hint="eastAsia"/>
-        </w:rPr>
-        <w:t>미치자네의</w:t>
-      </w:r>
-      <w:proofErr w:type="spellEnd"/>
-      <w:r>
-        <w:rPr>
-          <w:rFonts w:hint="eastAsia"/>
-        </w:rPr>
-        <w:t xml:space="preserve"> 건의)</w:t>
+        <w:t>894년 견당사 파견 중지 (스가와라노 미치자네의 건의)</w:t>
       </w:r>
     </w:p>
     <w:p>
@@ -4818,35 +3479,7 @@
         <w:rPr>
           <w:rFonts w:hint="eastAsia"/>
         </w:rPr>
-        <w:t xml:space="preserve">일본 최고의 </w:t>
-      </w:r>
-      <w:proofErr w:type="spellStart"/>
-      <w:r>
-        <w:rPr>
-          <w:rFonts w:hint="eastAsia"/>
-        </w:rPr>
-        <w:t>시가집</w:t>
-      </w:r>
-      <w:proofErr w:type="spellEnd"/>
-      <w:r>
-        <w:rPr>
-          <w:rFonts w:hint="eastAsia"/>
-        </w:rPr>
-        <w:t xml:space="preserve"> [</w:t>
-      </w:r>
-      <w:proofErr w:type="spellStart"/>
-      <w:r>
-        <w:rPr>
-          <w:rFonts w:hint="eastAsia"/>
-        </w:rPr>
-        <w:t>만요슈</w:t>
-      </w:r>
-      <w:proofErr w:type="spellEnd"/>
-      <w:r>
-        <w:rPr>
-          <w:rFonts w:hint="eastAsia"/>
-        </w:rPr>
-        <w:t>]</w:t>
+        <w:t>일본 최고의 시가집 [만요슈]</w:t>
       </w:r>
     </w:p>
     <w:p>
@@ -4885,35 +3518,7 @@
         <w:rPr>
           <w:rFonts w:hint="eastAsia"/>
         </w:rPr>
-        <w:t>[</w:t>
-      </w:r>
-      <w:proofErr w:type="spellStart"/>
-      <w:r>
-        <w:rPr>
-          <w:rFonts w:hint="eastAsia"/>
-        </w:rPr>
-        <w:t>고킨와카슈</w:t>
-      </w:r>
-      <w:proofErr w:type="spellEnd"/>
-      <w:r>
-        <w:rPr>
-          <w:rFonts w:hint="eastAsia"/>
-        </w:rPr>
-        <w:t xml:space="preserve">]: 9005년 다이고 천황, </w:t>
-      </w:r>
-      <w:proofErr w:type="spellStart"/>
-      <w:r>
-        <w:rPr>
-          <w:rFonts w:hint="eastAsia"/>
-        </w:rPr>
-        <w:t>만요슈</w:t>
-      </w:r>
-      <w:proofErr w:type="spellEnd"/>
-      <w:r>
-        <w:rPr>
-          <w:rFonts w:hint="eastAsia"/>
-        </w:rPr>
-        <w:t xml:space="preserve"> 이후 시가 정리 명령</w:t>
+        <w:t>[고킨와카슈]: 9005년 다이고 천황, 만요슈 이후 시가 정리 명령</w:t>
       </w:r>
     </w:p>
     <w:p/>
@@ -4945,21 +3550,7 @@
         <w:rPr>
           <w:rFonts w:hint="eastAsia"/>
         </w:rPr>
-        <w:t xml:space="preserve">성인 남녀가 혼자 고가나 </w:t>
-      </w:r>
-      <w:proofErr w:type="spellStart"/>
-      <w:r>
-        <w:rPr>
-          <w:rFonts w:hint="eastAsia"/>
-        </w:rPr>
-        <w:t>와카를</w:t>
-      </w:r>
-      <w:proofErr w:type="spellEnd"/>
-      <w:r>
-        <w:rPr>
-          <w:rFonts w:hint="eastAsia"/>
-        </w:rPr>
-        <w:t xml:space="preserve"> 마음 가는 대로 쓰는 것을 배움</w:t>
+        <w:t>성인 남녀가 혼자 고가나 와카를 마음 가는 대로 쓰는 것을 배움</w:t>
       </w:r>
     </w:p>
     <w:p>
@@ -4977,12 +3568,1354 @@
         <w:t>음악도 배움</w:t>
       </w:r>
     </w:p>
-    <w:p>
-      <w:pPr>
-        <w:rPr>
-          <w:rFonts w:hint="eastAsia"/>
-        </w:rPr>
-      </w:pPr>
+    <w:p/>
+    <w:p>
+      <w:r>
+        <w:rPr>
+          <w:rFonts w:hint="eastAsia"/>
+        </w:rPr>
+        <w:t>//4주차는 아파서 못 나왔으니 나 혼자 정리할 것</w:t>
+      </w:r>
+    </w:p>
+    <w:p/>
+    <w:p>
+      <w:pPr>
+        <w:rPr>
+          <w:b/>
+          <w:bCs/>
+        </w:rPr>
+      </w:pPr>
+      <w:r>
+        <w:rPr>
+          <w:rFonts w:hint="eastAsia"/>
+          <w:b/>
+          <w:bCs/>
+        </w:rPr>
+        <w:t xml:space="preserve">가마쿠라 시대 (1185 ~ </w:t>
+      </w:r>
+      <w:r>
+        <w:rPr>
+          <w:rFonts w:hint="eastAsia"/>
+          <w:b/>
+          <w:bCs/>
+        </w:rPr>
+        <w:t>1333</w:t>
+      </w:r>
+      <w:r>
+        <w:rPr>
+          <w:rFonts w:hint="eastAsia"/>
+          <w:b/>
+          <w:bCs/>
+        </w:rPr>
+        <w:t>)</w:t>
+      </w:r>
+    </w:p>
+    <w:p>
+      <w:r>
+        <w:rPr>
+          <w:rFonts w:hint="eastAsia"/>
+        </w:rPr>
+        <w:t>호조 씨 집권 (정소(공문소)의 장관)</w:t>
+      </w:r>
+    </w:p>
+    <w:p>
+      <w:r>
+        <w:rPr>
+          <w:rFonts w:hint="eastAsia"/>
+        </w:rPr>
+        <w:t>호조 야스토키</w:t>
+      </w:r>
+    </w:p>
+    <w:p>
+      <w:pPr>
+        <w:pStyle w:val="a6"/>
+        <w:numPr>
+          <w:ilvl w:val="0"/>
+          <w:numId w:val="1"/>
+        </w:numPr>
+      </w:pPr>
+      <w:r>
+        <w:rPr>
+          <w:rFonts w:hint="eastAsia"/>
+        </w:rPr>
+        <w:t>고세이바이시키모쿠: 일본 최초의 무가법을 제정</w:t>
+      </w:r>
+    </w:p>
+    <w:p>
+      <w:pPr>
+        <w:pStyle w:val="a6"/>
+        <w:numPr>
+          <w:ilvl w:val="1"/>
+          <w:numId w:val="1"/>
+        </w:numPr>
+      </w:pPr>
+      <w:r>
+        <w:rPr>
+          <w:rFonts w:hint="eastAsia"/>
+        </w:rPr>
+        <w:t>목적: 재판의 기준을 명확하게</w:t>
+      </w:r>
+    </w:p>
+    <w:p>
+      <w:pPr>
+        <w:pStyle w:val="a6"/>
+        <w:numPr>
+          <w:ilvl w:val="1"/>
+          <w:numId w:val="1"/>
+        </w:numPr>
+      </w:pPr>
+      <w:r>
+        <w:rPr>
+          <w:rFonts w:hint="eastAsia"/>
+        </w:rPr>
+        <w:t>무사들을 위한 법</w:t>
+      </w:r>
+    </w:p>
+    <w:p>
+      <w:pPr>
+        <w:pStyle w:val="a6"/>
+        <w:numPr>
+          <w:ilvl w:val="1"/>
+          <w:numId w:val="1"/>
+        </w:numPr>
+      </w:pPr>
+      <w:r>
+        <w:rPr>
+          <w:rFonts w:hint="eastAsia"/>
+        </w:rPr>
+        <w:t>슈고</w:t>
+      </w:r>
+      <w:r>
+        <w:rPr>
+          <w:rFonts w:hint="eastAsia"/>
+        </w:rPr>
+        <w:t>(지방 군사, 치안 책임자)</w:t>
+      </w:r>
+      <w:r>
+        <w:rPr>
+          <w:rFonts w:hint="eastAsia"/>
+        </w:rPr>
+        <w:t>/지토</w:t>
+      </w:r>
+      <w:r>
+        <w:rPr>
+          <w:rFonts w:hint="eastAsia"/>
+        </w:rPr>
+        <w:t>(장원을 관리하는 사람)</w:t>
+      </w:r>
+      <w:r>
+        <w:rPr>
+          <w:rFonts w:hint="eastAsia"/>
+        </w:rPr>
+        <w:t>의 직권, 상속 관계 등 모두 51개조</w:t>
+      </w:r>
+    </w:p>
+    <w:p>
+      <w:pPr>
+        <w:pStyle w:val="a6"/>
+        <w:numPr>
+          <w:ilvl w:val="1"/>
+          <w:numId w:val="1"/>
+        </w:numPr>
+        <w:rPr>
+          <w:rFonts w:hint="eastAsia"/>
+        </w:rPr>
+      </w:pPr>
+      <w:r>
+        <w:rPr>
+          <w:rFonts w:hint="eastAsia"/>
+        </w:rPr>
+        <w:t>무가법으로 후세의 기준이 됨</w:t>
+      </w:r>
+    </w:p>
+    <w:p>
+      <w:pPr>
+        <w:pStyle w:val="a6"/>
+        <w:numPr>
+          <w:ilvl w:val="0"/>
+          <w:numId w:val="1"/>
+        </w:numPr>
+      </w:pPr>
+      <w:r>
+        <w:rPr>
+          <w:rFonts w:hint="eastAsia"/>
+        </w:rPr>
+        <w:t>집단지도체제를 만듦</w:t>
+      </w:r>
+    </w:p>
+    <w:p/>
+    <w:p>
+      <w:r>
+        <w:rPr>
+          <w:rFonts w:hint="eastAsia"/>
+        </w:rPr>
+        <w:t>칭기스 칸(재위 1206 ~ 1227)</w:t>
+      </w:r>
+    </w:p>
+    <w:p>
+      <w:pPr>
+        <w:pStyle w:val="a6"/>
+        <w:numPr>
+          <w:ilvl w:val="0"/>
+          <w:numId w:val="1"/>
+        </w:numPr>
+      </w:pPr>
+      <w:r>
+        <w:rPr>
+          <w:rFonts w:hint="eastAsia"/>
+        </w:rPr>
+        <w:t>1206년 쿠릴타이(몽골 회의)를 열어 모든 유목민들이 자신의 재배 아래 통합되었음 선포</w:t>
+      </w:r>
+    </w:p>
+    <w:p>
+      <w:pPr>
+        <w:pStyle w:val="a6"/>
+        <w:numPr>
+          <w:ilvl w:val="1"/>
+          <w:numId w:val="1"/>
+        </w:numPr>
+      </w:pPr>
+      <w:r>
+        <w:rPr>
+          <w:rFonts w:hint="eastAsia"/>
+        </w:rPr>
+        <w:t>대몽골 우루</w:t>
+      </w:r>
+      <w:r>
+        <w:rPr>
+          <w:rFonts w:hint="eastAsia"/>
+        </w:rPr>
+        <w:t>스 -&gt; 몽골</w:t>
+      </w:r>
+    </w:p>
+    <w:p>
+      <w:pPr>
+        <w:pStyle w:val="a6"/>
+        <w:numPr>
+          <w:ilvl w:val="1"/>
+          <w:numId w:val="1"/>
+        </w:numPr>
+      </w:pPr>
+      <w:r>
+        <w:rPr>
+          <w:rFonts w:hint="eastAsia"/>
+        </w:rPr>
+        <w:t xml:space="preserve">유목민들을 </w:t>
+      </w:r>
+      <w:r>
+        <w:rPr>
+          <w:rFonts w:hint="eastAsia"/>
+          <w:b/>
+          <w:bCs/>
+        </w:rPr>
+        <w:t>천호</w:t>
+      </w:r>
+      <w:r>
+        <w:rPr>
+          <w:rFonts w:hint="eastAsia"/>
+        </w:rPr>
+        <w:t xml:space="preserve"> 조직으로 재편성</w:t>
+      </w:r>
+    </w:p>
+    <w:p>
+      <w:pPr>
+        <w:pStyle w:val="a6"/>
+        <w:numPr>
+          <w:ilvl w:val="1"/>
+          <w:numId w:val="1"/>
+        </w:numPr>
+      </w:pPr>
+      <w:r>
+        <w:rPr>
+          <w:rFonts w:hint="eastAsia"/>
+        </w:rPr>
+        <w:t xml:space="preserve">친위대 </w:t>
+      </w:r>
+      <w:r>
+        <w:rPr>
+          <w:rFonts w:hint="eastAsia"/>
+          <w:b/>
+          <w:bCs/>
+        </w:rPr>
+        <w:t>케식</w:t>
+      </w:r>
+    </w:p>
+    <w:p>
+      <w:pPr>
+        <w:pStyle w:val="a6"/>
+        <w:numPr>
+          <w:ilvl w:val="1"/>
+          <w:numId w:val="1"/>
+        </w:numPr>
+      </w:pPr>
+      <w:r>
+        <w:rPr>
+          <w:rFonts w:hint="eastAsia"/>
+        </w:rPr>
+        <w:t xml:space="preserve">법령 </w:t>
+      </w:r>
+      <w:r>
+        <w:rPr>
+          <w:rFonts w:hint="eastAsia"/>
+          <w:b/>
+          <w:bCs/>
+        </w:rPr>
+        <w:t>자사크</w:t>
+      </w:r>
+    </w:p>
+    <w:p/>
+    <w:p/>
+    <w:p>
+      <w:r>
+        <w:rPr>
+          <w:rFonts w:hint="eastAsia"/>
+        </w:rPr>
+        <w:lastRenderedPageBreak/>
+        <w:t>쿠빌라이 (재위 1260 ~ 1294)</w:t>
+      </w:r>
+    </w:p>
+    <w:p>
+      <w:pPr>
+        <w:pStyle w:val="a6"/>
+        <w:numPr>
+          <w:ilvl w:val="0"/>
+          <w:numId w:val="1"/>
+        </w:numPr>
+      </w:pPr>
+      <w:r>
+        <w:rPr>
+          <w:rFonts w:hint="eastAsia"/>
+        </w:rPr>
+        <w:t>동생을 제압하고 1260년 카안의 자리에 오름</w:t>
+      </w:r>
+    </w:p>
+    <w:p>
+      <w:pPr>
+        <w:pStyle w:val="a6"/>
+        <w:numPr>
+          <w:ilvl w:val="1"/>
+          <w:numId w:val="1"/>
+        </w:numPr>
+      </w:pPr>
+      <w:r>
+        <w:rPr>
+          <w:rFonts w:hint="eastAsia"/>
+        </w:rPr>
+        <w:t>4년동안 싸워 동생을 굴복시킴</w:t>
+      </w:r>
+    </w:p>
+    <w:p>
+      <w:pPr>
+        <w:pStyle w:val="a6"/>
+        <w:numPr>
+          <w:ilvl w:val="0"/>
+          <w:numId w:val="1"/>
+        </w:numPr>
+      </w:pPr>
+      <w:r>
+        <w:rPr>
+          <w:rFonts w:hint="eastAsia"/>
+        </w:rPr>
+        <w:t xml:space="preserve">도읍을 연경으로 옮겨 </w:t>
+      </w:r>
+      <w:r>
+        <w:rPr>
+          <w:rFonts w:hint="eastAsia"/>
+          <w:b/>
+          <w:bCs/>
+        </w:rPr>
+        <w:t>대도</w:t>
+      </w:r>
+      <w:r>
+        <w:rPr>
+          <w:rFonts w:hint="eastAsia"/>
+        </w:rPr>
+        <w:t>라고 함</w:t>
+      </w:r>
+    </w:p>
+    <w:p>
+      <w:pPr>
+        <w:pStyle w:val="a6"/>
+        <w:numPr>
+          <w:ilvl w:val="0"/>
+          <w:numId w:val="1"/>
+        </w:numPr>
+      </w:pPr>
+      <w:r>
+        <w:rPr>
+          <w:rFonts w:hint="eastAsia"/>
+        </w:rPr>
+        <w:t xml:space="preserve">1271년 나라 이름을 </w:t>
+      </w:r>
+      <w:r>
+        <w:rPr>
+          <w:rFonts w:hint="eastAsia"/>
+          <w:b/>
+          <w:bCs/>
+        </w:rPr>
+        <w:t>원</w:t>
+      </w:r>
+    </w:p>
+    <w:p>
+      <w:pPr>
+        <w:pStyle w:val="a6"/>
+        <w:numPr>
+          <w:ilvl w:val="0"/>
+          <w:numId w:val="1"/>
+        </w:numPr>
+      </w:pPr>
+      <w:r>
+        <w:rPr>
+          <w:rFonts w:hint="eastAsia"/>
+        </w:rPr>
+        <w:t>1279년 남송 멸망, 중국 통일</w:t>
+      </w:r>
+    </w:p>
+    <w:p>
+      <w:pPr>
+        <w:pStyle w:val="a6"/>
+        <w:numPr>
+          <w:ilvl w:val="0"/>
+          <w:numId w:val="1"/>
+        </w:numPr>
+      </w:pPr>
+      <w:r>
+        <w:rPr>
+          <w:rFonts w:hint="eastAsia"/>
+        </w:rPr>
+        <w:t>유목국가에서 농업국가</w:t>
+      </w:r>
+    </w:p>
+    <w:p/>
+    <w:p>
+      <w:r>
+        <w:rPr>
+          <w:rFonts w:hint="eastAsia"/>
+        </w:rPr>
+        <w:t>몽골의 일본 침략</w:t>
+      </w:r>
+      <w:r>
+        <w:rPr>
+          <w:rFonts w:hint="eastAsia"/>
+        </w:rPr>
+        <w:t>1</w:t>
+      </w:r>
+    </w:p>
+    <w:p>
+      <w:r>
+        <w:rPr>
+          <w:rFonts w:hint="eastAsia"/>
+          <w:b/>
+          <w:bCs/>
+        </w:rPr>
+        <w:t xml:space="preserve">1259년 </w:t>
+      </w:r>
+      <w:r>
+        <w:rPr>
+          <w:rFonts w:hint="eastAsia"/>
+          <w:b/>
+          <w:bCs/>
+        </w:rPr>
+        <w:t>고려 복속</w:t>
+      </w:r>
+    </w:p>
+    <w:p>
+      <w:r>
+        <w:rPr>
+          <w:b/>
+          <w:bCs/>
+        </w:rPr>
+        <w:t>1266년</w:t>
+      </w:r>
+      <w:r>
+        <w:t xml:space="preserve"> 원의 사신은 일본과 통교하는 데 고려가 책임을 다라라는 조서 전달</w:t>
+      </w:r>
+    </w:p>
+    <w:p>
+      <w:r>
+        <w:t xml:space="preserve"> 쿠빌라이, 일본행 사신이 귀국하기도 전에 남송과 일본 정벌을 위해 준비</w:t>
+      </w:r>
+    </w:p>
+    <w:p>
+      <w:r>
+        <w:rPr>
+          <w:b/>
+          <w:bCs/>
+        </w:rPr>
+        <w:t>1268년</w:t>
+      </w:r>
+      <w:r>
+        <w:t xml:space="preserve"> 쿠빌라이 칸, 일본에 조공 요구 – 일본은 교섭 자체 거부</w:t>
+      </w:r>
+    </w:p>
+    <w:p>
+      <w:r>
+        <w:rPr>
+          <w:b/>
+          <w:bCs/>
+        </w:rPr>
+        <w:t>1271년</w:t>
+      </w:r>
+      <w:r>
+        <w:t xml:space="preserve"> 원은 일본을 회유하기 위한 마지막 사신단을 고려에 보냄</w:t>
+      </w:r>
+    </w:p>
+    <w:p>
+      <w:r>
+        <w:rPr>
+          <w:b/>
+          <w:bCs/>
+        </w:rPr>
+        <w:t>1273년</w:t>
+      </w:r>
+      <w:r>
+        <w:t xml:space="preserve"> 일본으로 간 사신은 성과 없이 돌아옴</w:t>
+      </w:r>
+    </w:p>
+    <w:p>
+      <w:r>
+        <w:t>원, 삼별초 세력 진압과 고려 정부의 일본 원정 준비로 1274년 10월 일본원</w:t>
+      </w:r>
+    </w:p>
+    <w:p>
+      <w:r>
+        <w:rPr>
+          <w:rFonts w:hint="eastAsia"/>
+        </w:rPr>
+        <w:t>정</w:t>
+      </w:r>
+      <w:r>
+        <w:t xml:space="preserve"> 단행됨</w:t>
+      </w:r>
+    </w:p>
+    <w:p>
+      <w:r>
+        <w:rPr>
+          <w:rFonts w:hint="eastAsia"/>
+          <w:b/>
+          <w:bCs/>
+        </w:rPr>
+        <w:t xml:space="preserve">1274년 10월 </w:t>
+      </w:r>
+      <w:r>
+        <w:rPr>
+          <w:rFonts w:hint="eastAsia"/>
+        </w:rPr>
+        <w:t>일본 원정/몽골인, 여진인, 한인, 고려인 3만 수천명</w:t>
+      </w:r>
+    </w:p>
+    <w:p>
+      <w:r>
+        <w:rPr>
+          <w:rFonts w:hint="eastAsia"/>
+        </w:rPr>
+        <w:t>10.20. 육상전투 승리 -&gt; 다음날 기상 악화로 철수</w:t>
+      </w:r>
+    </w:p>
+    <w:p>
+      <w:pPr>
+        <w:pStyle w:val="a6"/>
+        <w:numPr>
+          <w:ilvl w:val="0"/>
+          <w:numId w:val="2"/>
+        </w:numPr>
+      </w:pPr>
+      <w:r>
+        <w:rPr>
+          <w:rFonts w:hint="eastAsia"/>
+        </w:rPr>
+        <w:t>남송과 일본의 연결을 차단하기 위한 무력 시위의 성격</w:t>
+      </w:r>
+    </w:p>
+    <w:p>
+      <w:r>
+        <w:rPr>
+          <w:rFonts w:hint="eastAsia"/>
+          <w:b/>
+          <w:bCs/>
+        </w:rPr>
+        <w:t>1279년 남송 멸망</w:t>
+      </w:r>
+    </w:p>
+    <w:p/>
+    <w:p>
+      <w:r>
+        <w:rPr>
+          <w:rFonts w:hint="eastAsia"/>
+        </w:rPr>
+        <w:t>몽골의 일본 침략</w:t>
+      </w:r>
+      <w:r>
+        <w:rPr>
+          <w:rFonts w:hint="eastAsia"/>
+        </w:rPr>
+        <w:t>2</w:t>
+      </w:r>
+    </w:p>
+    <w:p>
+      <w:r>
+        <w:rPr>
+          <w:rFonts w:hint="eastAsia"/>
+        </w:rPr>
+        <w:t>2차 침략(1281)은 1차 때의 약 다섯 배 규모</w:t>
+      </w:r>
+    </w:p>
+    <w:p>
+      <w:r>
+        <w:tab/>
+        <w:t>V</w:t>
+      </w:r>
+      <w:r>
+        <w:rPr>
+          <w:rFonts w:hint="eastAsia"/>
+        </w:rPr>
+        <w:t>s 호조 도키무네의 지도 아래 방어체제 강화</w:t>
+      </w:r>
+    </w:p>
+    <w:p>
+      <w:pPr>
+        <w:pStyle w:val="a6"/>
+        <w:numPr>
+          <w:ilvl w:val="0"/>
+          <w:numId w:val="1"/>
+        </w:numPr>
+      </w:pPr>
+      <w:r>
+        <w:rPr>
+          <w:rFonts w:hint="eastAsia"/>
+          <w:b/>
+          <w:bCs/>
+        </w:rPr>
+        <w:t>1281년 5월</w:t>
+      </w:r>
+      <w:r>
+        <w:rPr>
+          <w:rFonts w:hint="eastAsia"/>
+        </w:rPr>
+        <w:t xml:space="preserve"> 동로군, 하카타 만 침입</w:t>
+      </w:r>
+    </w:p>
+    <w:p>
+      <w:pPr>
+        <w:pStyle w:val="a6"/>
+        <w:numPr>
+          <w:ilvl w:val="1"/>
+          <w:numId w:val="1"/>
+        </w:numPr>
+      </w:pPr>
+      <w:r>
+        <w:rPr>
+          <w:rFonts w:hint="eastAsia"/>
+        </w:rPr>
+        <w:t>일본군 저항, 이키로 물러남, 강남군과 합류</w:t>
+      </w:r>
+    </w:p>
+    <w:p>
+      <w:pPr>
+        <w:pStyle w:val="a6"/>
+        <w:numPr>
+          <w:ilvl w:val="1"/>
+          <w:numId w:val="1"/>
+        </w:numPr>
+      </w:pPr>
+      <w:r>
+        <w:rPr>
+          <w:rFonts w:hint="eastAsia"/>
+        </w:rPr>
+        <w:t>윤7.1(양력8.23) 태풍 엄습, 군선 대부분 난파</w:t>
+      </w:r>
+    </w:p>
+    <w:p>
+      <w:pPr>
+        <w:pStyle w:val="a6"/>
+        <w:numPr>
+          <w:ilvl w:val="0"/>
+          <w:numId w:val="1"/>
+        </w:numPr>
+      </w:pPr>
+      <w:r>
+        <w:t>‘</w:t>
+      </w:r>
+      <w:r>
+        <w:rPr>
+          <w:rFonts w:hint="eastAsia"/>
+        </w:rPr>
+        <w:t>무쿠리,고쿠리(몽골, 고려)</w:t>
+      </w:r>
+      <w:r>
+        <w:t>’</w:t>
+      </w:r>
+      <w:r>
+        <w:rPr>
+          <w:rFonts w:hint="eastAsia"/>
+        </w:rPr>
+        <w:t>가 공포심을 뜻하는 말로 사용</w:t>
+      </w:r>
+    </w:p>
+    <w:p>
+      <w:pPr>
+        <w:pStyle w:val="a6"/>
+        <w:numPr>
+          <w:ilvl w:val="0"/>
+          <w:numId w:val="1"/>
+        </w:numPr>
+        <w:rPr>
+          <w:rFonts w:hint="eastAsia"/>
+          <w:b/>
+          <w:bCs/>
+        </w:rPr>
+      </w:pPr>
+      <w:r>
+        <w:rPr>
+          <w:rFonts w:hint="eastAsia"/>
+          <w:b/>
+          <w:bCs/>
+        </w:rPr>
+        <w:t>가미카제, 신국사상 강화</w:t>
+      </w:r>
+    </w:p>
+    <w:p>
+      <w:pPr>
+        <w:rPr>
+          <w:rFonts w:hint="eastAsia"/>
+        </w:rPr>
+      </w:pPr>
+    </w:p>
+    <w:p>
+      <w:pPr>
+        <w:rPr>
+          <w:b/>
+          <w:bCs/>
+        </w:rPr>
+      </w:pPr>
+      <w:r>
+        <w:rPr>
+          <w:rFonts w:hint="eastAsia"/>
+          <w:b/>
+          <w:bCs/>
+        </w:rPr>
+        <w:lastRenderedPageBreak/>
+        <w:t>가마쿠라 막부의 쇠퇴</w:t>
+      </w:r>
+    </w:p>
+    <w:p>
+      <w:pPr>
+        <w:pStyle w:val="a6"/>
+        <w:numPr>
+          <w:ilvl w:val="0"/>
+          <w:numId w:val="1"/>
+        </w:numPr>
+      </w:pPr>
+      <w:r>
+        <w:rPr>
+          <w:rFonts w:hint="eastAsia"/>
+        </w:rPr>
+        <w:t>막부 내 호조 씨의 본가인 도쿠소 권력이 강화</w:t>
+      </w:r>
+    </w:p>
+    <w:p>
+      <w:pPr>
+        <w:pStyle w:val="a6"/>
+        <w:numPr>
+          <w:ilvl w:val="0"/>
+          <w:numId w:val="1"/>
+        </w:numPr>
+      </w:pPr>
+      <w:r>
+        <w:rPr>
+          <w:rFonts w:hint="eastAsia"/>
+        </w:rPr>
+        <w:t>도키무네 시대</w:t>
+      </w:r>
+    </w:p>
+    <w:p>
+      <w:pPr>
+        <w:pStyle w:val="a6"/>
+        <w:numPr>
+          <w:ilvl w:val="1"/>
+          <w:numId w:val="1"/>
+        </w:numPr>
+      </w:pPr>
+      <w:r>
+        <w:rPr>
+          <w:rFonts w:hint="eastAsia"/>
+        </w:rPr>
+        <w:t>호조 씨가 평정중,인부중등 막부 요직에 대거 진출</w:t>
+      </w:r>
+    </w:p>
+    <w:p>
+      <w:pPr>
+        <w:pStyle w:val="a6"/>
+        <w:numPr>
+          <w:ilvl w:val="1"/>
+          <w:numId w:val="1"/>
+        </w:numPr>
+      </w:pPr>
+      <w:r>
+        <w:rPr>
+          <w:rFonts w:hint="eastAsia"/>
+        </w:rPr>
+        <w:t>각국의</w:t>
+      </w:r>
+      <w:r>
+        <w:t xml:space="preserve"> 슈고직을 일족으로 채웠고 방대한 영지 확보</w:t>
+      </w:r>
+    </w:p>
+    <w:p>
+      <w:pPr>
+        <w:pStyle w:val="a6"/>
+        <w:numPr>
+          <w:ilvl w:val="0"/>
+          <w:numId w:val="1"/>
+        </w:numPr>
+      </w:pPr>
+      <w:r>
+        <w:rPr>
+          <w:rFonts w:hint="eastAsia"/>
+          <w:b/>
+          <w:bCs/>
+        </w:rPr>
+        <w:t>1285년</w:t>
+      </w:r>
+      <w:r>
+        <w:rPr>
+          <w:rFonts w:hint="eastAsia"/>
+        </w:rPr>
+        <w:t xml:space="preserve"> </w:t>
+      </w:r>
+      <w:r>
+        <w:rPr>
+          <w:rFonts w:hint="eastAsia"/>
+        </w:rPr>
+        <w:t>미우치비토</w:t>
+      </w:r>
+      <w:r>
+        <w:t>의 지도자 다이라노 요리쓰나</w:t>
+      </w:r>
+      <w:r>
+        <w:rPr>
+          <w:rFonts w:hint="eastAsia"/>
+        </w:rPr>
+        <w:t>가</w:t>
+      </w:r>
+      <w:r>
+        <w:t xml:space="preserve"> 유력 고케닌이자 도쿠소의 외척인 아다치 야스모리 멸망시킴</w:t>
+      </w:r>
+    </w:p>
+    <w:p>
+      <w:pPr>
+        <w:pStyle w:val="a6"/>
+        <w:numPr>
+          <w:ilvl w:val="0"/>
+          <w:numId w:val="1"/>
+        </w:numPr>
+        <w:rPr>
+          <w:rFonts w:hint="eastAsia"/>
+        </w:rPr>
+      </w:pPr>
+      <w:r>
+        <w:t>1293년 요리쓰나는 도키무네의 아들 사다토키(9)에게 살해되나</w:t>
+      </w:r>
+      <w:r>
+        <w:rPr>
+          <w:rFonts w:hint="eastAsia"/>
+        </w:rPr>
+        <w:t xml:space="preserve"> </w:t>
+      </w:r>
+      <w:r>
+        <w:rPr>
+          <w:rFonts w:hint="eastAsia"/>
+        </w:rPr>
+        <w:t>미우치비토의</w:t>
+      </w:r>
+      <w:r>
+        <w:t xml:space="preserve"> 정계 진출 계속</w:t>
+      </w:r>
+    </w:p>
+    <w:p>
+      <w:pPr>
+        <w:rPr>
+          <w:b/>
+          <w:bCs/>
+        </w:rPr>
+      </w:pPr>
+      <w:r>
+        <w:rPr>
+          <w:rFonts w:hint="eastAsia"/>
+          <w:b/>
+          <w:bCs/>
+        </w:rPr>
+        <w:t>가마쿠라 막부의 구조</w:t>
+      </w:r>
+    </w:p>
+    <w:p>
+      <w:pPr>
+        <w:pStyle w:val="a6"/>
+        <w:numPr>
+          <w:ilvl w:val="0"/>
+          <w:numId w:val="1"/>
+        </w:numPr>
+        <w:rPr>
+          <w:rFonts w:hint="eastAsia"/>
+          <w:b/>
+          <w:bCs/>
+        </w:rPr>
+      </w:pPr>
+      <w:r>
+        <w:rPr>
+          <w:rFonts w:hint="eastAsia"/>
+        </w:rPr>
+        <w:t>년도는 설치</w:t>
+      </w:r>
+      <w:r>
+        <w:rPr>
+          <w:rFonts w:hint="eastAsia"/>
+        </w:rPr>
+        <w:t xml:space="preserve"> 연도</w:t>
+      </w:r>
+    </w:p>
+    <w:p>
+      <w:pPr>
+        <w:pStyle w:val="a6"/>
+        <w:numPr>
+          <w:ilvl w:val="0"/>
+          <w:numId w:val="1"/>
+        </w:numPr>
+      </w:pPr>
+      <w:r>
+        <w:rPr>
+          <w:rFonts w:hint="eastAsia"/>
+        </w:rPr>
+        <w:t>쇼군</w:t>
+      </w:r>
+    </w:p>
+    <w:p>
+      <w:pPr>
+        <w:pStyle w:val="a6"/>
+        <w:numPr>
+          <w:ilvl w:val="1"/>
+          <w:numId w:val="1"/>
+        </w:numPr>
+      </w:pPr>
+      <w:r>
+        <w:rPr>
+          <w:rFonts w:hint="eastAsia"/>
+        </w:rPr>
+        <w:t>집권</w:t>
+      </w:r>
+    </w:p>
+    <w:p>
+      <w:pPr>
+        <w:pStyle w:val="a6"/>
+        <w:numPr>
+          <w:ilvl w:val="2"/>
+          <w:numId w:val="1"/>
+        </w:numPr>
+      </w:pPr>
+      <w:r>
+        <w:rPr>
+          <w:rFonts w:hint="eastAsia"/>
+        </w:rPr>
+        <w:t>시소(1180년) 고케닌 통솔</w:t>
+      </w:r>
+    </w:p>
+    <w:p>
+      <w:pPr>
+        <w:pStyle w:val="a6"/>
+        <w:numPr>
+          <w:ilvl w:val="2"/>
+          <w:numId w:val="1"/>
+        </w:numPr>
+      </w:pPr>
+      <w:r>
+        <w:rPr>
+          <w:rFonts w:hint="eastAsia"/>
+        </w:rPr>
+        <w:t>정소(1184년) 공문소, 정무</w:t>
+      </w:r>
+    </w:p>
+    <w:p>
+      <w:pPr>
+        <w:pStyle w:val="a6"/>
+        <w:numPr>
+          <w:ilvl w:val="2"/>
+          <w:numId w:val="1"/>
+        </w:numPr>
+      </w:pPr>
+      <w:r>
+        <w:rPr>
+          <w:rFonts w:hint="eastAsia"/>
+        </w:rPr>
+        <w:t>문주소(1184년) 재판, 소송</w:t>
+      </w:r>
+    </w:p>
+    <w:p>
+      <w:pPr>
+        <w:pStyle w:val="a6"/>
+        <w:numPr>
+          <w:ilvl w:val="2"/>
+          <w:numId w:val="1"/>
+        </w:numPr>
+      </w:pPr>
+      <w:r>
+        <w:rPr>
+          <w:rFonts w:hint="eastAsia"/>
+        </w:rPr>
+        <w:t>육파라탐제</w:t>
+      </w:r>
+      <w:r>
+        <w:rPr>
+          <w:rFonts w:hint="eastAsia"/>
+        </w:rPr>
+        <w:t>: 조정 감시</w:t>
+      </w:r>
+    </w:p>
+    <w:p>
+      <w:pPr>
+        <w:pStyle w:val="a6"/>
+        <w:numPr>
+          <w:ilvl w:val="2"/>
+          <w:numId w:val="1"/>
+        </w:numPr>
+      </w:pPr>
+      <w:r>
+        <w:rPr>
+          <w:rFonts w:hint="eastAsia"/>
+        </w:rPr>
+        <w:t>슈고</w:t>
+      </w:r>
+      <w:r>
+        <w:rPr>
+          <w:rFonts w:hint="eastAsia"/>
+        </w:rPr>
+        <w:t>: 국 내의 군사, 경찰</w:t>
+      </w:r>
+    </w:p>
+    <w:p>
+      <w:pPr>
+        <w:pStyle w:val="a6"/>
+        <w:numPr>
+          <w:ilvl w:val="2"/>
+          <w:numId w:val="1"/>
+        </w:numPr>
+        <w:rPr>
+          <w:rFonts w:hint="eastAsia"/>
+        </w:rPr>
+      </w:pPr>
+      <w:r>
+        <w:rPr>
+          <w:rFonts w:hint="eastAsia"/>
+        </w:rPr>
+        <w:t>지토</w:t>
+      </w:r>
+      <w:r>
+        <w:rPr>
+          <w:rFonts w:hint="eastAsia"/>
+        </w:rPr>
+        <w:t>: 장원 등 관리</w:t>
+      </w:r>
+    </w:p>
+    <w:p>
+      <w:pPr>
+        <w:rPr>
+          <w:b/>
+          <w:bCs/>
+        </w:rPr>
+      </w:pPr>
+      <w:r>
+        <w:rPr>
+          <w:rFonts w:hint="eastAsia"/>
+          <w:b/>
+          <w:bCs/>
+        </w:rPr>
+        <w:t>가마쿠라 막부의 쇠퇴 2</w:t>
+      </w:r>
+    </w:p>
+    <w:p>
+      <w:pPr>
+        <w:pStyle w:val="a6"/>
+        <w:numPr>
+          <w:ilvl w:val="0"/>
+          <w:numId w:val="1"/>
+        </w:numPr>
+      </w:pPr>
+      <w:r>
+        <w:rPr>
+          <w:rFonts w:hint="eastAsia"/>
+        </w:rPr>
+        <w:t>장원공령제에 입각한 사회체제 동요</w:t>
+      </w:r>
+    </w:p>
+    <w:p>
+      <w:pPr>
+        <w:pStyle w:val="a6"/>
+        <w:numPr>
+          <w:ilvl w:val="1"/>
+          <w:numId w:val="1"/>
+        </w:numPr>
+      </w:pPr>
+      <w:r>
+        <w:rPr>
+          <w:rFonts w:hint="eastAsia"/>
+        </w:rPr>
+        <w:t>농업과 상업의 발달, 화폐경제의 발전, 생산력의 향상</w:t>
+      </w:r>
+    </w:p>
+    <w:p>
+      <w:pPr>
+        <w:pStyle w:val="a6"/>
+        <w:numPr>
+          <w:ilvl w:val="0"/>
+          <w:numId w:val="1"/>
+        </w:numPr>
+      </w:pPr>
+      <w:r>
+        <w:rPr>
+          <w:rFonts w:hint="eastAsia"/>
+        </w:rPr>
+        <w:t>장원영주와 지토에 대한 농민의 저항, 악당이라 불린 무사의 움직임</w:t>
+      </w:r>
+    </w:p>
+    <w:p>
+      <w:pPr>
+        <w:pStyle w:val="a6"/>
+        <w:numPr>
+          <w:ilvl w:val="0"/>
+          <w:numId w:val="1"/>
+        </w:numPr>
+      </w:pPr>
+      <w:r>
+        <w:rPr>
+          <w:rFonts w:hint="eastAsia"/>
+          <w:b/>
+          <w:bCs/>
+        </w:rPr>
+        <w:t>몽골의 침략은 고케닌에게 많은 희생 강요. 충분한 보상을 받지 못함.</w:t>
+      </w:r>
+    </w:p>
+    <w:p>
+      <w:pPr>
+        <w:pStyle w:val="a6"/>
+        <w:numPr>
+          <w:ilvl w:val="1"/>
+          <w:numId w:val="1"/>
+        </w:numPr>
+      </w:pPr>
+      <w:r>
+        <w:rPr>
+          <w:rFonts w:hint="eastAsia"/>
+        </w:rPr>
+        <w:t>1294년 보상 중단 선언</w:t>
+      </w:r>
+    </w:p>
+    <w:p>
+      <w:pPr>
+        <w:pStyle w:val="a6"/>
+        <w:numPr>
+          <w:ilvl w:val="0"/>
+          <w:numId w:val="1"/>
+        </w:numPr>
+      </w:pPr>
+      <w:r>
+        <w:rPr>
+          <w:rFonts w:hint="eastAsia"/>
+        </w:rPr>
+        <w:t>고케닌의 분할상속</w:t>
+      </w:r>
+      <w:r>
+        <w:rPr>
+          <w:rFonts w:hint="eastAsia"/>
+        </w:rPr>
+        <w:t>(대를 거듭할수록 줄어듦)</w:t>
+      </w:r>
+      <w:r>
+        <w:rPr>
+          <w:rFonts w:hint="eastAsia"/>
+        </w:rPr>
+        <w:t>, 화폐경제로 궁핍화</w:t>
+      </w:r>
+    </w:p>
+    <w:p>
+      <w:pPr>
+        <w:pStyle w:val="a6"/>
+        <w:numPr>
+          <w:ilvl w:val="1"/>
+          <w:numId w:val="1"/>
+        </w:numPr>
+      </w:pPr>
+      <w:r>
+        <w:rPr>
+          <w:rFonts w:hint="eastAsia"/>
+        </w:rPr>
+        <w:t>1297년 막부는 덕정령 발포하나 고케닌 몰락</w:t>
+      </w:r>
+    </w:p>
+    <w:p>
+      <w:pPr>
+        <w:pStyle w:val="a6"/>
+        <w:numPr>
+          <w:ilvl w:val="1"/>
+          <w:numId w:val="1"/>
+        </w:numPr>
+        <w:rPr>
+          <w:rFonts w:hint="eastAsia"/>
+        </w:rPr>
+      </w:pPr>
+      <w:r>
+        <w:rPr>
+          <w:rFonts w:hint="eastAsia"/>
+        </w:rPr>
+        <w:t>다음 시대부터 분할상속이 아닌 적장자에게 단독상속</w:t>
+      </w:r>
+    </w:p>
+    <w:p>
+      <w:pPr>
+        <w:rPr>
+          <w:b/>
+          <w:bCs/>
+        </w:rPr>
+      </w:pPr>
+      <w:r>
+        <w:rPr>
+          <w:rFonts w:hint="eastAsia"/>
+          <w:b/>
+          <w:bCs/>
+        </w:rPr>
+        <w:t>가마쿠라 막부 멸망</w:t>
+      </w:r>
+    </w:p>
+    <w:p>
+      <w:pPr>
+        <w:pStyle w:val="a6"/>
+        <w:numPr>
+          <w:ilvl w:val="0"/>
+          <w:numId w:val="1"/>
+        </w:numPr>
+      </w:pPr>
+      <w:r>
+        <w:rPr>
+          <w:rFonts w:hint="eastAsia"/>
+        </w:rPr>
+        <w:t>호조 씨는 점차 천황가의 내부문제에 간여</w:t>
+      </w:r>
+    </w:p>
+    <w:p>
+      <w:pPr>
+        <w:pStyle w:val="a6"/>
+        <w:numPr>
+          <w:ilvl w:val="1"/>
+          <w:numId w:val="1"/>
+        </w:numPr>
+      </w:pPr>
+      <w:r>
+        <w:rPr>
+          <w:rFonts w:hint="eastAsia"/>
+        </w:rPr>
+        <w:t xml:space="preserve">지묘인계통 vs 다이카쿠지계 -&gt; </w:t>
+      </w:r>
+      <w:r>
+        <w:t>‘</w:t>
+      </w:r>
+      <w:r>
+        <w:rPr>
+          <w:rFonts w:hint="eastAsia"/>
+        </w:rPr>
+        <w:t>양통질립</w:t>
+      </w:r>
+      <w:r>
+        <w:t>’</w:t>
+      </w:r>
+      <w:r>
+        <w:rPr>
+          <w:rFonts w:hint="eastAsia"/>
+        </w:rPr>
+        <w:t>: 두 계통이 교대로 천황 취임</w:t>
+      </w:r>
+    </w:p>
+    <w:p>
+      <w:pPr>
+        <w:pStyle w:val="a6"/>
+        <w:numPr>
+          <w:ilvl w:val="0"/>
+          <w:numId w:val="1"/>
+        </w:numPr>
+      </w:pPr>
+      <w:r>
+        <w:rPr>
+          <w:rFonts w:hint="eastAsia"/>
+        </w:rPr>
+        <w:t xml:space="preserve">다이카쿠지 계통의 </w:t>
+      </w:r>
+      <w:r>
+        <w:rPr>
+          <w:rFonts w:hint="eastAsia"/>
+          <w:b/>
+          <w:bCs/>
+        </w:rPr>
+        <w:t>고다이고 천황</w:t>
+      </w:r>
+      <w:r>
+        <w:rPr>
+          <w:rFonts w:hint="eastAsia"/>
+        </w:rPr>
+        <w:t>은 막부를 타도하고자하나 두 차례 시도 실패</w:t>
+      </w:r>
+    </w:p>
+    <w:p>
+      <w:pPr>
+        <w:pStyle w:val="a6"/>
+        <w:numPr>
+          <w:ilvl w:val="0"/>
+          <w:numId w:val="1"/>
+        </w:numPr>
+      </w:pPr>
+      <w:r>
+        <w:rPr>
+          <w:rFonts w:hint="eastAsia"/>
+        </w:rPr>
+        <w:t>호조 씨는 직계 가신만 편애, 무사들의 생활 궁핍 -&gt; 무사 반란</w:t>
+      </w:r>
+    </w:p>
+    <w:p>
+      <w:pPr>
+        <w:pStyle w:val="a6"/>
+        <w:numPr>
+          <w:ilvl w:val="0"/>
+          <w:numId w:val="1"/>
+        </w:numPr>
+      </w:pPr>
+      <w:r>
+        <w:rPr>
+          <w:rFonts w:hint="eastAsia"/>
+          <w:b/>
+          <w:bCs/>
+        </w:rPr>
+        <w:t>1333년</w:t>
+      </w:r>
+      <w:r>
+        <w:rPr>
+          <w:rFonts w:hint="eastAsia"/>
+        </w:rPr>
+        <w:t xml:space="preserve"> 윤2월 고다이고 천황은 유배지 오키에서 탈출, 아시카가 다카우지의 배신</w:t>
+      </w:r>
+    </w:p>
+    <w:p>
+      <w:pPr>
+        <w:pStyle w:val="a6"/>
+        <w:numPr>
+          <w:ilvl w:val="0"/>
+          <w:numId w:val="1"/>
+        </w:numPr>
+        <w:rPr>
+          <w:rFonts w:hint="eastAsia"/>
+        </w:rPr>
+      </w:pPr>
+      <w:r>
+        <w:rPr>
+          <w:rFonts w:hint="eastAsia"/>
+        </w:rPr>
+        <w:t>5월 호조 다카토키 일족 집단 자살로 막부 멸망</w:t>
+      </w:r>
     </w:p>
     <w:sectPr>
       <w:pgSz w:w="11906" w:h="16838"/>
